--- a/tfs-shuttle/docs/shuttle app development part 2.docx
+++ b/tfs-shuttle/docs/shuttle app development part 2.docx
@@ -4,6 +4,3056 @@
   <w:body>
     <w:p>
       <w:r>
+        <w:fldChar w:fldCharType="begin"/>
+      </w:r>
+      <w:r>
+        <w:instrText>HYPERLINK "https://chatgpt.com/"</w:instrText>
+      </w:r>
+      <w:r>
+        <w:fldChar w:fldCharType="separate"/>
+      </w:r>
+      <w:r>
+        <w:rPr>
+          <w:rStyle w:val="Hyperlink"/>
+        </w:rPr>
+        <w:t>ChatGPT</w:t>
+      </w:r>
+      <w:r>
+        <w:fldChar w:fldCharType="end"/>
+      </w:r>
+    </w:p>
+    <w:p>
+      <w:pPr>
+        <w:numPr>
+          <w:ilvl w:val="0"/>
+          <w:numId w:val="9"/>
+        </w:numPr>
+      </w:pPr>
+    </w:p>
+    <w:p>
+      <w:pPr>
+        <w:numPr>
+          <w:ilvl w:val="0"/>
+          <w:numId w:val="9"/>
+        </w:numPr>
+      </w:pPr>
+    </w:p>
+    <w:p>
+      <w:pPr>
+        <w:rPr>
+          <w:rStyle w:val="Hyperlink"/>
+        </w:rPr>
+      </w:pPr>
+      <w:r>
+        <w:fldChar w:fldCharType="begin"/>
+      </w:r>
+      <w:r>
+        <w:instrText>HYPERLINK "https://chatgpt.com/"</w:instrText>
+      </w:r>
+      <w:r>
+        <w:fldChar w:fldCharType="separate"/>
+      </w:r>
+    </w:p>
+    <w:p>
+      <w:r>
+        <w:fldChar w:fldCharType="end"/>
+      </w:r>
+    </w:p>
+    <w:p>
+      <w:pPr>
+        <w:numPr>
+          <w:ilvl w:val="0"/>
+          <w:numId w:val="10"/>
+        </w:numPr>
+      </w:pPr>
+    </w:p>
+    <w:p>
+      <w:pPr>
+        <w:numPr>
+          <w:ilvl w:val="0"/>
+          <w:numId w:val="10"/>
+        </w:numPr>
+      </w:pPr>
+    </w:p>
+    <w:p>
+      <w:r>
+        <w:t>ChatGPT conversation on shuttle system.docx</w:t>
+      </w:r>
+    </w:p>
+    <w:p>
+      <w:r>
+        <w:t>Document</w:t>
+      </w:r>
+    </w:p>
+    <w:p>
+      <w:r>
+        <w:br/>
+      </w:r>
+    </w:p>
+    <w:p>
+      <w:r>
+        <w:t xml:space="preserve">That's </w:t>
+      </w:r>
+      <w:proofErr w:type="gramStart"/>
+      <w:r>
+        <w:t>actually a</w:t>
+      </w:r>
+      <w:proofErr w:type="gramEnd"/>
+      <w:r>
+        <w:t xml:space="preserve"> great workflow, and I </w:t>
+      </w:r>
+      <w:r>
+        <w:rPr>
+          <w:b/>
+          <w:bCs/>
+        </w:rPr>
+        <w:t>wouldn't change it</w:t>
+      </w:r>
+      <w:r>
+        <w:t>.</w:t>
+      </w:r>
+    </w:p>
+    <w:p>
+      <w:r>
+        <w:t>You've already trained your customers to use the website, whether they:</w:t>
+      </w:r>
+    </w:p>
+    <w:p>
+      <w:pPr>
+        <w:numPr>
+          <w:ilvl w:val="0"/>
+          <w:numId w:val="11"/>
+        </w:numPr>
+      </w:pPr>
+      <w:r>
+        <w:t>call the shop,</w:t>
+      </w:r>
+    </w:p>
+    <w:p>
+      <w:pPr>
+        <w:numPr>
+          <w:ilvl w:val="0"/>
+          <w:numId w:val="11"/>
+        </w:numPr>
+      </w:pPr>
+      <w:r>
+        <w:t>walk into the shop, or</w:t>
+      </w:r>
+    </w:p>
+    <w:p>
+      <w:pPr>
+        <w:numPr>
+          <w:ilvl w:val="0"/>
+          <w:numId w:val="11"/>
+        </w:numPr>
+      </w:pPr>
+      <w:r>
+        <w:t>scan the QR code at the counter.</w:t>
+      </w:r>
+    </w:p>
+    <w:p>
+      <w:r>
+        <w:t>That's a simple, consistent process.</w:t>
+      </w:r>
+    </w:p>
+    <w:p>
+      <w:r>
+        <w:t>What that means for the software is that we can skip an approval step entirely.</w:t>
+      </w:r>
+    </w:p>
+    <w:p>
+      <w:pPr>
+        <w:rPr>
+          <w:b/>
+          <w:bCs/>
+        </w:rPr>
+      </w:pPr>
+      <w:r>
+        <w:rPr>
+          <w:b/>
+          <w:bCs/>
+        </w:rPr>
+        <w:t>Updated workflow</w:t>
+      </w:r>
+    </w:p>
+    <w:p>
+      <w:r>
+        <w:t>Customer</w:t>
+      </w:r>
+      <w:r>
+        <w:br/>
+        <w:t xml:space="preserve">     │</w:t>
+      </w:r>
+      <w:r>
+        <w:br/>
+        <w:t xml:space="preserve">     </w:t>
+      </w:r>
+      <w:r>
+        <w:rPr>
+          <w:rFonts w:ascii="Arial" w:hAnsi="Arial" w:cs="Arial"/>
+        </w:rPr>
+        <w:t>▼</w:t>
+      </w:r>
+      <w:r>
+        <w:br/>
+        <w:t>Website Booking Form</w:t>
+      </w:r>
+      <w:r>
+        <w:br/>
+        <w:t xml:space="preserve">     │</w:t>
+      </w:r>
+      <w:r>
+        <w:br/>
+        <w:t xml:space="preserve">     </w:t>
+      </w:r>
+      <w:r>
+        <w:rPr>
+          <w:rFonts w:ascii="Arial" w:hAnsi="Arial" w:cs="Arial"/>
+        </w:rPr>
+        <w:t>▼</w:t>
+      </w:r>
+      <w:r>
+        <w:br/>
+        <w:t>Reservation Created</w:t>
+      </w:r>
+      <w:r>
+        <w:br/>
+        <w:t>(Status = Scheduled)</w:t>
+      </w:r>
+      <w:r>
+        <w:br/>
+        <w:t xml:space="preserve">     </w:t>
+      </w:r>
+      <w:r>
+        <w:rPr>
+          <w:rFonts w:ascii="Aptos" w:hAnsi="Aptos" w:cs="Aptos"/>
+        </w:rPr>
+        <w:t>│</w:t>
+      </w:r>
+      <w:r>
+        <w:br/>
+        <w:t xml:space="preserve">     </w:t>
+      </w:r>
+      <w:r>
+        <w:rPr>
+          <w:rFonts w:ascii="MS Gothic" w:eastAsia="MS Gothic" w:hAnsi="MS Gothic" w:cs="MS Gothic" w:hint="eastAsia"/>
+        </w:rPr>
+        <w:t>├</w:t>
+      </w:r>
+      <w:r>
+        <w:rPr>
+          <w:rFonts w:ascii="Aptos" w:hAnsi="Aptos" w:cs="Aptos"/>
+        </w:rPr>
+        <w:t>──</w:t>
+      </w:r>
+      <w:r>
+        <w:t xml:space="preserve"> Save to database</w:t>
+      </w:r>
+      <w:r>
+        <w:br/>
+      </w:r>
+      <w:r>
+        <w:lastRenderedPageBreak/>
+        <w:t xml:space="preserve">     </w:t>
+      </w:r>
+      <w:r>
+        <w:rPr>
+          <w:rFonts w:ascii="MS Gothic" w:eastAsia="MS Gothic" w:hAnsi="MS Gothic" w:cs="MS Gothic" w:hint="eastAsia"/>
+        </w:rPr>
+        <w:t>├</w:t>
+      </w:r>
+      <w:r>
+        <w:rPr>
+          <w:rFonts w:ascii="Aptos" w:hAnsi="Aptos" w:cs="Aptos"/>
+        </w:rPr>
+        <w:t>──</w:t>
+      </w:r>
+      <w:r>
+        <w:t xml:space="preserve"> Send SMS to staff</w:t>
+      </w:r>
+      <w:r>
+        <w:br/>
+        <w:t xml:space="preserve">     </w:t>
+      </w:r>
+      <w:r>
+        <w:rPr>
+          <w:rFonts w:ascii="MS Gothic" w:eastAsia="MS Gothic" w:hAnsi="MS Gothic" w:cs="MS Gothic" w:hint="eastAsia"/>
+        </w:rPr>
+        <w:t>├</w:t>
+      </w:r>
+      <w:r>
+        <w:rPr>
+          <w:rFonts w:ascii="Aptos" w:hAnsi="Aptos" w:cs="Aptos"/>
+        </w:rPr>
+        <w:t>──</w:t>
+      </w:r>
+      <w:r>
+        <w:t xml:space="preserve"> Send confirmation email</w:t>
+      </w:r>
+      <w:r>
+        <w:br/>
+        <w:t xml:space="preserve">     </w:t>
+      </w:r>
+      <w:r>
+        <w:rPr>
+          <w:rFonts w:ascii="Aptos" w:hAnsi="Aptos" w:cs="Aptos"/>
+        </w:rPr>
+        <w:t>└──</w:t>
+      </w:r>
+      <w:r>
+        <w:t xml:space="preserve"> Show on dispatch dashboard</w:t>
+      </w:r>
+    </w:p>
+    <w:p>
+      <w:r>
+        <w:t>The staff then simply changes the reservation status as work progresses:</w:t>
+      </w:r>
+    </w:p>
+    <w:p>
+      <w:pPr>
+        <w:numPr>
+          <w:ilvl w:val="0"/>
+          <w:numId w:val="12"/>
+        </w:numPr>
+      </w:pPr>
+      <w:r>
+        <w:rPr>
+          <w:rFonts w:ascii="Segoe UI Emoji" w:hAnsi="Segoe UI Emoji" w:cs="Segoe UI Emoji"/>
+        </w:rPr>
+        <w:t>🟦</w:t>
+      </w:r>
+      <w:r>
+        <w:t xml:space="preserve"> Scheduled</w:t>
+      </w:r>
+    </w:p>
+    <w:p>
+      <w:pPr>
+        <w:numPr>
+          <w:ilvl w:val="0"/>
+          <w:numId w:val="12"/>
+        </w:numPr>
+      </w:pPr>
+      <w:r>
+        <w:rPr>
+          <w:rFonts w:ascii="Segoe UI Emoji" w:hAnsi="Segoe UI Emoji" w:cs="Segoe UI Emoji"/>
+        </w:rPr>
+        <w:t>🟨</w:t>
+      </w:r>
+      <w:r>
+        <w:t xml:space="preserve"> Picked Up</w:t>
+      </w:r>
+    </w:p>
+    <w:p>
+      <w:pPr>
+        <w:numPr>
+          <w:ilvl w:val="0"/>
+          <w:numId w:val="12"/>
+        </w:numPr>
+      </w:pPr>
+      <w:r>
+        <w:rPr>
+          <w:rFonts w:ascii="Segoe UI Emoji" w:hAnsi="Segoe UI Emoji" w:cs="Segoe UI Emoji"/>
+        </w:rPr>
+        <w:t>🟩</w:t>
+      </w:r>
+      <w:r>
+        <w:t xml:space="preserve"> Delivered</w:t>
+      </w:r>
+    </w:p>
+    <w:p>
+      <w:pPr>
+        <w:numPr>
+          <w:ilvl w:val="0"/>
+          <w:numId w:val="12"/>
+        </w:numPr>
+      </w:pPr>
+      <w:r>
+        <w:rPr>
+          <w:rFonts w:ascii="Segoe UI Emoji" w:hAnsi="Segoe UI Emoji" w:cs="Segoe UI Emoji"/>
+        </w:rPr>
+        <w:t>⚪</w:t>
+      </w:r>
+      <w:r>
+        <w:t xml:space="preserve"> Completed</w:t>
+      </w:r>
+    </w:p>
+    <w:p>
+      <w:r>
+        <w:t>No "Pending" state is needed.</w:t>
+      </w:r>
+    </w:p>
+    <w:p>
+      <w:r>
+        <w:pict w14:anchorId="091F4278">
+          <v:rect id="_x0000_i1331" style="width:0;height:1.5pt" o:hralign="center" o:hrstd="t" o:hr="t" fillcolor="#a0a0a0" stroked="f"/>
+        </w:pict>
+      </w:r>
+    </w:p>
+    <w:p>
+      <w:pPr>
+        <w:rPr>
+          <w:b/>
+          <w:bCs/>
+        </w:rPr>
+      </w:pPr>
+      <w:r>
+        <w:rPr>
+          <w:b/>
+          <w:bCs/>
+        </w:rPr>
+        <w:t>One thing I think we should improve</w:t>
+      </w:r>
+    </w:p>
+    <w:p>
+      <w:r>
+        <w:t xml:space="preserve">From what you've described, you're currently using </w:t>
+      </w:r>
+      <w:proofErr w:type="spellStart"/>
+      <w:r>
+        <w:t>Forms.app</w:t>
+      </w:r>
+      <w:proofErr w:type="spellEnd"/>
+      <w:r>
+        <w:t xml:space="preserve"> as the "middleman."</w:t>
+      </w:r>
+    </w:p>
+    <w:p>
+      <w:r>
+        <w:t>I think our software should replace that completely.</w:t>
+      </w:r>
+    </w:p>
+    <w:p>
+      <w:r>
+        <w:t>So instead of:</w:t>
+      </w:r>
+    </w:p>
+    <w:p>
+      <w:r>
+        <w:t>Website</w:t>
+      </w:r>
+      <w:r>
+        <w:br/>
+        <w:t xml:space="preserve">    ↓</w:t>
+      </w:r>
+      <w:r>
+        <w:br/>
+      </w:r>
+      <w:proofErr w:type="spellStart"/>
+      <w:r>
+        <w:t>Forms.app</w:t>
+      </w:r>
+      <w:proofErr w:type="spellEnd"/>
+      <w:r>
+        <w:br/>
+        <w:t xml:space="preserve">    ↓</w:t>
+      </w:r>
+      <w:r>
+        <w:br/>
+        <w:t>Email</w:t>
+      </w:r>
+    </w:p>
+    <w:p>
+      <w:r>
+        <w:t>You'll have:</w:t>
+      </w:r>
+    </w:p>
+    <w:p>
+      <w:r>
+        <w:t>Website</w:t>
+      </w:r>
+      <w:r>
+        <w:br/>
+        <w:t xml:space="preserve">    ↓</w:t>
+      </w:r>
+      <w:r>
+        <w:br/>
+        <w:t>Thermopolis Shuttle System</w:t>
+      </w:r>
+      <w:r>
+        <w:br/>
+        <w:t xml:space="preserve">    ↓</w:t>
+      </w:r>
+      <w:r>
+        <w:br/>
+        <w:t>Database</w:t>
+      </w:r>
+      <w:r>
+        <w:br/>
+        <w:t xml:space="preserve">    ↓</w:t>
+      </w:r>
+      <w:r>
+        <w:br/>
+        <w:t>Dashboard</w:t>
+      </w:r>
+      <w:r>
+        <w:br/>
+        <w:t xml:space="preserve">    ↓</w:t>
+      </w:r>
+      <w:r>
+        <w:br/>
+        <w:t>SMS</w:t>
+      </w:r>
+    </w:p>
+    <w:p>
+      <w:r>
+        <w:lastRenderedPageBreak/>
+        <w:t>Customers won't notice any difference—they'll still go to the same Shuttle Services page—but behind the scenes, you'll have a much more capable system.</w:t>
+      </w:r>
+    </w:p>
+    <w:p>
+      <w:r>
+        <w:pict w14:anchorId="0F45B8BC">
+          <v:rect id="_x0000_i1332" style="width:0;height:1.5pt" o:hralign="center" o:hrstd="t" o:hr="t" fillcolor="#a0a0a0" stroked="f"/>
+        </w:pict>
+      </w:r>
+    </w:p>
+    <w:p>
+      <w:pPr>
+        <w:rPr>
+          <w:b/>
+          <w:bCs/>
+        </w:rPr>
+      </w:pPr>
+      <w:r>
+        <w:rPr>
+          <w:b/>
+          <w:bCs/>
+        </w:rPr>
+        <w:t>I have one suggestion that I think will make your life easier</w:t>
+      </w:r>
+    </w:p>
+    <w:p>
+      <w:r>
+        <w:t xml:space="preserve">Since customers often </w:t>
+      </w:r>
+      <w:r>
+        <w:rPr>
+          <w:b/>
+          <w:bCs/>
+        </w:rPr>
+        <w:t>call first</w:t>
+      </w:r>
+      <w:r>
+        <w:t>, I'd put a note at the top of the booking page like:</w:t>
+      </w:r>
+    </w:p>
+    <w:p>
+      <w:r>
+        <w:rPr>
+          <w:b/>
+          <w:bCs/>
+        </w:rPr>
+        <w:t>Need a river shuttle?</w:t>
+      </w:r>
+      <w:r>
+        <w:br/>
+        <w:t>Complete the form below to reserve your shuttle. Reservations are processed immediately. If you need same-day service or have questions, call the shop before submitting your request.</w:t>
+      </w:r>
+    </w:p>
+    <w:p>
+      <w:r>
+        <w:t>That sets expectations and reduces confusion.</w:t>
+      </w:r>
+    </w:p>
+    <w:p>
+      <w:r>
+        <w:pict w14:anchorId="00CCAE30">
+          <v:rect id="_x0000_i1333" style="width:0;height:1.5pt" o:hralign="center" o:hrstd="t" o:hr="t" fillcolor="#a0a0a0" stroked="f"/>
+        </w:pict>
+      </w:r>
+    </w:p>
+    <w:p>
+      <w:pPr>
+        <w:rPr>
+          <w:b/>
+          <w:bCs/>
+        </w:rPr>
+      </w:pPr>
+      <w:r>
+        <w:rPr>
+          <w:b/>
+          <w:bCs/>
+        </w:rPr>
+        <w:t>Here's what I'd like us to build first</w:t>
+      </w:r>
+    </w:p>
+    <w:p>
+      <w:r>
+        <w:t>Rather than coding everything at once, we'll build it in small, testable pieces.</w:t>
+      </w:r>
+    </w:p>
+    <w:p>
+      <w:pPr>
+        <w:rPr>
+          <w:b/>
+          <w:bCs/>
+        </w:rPr>
+      </w:pPr>
+      <w:r>
+        <w:rPr>
+          <w:b/>
+          <w:bCs/>
+        </w:rPr>
+        <w:t>Sprint 1 — Reservation Engine</w:t>
+      </w:r>
+    </w:p>
+    <w:p>
+      <w:pPr>
+        <w:numPr>
+          <w:ilvl w:val="0"/>
+          <w:numId w:val="13"/>
+        </w:numPr>
+      </w:pPr>
+      <w:r>
+        <w:t>Customer booking page</w:t>
+      </w:r>
+    </w:p>
+    <w:p>
+      <w:pPr>
+        <w:numPr>
+          <w:ilvl w:val="0"/>
+          <w:numId w:val="13"/>
+        </w:numPr>
+      </w:pPr>
+      <w:r>
+        <w:t>Reservation database</w:t>
+      </w:r>
+    </w:p>
+    <w:p>
+      <w:pPr>
+        <w:numPr>
+          <w:ilvl w:val="0"/>
+          <w:numId w:val="13"/>
+        </w:numPr>
+      </w:pPr>
+      <w:r>
+        <w:t>Reservation IDs</w:t>
+      </w:r>
+    </w:p>
+    <w:p>
+      <w:pPr>
+        <w:numPr>
+          <w:ilvl w:val="0"/>
+          <w:numId w:val="13"/>
+        </w:numPr>
+      </w:pPr>
+      <w:r>
+        <w:t>Email confirmation</w:t>
+      </w:r>
+    </w:p>
+    <w:p>
+      <w:pPr>
+        <w:numPr>
+          <w:ilvl w:val="0"/>
+          <w:numId w:val="13"/>
+        </w:numPr>
+      </w:pPr>
+      <w:r>
+        <w:t>Success page</w:t>
+      </w:r>
+    </w:p>
+    <w:p>
+      <w:pPr>
+        <w:rPr>
+          <w:b/>
+          <w:bCs/>
+        </w:rPr>
+      </w:pPr>
+      <w:r>
+        <w:rPr>
+          <w:b/>
+          <w:bCs/>
+        </w:rPr>
+        <w:t>Sprint 2 — Payments</w:t>
+      </w:r>
+    </w:p>
+    <w:p>
+      <w:pPr>
+        <w:numPr>
+          <w:ilvl w:val="0"/>
+          <w:numId w:val="14"/>
+        </w:numPr>
+      </w:pPr>
+      <w:r>
+        <w:t>Square integration</w:t>
+      </w:r>
+    </w:p>
+    <w:p>
+      <w:pPr>
+        <w:numPr>
+          <w:ilvl w:val="0"/>
+          <w:numId w:val="14"/>
+        </w:numPr>
+      </w:pPr>
+      <w:r>
+        <w:t>Cash workflow</w:t>
+      </w:r>
+    </w:p>
+    <w:p>
+      <w:pPr>
+        <w:numPr>
+          <w:ilvl w:val="0"/>
+          <w:numId w:val="14"/>
+        </w:numPr>
+      </w:pPr>
+      <w:r>
+        <w:t>Payment status</w:t>
+      </w:r>
+    </w:p>
+    <w:p>
+      <w:pPr>
+        <w:rPr>
+          <w:b/>
+          <w:bCs/>
+        </w:rPr>
+      </w:pPr>
+      <w:r>
+        <w:rPr>
+          <w:b/>
+          <w:bCs/>
+        </w:rPr>
+        <w:t>Sprint 3 — Operations</w:t>
+      </w:r>
+    </w:p>
+    <w:p>
+      <w:pPr>
+        <w:numPr>
+          <w:ilvl w:val="0"/>
+          <w:numId w:val="15"/>
+        </w:numPr>
+      </w:pPr>
+      <w:r>
+        <w:t>SMS notifications</w:t>
+      </w:r>
+    </w:p>
+    <w:p>
+      <w:pPr>
+        <w:numPr>
+          <w:ilvl w:val="0"/>
+          <w:numId w:val="15"/>
+        </w:numPr>
+      </w:pPr>
+      <w:r>
+        <w:t>Dispatch dashboard</w:t>
+      </w:r>
+    </w:p>
+    <w:p>
+      <w:pPr>
+        <w:numPr>
+          <w:ilvl w:val="0"/>
+          <w:numId w:val="15"/>
+        </w:numPr>
+      </w:pPr>
+      <w:r>
+        <w:t>Status updates</w:t>
+      </w:r>
+    </w:p>
+    <w:p>
+      <w:pPr>
+        <w:numPr>
+          <w:ilvl w:val="0"/>
+          <w:numId w:val="15"/>
+        </w:numPr>
+      </w:pPr>
+      <w:r>
+        <w:lastRenderedPageBreak/>
+        <w:t>Search and filters</w:t>
+      </w:r>
+    </w:p>
+    <w:p>
+      <w:pPr>
+        <w:rPr>
+          <w:b/>
+          <w:bCs/>
+        </w:rPr>
+      </w:pPr>
+      <w:r>
+        <w:rPr>
+          <w:b/>
+          <w:bCs/>
+        </w:rPr>
+        <w:t>Sprint 4 — Staff App</w:t>
+      </w:r>
+    </w:p>
+    <w:p>
+      <w:pPr>
+        <w:numPr>
+          <w:ilvl w:val="0"/>
+          <w:numId w:val="16"/>
+        </w:numPr>
+      </w:pPr>
+      <w:r>
+        <w:t>Android/iPhone app</w:t>
+      </w:r>
+    </w:p>
+    <w:p>
+      <w:pPr>
+        <w:numPr>
+          <w:ilvl w:val="0"/>
+          <w:numId w:val="16"/>
+        </w:numPr>
+      </w:pPr>
+      <w:r>
+        <w:t>Push notifications</w:t>
+      </w:r>
+    </w:p>
+    <w:p>
+      <w:pPr>
+        <w:numPr>
+          <w:ilvl w:val="0"/>
+          <w:numId w:val="16"/>
+        </w:numPr>
+      </w:pPr>
+      <w:r>
+        <w:t>Vehicle photos</w:t>
+      </w:r>
+    </w:p>
+    <w:p>
+      <w:pPr>
+        <w:numPr>
+          <w:ilvl w:val="0"/>
+          <w:numId w:val="16"/>
+        </w:numPr>
+      </w:pPr>
+      <w:r>
+        <w:t>Offline support (if needed)</w:t>
+      </w:r>
+    </w:p>
+    <w:p>
+      <w:r>
+        <w:pict w14:anchorId="47430928">
+          <v:rect id="_x0000_i1334" style="width:0;height:1.5pt" o:hralign="center" o:hrstd="t" o:hr="t" fillcolor="#a0a0a0" stroked="f"/>
+        </w:pict>
+      </w:r>
+    </w:p>
+    <w:p>
+      <w:pPr>
+        <w:rPr>
+          <w:b/>
+          <w:bCs/>
+        </w:rPr>
+      </w:pPr>
+      <w:r>
+        <w:rPr>
+          <w:b/>
+          <w:bCs/>
+        </w:rPr>
+        <w:t>I also want to keep our code organized</w:t>
+      </w:r>
+    </w:p>
+    <w:p>
+      <w:r>
+        <w:t>I'd like to keep everything in a Git repository from the beginning. That gives us version history, backups, and a clean way to manage changes as the project grows.</w:t>
+      </w:r>
+    </w:p>
+    <w:p>
+      <w:r>
+        <w:t>Here's what I'd propose for the repository:</w:t>
+      </w:r>
+    </w:p>
+    <w:p>
+      <w:proofErr w:type="spellStart"/>
+      <w:r>
+        <w:t>thermopolis</w:t>
+      </w:r>
+      <w:proofErr w:type="spellEnd"/>
+      <w:r>
+        <w:t>-shuttle/</w:t>
+      </w:r>
+      <w:r>
+        <w:br/>
+      </w:r>
+      <w:r>
+        <w:rPr>
+          <w:rFonts w:ascii="MS Gothic" w:eastAsia="MS Gothic" w:hAnsi="MS Gothic" w:cs="MS Gothic" w:hint="eastAsia"/>
+        </w:rPr>
+        <w:t>├</w:t>
+      </w:r>
+      <w:r>
+        <w:rPr>
+          <w:rFonts w:ascii="Aptos" w:hAnsi="Aptos" w:cs="Aptos"/>
+        </w:rPr>
+        <w:t>──</w:t>
+      </w:r>
+      <w:r>
+        <w:t xml:space="preserve"> frontend/          # Customer booking website</w:t>
+      </w:r>
+      <w:r>
+        <w:br/>
+      </w:r>
+      <w:r>
+        <w:rPr>
+          <w:rFonts w:ascii="MS Gothic" w:eastAsia="MS Gothic" w:hAnsi="MS Gothic" w:cs="MS Gothic" w:hint="eastAsia"/>
+        </w:rPr>
+        <w:t>├</w:t>
+      </w:r>
+      <w:r>
+        <w:rPr>
+          <w:rFonts w:ascii="Aptos" w:hAnsi="Aptos" w:cs="Aptos"/>
+        </w:rPr>
+        <w:t>──</w:t>
+      </w:r>
+      <w:r>
+        <w:t xml:space="preserve"> backend/           # API and business logic</w:t>
+      </w:r>
+      <w:r>
+        <w:br/>
+      </w:r>
+      <w:r>
+        <w:rPr>
+          <w:rFonts w:ascii="MS Gothic" w:eastAsia="MS Gothic" w:hAnsi="MS Gothic" w:cs="MS Gothic" w:hint="eastAsia"/>
+        </w:rPr>
+        <w:t>├</w:t>
+      </w:r>
+      <w:r>
+        <w:rPr>
+          <w:rFonts w:ascii="Aptos" w:hAnsi="Aptos" w:cs="Aptos"/>
+        </w:rPr>
+        <w:t>──</w:t>
+      </w:r>
+      <w:r>
+        <w:t xml:space="preserve"> dashboard/         # Staff web dashboard</w:t>
+      </w:r>
+      <w:r>
+        <w:br/>
+      </w:r>
+      <w:r>
+        <w:rPr>
+          <w:rFonts w:ascii="MS Gothic" w:eastAsia="MS Gothic" w:hAnsi="MS Gothic" w:cs="MS Gothic" w:hint="eastAsia"/>
+        </w:rPr>
+        <w:t>├</w:t>
+      </w:r>
+      <w:r>
+        <w:rPr>
+          <w:rFonts w:ascii="Aptos" w:hAnsi="Aptos" w:cs="Aptos"/>
+        </w:rPr>
+        <w:t>──</w:t>
+      </w:r>
+      <w:r>
+        <w:t xml:space="preserve"> mobile/            # Future staff app</w:t>
+      </w:r>
+      <w:r>
+        <w:br/>
+      </w:r>
+      <w:r>
+        <w:rPr>
+          <w:rFonts w:ascii="MS Gothic" w:eastAsia="MS Gothic" w:hAnsi="MS Gothic" w:cs="MS Gothic" w:hint="eastAsia"/>
+        </w:rPr>
+        <w:t>├</w:t>
+      </w:r>
+      <w:r>
+        <w:rPr>
+          <w:rFonts w:ascii="Aptos" w:hAnsi="Aptos" w:cs="Aptos"/>
+        </w:rPr>
+        <w:t>──</w:t>
+      </w:r>
+      <w:r>
+        <w:t xml:space="preserve"> database/          # Schema and migrations</w:t>
+      </w:r>
+      <w:r>
+        <w:br/>
+      </w:r>
+      <w:r>
+        <w:rPr>
+          <w:rFonts w:ascii="Aptos" w:hAnsi="Aptos" w:cs="Aptos"/>
+        </w:rPr>
+        <w:t>└──</w:t>
+      </w:r>
+      <w:r>
+        <w:t xml:space="preserve"> docs/              # Project documentation</w:t>
+      </w:r>
+    </w:p>
+    <w:p>
+      <w:r>
+        <w:t>That structure will scale nicely as we add features.</w:t>
+      </w:r>
+    </w:p>
+    <w:p>
+      <w:pPr>
+        <w:rPr>
+          <w:b/>
+          <w:bCs/>
+        </w:rPr>
+      </w:pPr>
+      <w:r>
+        <w:rPr>
+          <w:b/>
+          <w:bCs/>
+        </w:rPr>
+        <w:t>My first coding task</w:t>
+      </w:r>
+    </w:p>
+    <w:p>
+      <w:r>
+        <w:t xml:space="preserve">The very first file I'd like to write is </w:t>
+      </w:r>
+      <w:r>
+        <w:rPr>
+          <w:b/>
+          <w:bCs/>
+        </w:rPr>
+        <w:t>the database schema</w:t>
+      </w:r>
+      <w:r>
+        <w:t xml:space="preserve">. Once we define exactly what a reservation looks like, every other component—the booking page, dashboard, SMS notifications, and future </w:t>
+      </w:r>
+      <w:proofErr w:type="gramStart"/>
+      <w:r>
+        <w:t>staff app—</w:t>
+      </w:r>
+      <w:proofErr w:type="gramEnd"/>
+      <w:r>
+        <w:t>will all work from the same data model.</w:t>
+      </w:r>
+    </w:p>
+    <w:p>
+      <w:r>
+        <w:t xml:space="preserve">I also suggest we use </w:t>
+      </w:r>
+      <w:r>
+        <w:rPr>
+          <w:b/>
+          <w:bCs/>
+        </w:rPr>
+        <w:t>Cloudflare D1</w:t>
+      </w:r>
+      <w:r>
+        <w:t xml:space="preserve"> for the database. It's a managed SQL database that works very well with Cloudflare Workers, stays inexpensive, and supports standard SQL. It gives us a solid foundation without having to manage a server.</w:t>
+      </w:r>
+    </w:p>
+    <w:p>
+      <w:r>
+        <w:t>I think if we take that approach, we'll end up with software that's easy to maintain and ready for the staff app when you're ready to build it.</w:t>
+      </w:r>
+    </w:p>
+    <w:p>
+      <w:r>
+        <w:br/>
+      </w:r>
+    </w:p>
+    <w:p>
+      <w:r>
+        <w:lastRenderedPageBreak/>
+        <w:t>sounds good let me get signed up for Cloudflare D1 and I will be back to you shortly</w:t>
+      </w:r>
+    </w:p>
+    <w:p>
+      <w:r>
+        <w:br/>
+      </w:r>
+    </w:p>
+    <w:p>
+      <w:r>
+        <w:t xml:space="preserve">Perfect. That's </w:t>
+      </w:r>
+      <w:proofErr w:type="gramStart"/>
+      <w:r>
+        <w:t>actually a</w:t>
+      </w:r>
+      <w:proofErr w:type="gramEnd"/>
+      <w:r>
+        <w:t xml:space="preserve"> good stopping point because we'll be ready to build on a solid foundation instead of trying to retrofit things later.</w:t>
+      </w:r>
+    </w:p>
+    <w:p>
+      <w:pPr>
+        <w:rPr>
+          <w:b/>
+          <w:bCs/>
+        </w:rPr>
+      </w:pPr>
+      <w:r>
+        <w:rPr>
+          <w:b/>
+          <w:bCs/>
+        </w:rPr>
+        <w:t>What you'll need to create</w:t>
+      </w:r>
+    </w:p>
+    <w:p>
+      <w:r>
+        <w:t>When you sign up with Cloudflare, we'll eventually use:</w:t>
+      </w:r>
+    </w:p>
+    <w:p>
+      <w:pPr>
+        <w:numPr>
+          <w:ilvl w:val="0"/>
+          <w:numId w:val="17"/>
+        </w:numPr>
+      </w:pPr>
+      <w:r>
+        <w:rPr>
+          <w:rFonts w:ascii="Segoe UI Emoji" w:hAnsi="Segoe UI Emoji" w:cs="Segoe UI Emoji"/>
+        </w:rPr>
+        <w:t>✅</w:t>
+      </w:r>
+      <w:r>
+        <w:t xml:space="preserve"> </w:t>
+      </w:r>
+      <w:r>
+        <w:rPr>
+          <w:b/>
+          <w:bCs/>
+        </w:rPr>
+        <w:t>Cloudflare Workers</w:t>
+      </w:r>
+      <w:r>
+        <w:t xml:space="preserve"> (our backend API)</w:t>
+      </w:r>
+    </w:p>
+    <w:p>
+      <w:pPr>
+        <w:numPr>
+          <w:ilvl w:val="0"/>
+          <w:numId w:val="17"/>
+        </w:numPr>
+      </w:pPr>
+      <w:r>
+        <w:rPr>
+          <w:rFonts w:ascii="Segoe UI Emoji" w:hAnsi="Segoe UI Emoji" w:cs="Segoe UI Emoji"/>
+        </w:rPr>
+        <w:t>✅</w:t>
+      </w:r>
+      <w:r>
+        <w:t xml:space="preserve"> </w:t>
+      </w:r>
+      <w:r>
+        <w:rPr>
+          <w:b/>
+          <w:bCs/>
+        </w:rPr>
+        <w:t>Cloudflare D1</w:t>
+      </w:r>
+      <w:r>
+        <w:t xml:space="preserve"> (our SQL database)</w:t>
+      </w:r>
+    </w:p>
+    <w:p>
+      <w:pPr>
+        <w:numPr>
+          <w:ilvl w:val="0"/>
+          <w:numId w:val="17"/>
+        </w:numPr>
+      </w:pPr>
+      <w:r>
+        <w:rPr>
+          <w:rFonts w:ascii="Segoe UI Emoji" w:hAnsi="Segoe UI Emoji" w:cs="Segoe UI Emoji"/>
+        </w:rPr>
+        <w:t>✅</w:t>
+      </w:r>
+      <w:r>
+        <w:t xml:space="preserve"> </w:t>
+      </w:r>
+      <w:r>
+        <w:rPr>
+          <w:b/>
+          <w:bCs/>
+        </w:rPr>
+        <w:t>Cloudflare R2</w:t>
+      </w:r>
+      <w:r>
+        <w:t xml:space="preserve"> (later, for optional vehicle photo storage)</w:t>
+      </w:r>
+    </w:p>
+    <w:p>
+      <w:pPr>
+        <w:numPr>
+          <w:ilvl w:val="0"/>
+          <w:numId w:val="17"/>
+        </w:numPr>
+      </w:pPr>
+      <w:r>
+        <w:rPr>
+          <w:rFonts w:ascii="Segoe UI Emoji" w:hAnsi="Segoe UI Emoji" w:cs="Segoe UI Emoji"/>
+        </w:rPr>
+        <w:t>✅</w:t>
+      </w:r>
+      <w:r>
+        <w:t xml:space="preserve"> </w:t>
+      </w:r>
+      <w:r>
+        <w:rPr>
+          <w:b/>
+          <w:bCs/>
+        </w:rPr>
+        <w:t>Cloudflare Pages</w:t>
+      </w:r>
+      <w:r>
+        <w:t xml:space="preserve"> (optional, if we decide to host part of the frontend there instead of GoDaddy)</w:t>
+      </w:r>
+    </w:p>
+    <w:p>
+      <w:r>
+        <w:t xml:space="preserve">For today, </w:t>
+      </w:r>
+      <w:r>
+        <w:rPr>
+          <w:b/>
+          <w:bCs/>
+        </w:rPr>
+        <w:t>Workers and D1</w:t>
+      </w:r>
+      <w:r>
+        <w:t xml:space="preserve"> are the only two services we need.</w:t>
+      </w:r>
+    </w:p>
+    <w:p>
+      <w:pPr>
+        <w:rPr>
+          <w:b/>
+          <w:bCs/>
+        </w:rPr>
+      </w:pPr>
+      <w:r>
+        <w:rPr>
+          <w:b/>
+          <w:bCs/>
+        </w:rPr>
+        <w:t>While you're doing that...</w:t>
+      </w:r>
+    </w:p>
+    <w:p>
+      <w:r>
+        <w:t>I'm going to start designing this as if I were building commercial software rather than just a website form.</w:t>
+      </w:r>
+    </w:p>
+    <w:p>
+      <w:pPr>
+        <w:rPr>
+          <w:b/>
+          <w:bCs/>
+        </w:rPr>
+      </w:pPr>
+      <w:r>
+        <w:rPr>
+          <w:b/>
+          <w:bCs/>
+        </w:rPr>
+        <w:t>Project Name</w:t>
+      </w:r>
+    </w:p>
+    <w:p>
+      <w:r>
+        <w:rPr>
+          <w:b/>
+          <w:bCs/>
+        </w:rPr>
+        <w:t>Thermopolis Shuttle System (TSS)</w:t>
+      </w:r>
+    </w:p>
+    <w:p>
+      <w:pPr>
+        <w:rPr>
+          <w:b/>
+          <w:bCs/>
+        </w:rPr>
+      </w:pPr>
+      <w:r>
+        <w:rPr>
+          <w:b/>
+          <w:bCs/>
+        </w:rPr>
+        <w:t>Version 1.0</w:t>
+      </w:r>
+    </w:p>
+    <w:p>
+      <w:r>
+        <w:t>Core modules:</w:t>
+      </w:r>
+    </w:p>
+    <w:p>
+      <w:r>
+        <w:t>Reservations</w:t>
+      </w:r>
+      <w:r>
+        <w:br/>
+        <w:t>Customers</w:t>
+      </w:r>
+      <w:r>
+        <w:br/>
+        <w:t>Routes</w:t>
+      </w:r>
+      <w:r>
+        <w:br/>
+        <w:t>Vehicles</w:t>
+      </w:r>
+      <w:r>
+        <w:br/>
+        <w:t>Payments</w:t>
+      </w:r>
+      <w:r>
+        <w:br/>
+        <w:t>Dispatch</w:t>
+      </w:r>
+      <w:r>
+        <w:br/>
+        <w:t>Staff</w:t>
+      </w:r>
+      <w:r>
+        <w:br/>
+        <w:t>Settings</w:t>
+      </w:r>
+    </w:p>
+    <w:p>
+      <w:r>
+        <w:lastRenderedPageBreak/>
+        <w:t>Notice I didn't include "SMS" or "Square" as modules—they're services the system uses, not core parts of the application.</w:t>
+      </w:r>
+    </w:p>
+    <w:p>
+      <w:pPr>
+        <w:rPr>
+          <w:b/>
+          <w:bCs/>
+        </w:rPr>
+      </w:pPr>
+      <w:r>
+        <w:rPr>
+          <w:b/>
+          <w:bCs/>
+        </w:rPr>
+        <w:t>One thing I thought of after our discussion</w:t>
+      </w:r>
+    </w:p>
+    <w:p>
+      <w:r>
+        <w:t>Your shuttle routes don't change often.</w:t>
+      </w:r>
+    </w:p>
+    <w:p>
+      <w:r>
+        <w:t xml:space="preserve">That means we should </w:t>
+      </w:r>
+      <w:r>
+        <w:rPr>
+          <w:b/>
+          <w:bCs/>
+        </w:rPr>
+        <w:t>store them in the database</w:t>
+      </w:r>
+      <w:r>
+        <w:t xml:space="preserve"> rather than hardcoding them into the booking page.</w:t>
+      </w:r>
+    </w:p>
+    <w:p>
+      <w:r>
+        <w:t>For example:</w:t>
+      </w:r>
+    </w:p>
+    <w:tbl>
+      <w:tblPr>
+        <w:tblW w:w="0" w:type="auto"/>
+        <w:tblCellSpacing w:w="15" w:type="dxa"/>
+        <w:tblCellMar>
+          <w:top w:w="15" w:type="dxa"/>
+          <w:left w:w="15" w:type="dxa"/>
+          <w:bottom w:w="15" w:type="dxa"/>
+          <w:right w:w="15" w:type="dxa"/>
+        </w:tblCellMar>
+        <w:tblLook w:val="04A0" w:firstRow="1" w:lastRow="0" w:firstColumn="1" w:lastColumn="0" w:noHBand="0" w:noVBand="1"/>
+      </w:tblPr>
+      <w:tblGrid>
+        <w:gridCol w:w="721"/>
+        <w:gridCol w:w="2384"/>
+        <w:gridCol w:w="2352"/>
+        <w:gridCol w:w="622"/>
+        <w:gridCol w:w="755"/>
+      </w:tblGrid>
+      <w:tr>
+        <w:trPr>
+          <w:tblHeader/>
+          <w:tblCellSpacing w:w="15" w:type="dxa"/>
+        </w:trPr>
+        <w:tc>
+          <w:tcPr>
+            <w:tcW w:w="0" w:type="auto"/>
+            <w:vAlign w:val="center"/>
+            <w:hideMark/>
+          </w:tcPr>
+          <w:p>
+            <w:pPr>
+              <w:rPr>
+                <w:b/>
+                <w:bCs/>
+              </w:rPr>
+            </w:pPr>
+            <w:r>
+              <w:rPr>
+                <w:b/>
+                <w:bCs/>
+              </w:rPr>
+              <w:t>Route</w:t>
+            </w:r>
+          </w:p>
+        </w:tc>
+        <w:tc>
+          <w:tcPr>
+            <w:tcW w:w="0" w:type="auto"/>
+            <w:vAlign w:val="center"/>
+            <w:hideMark/>
+          </w:tcPr>
+          <w:p>
+            <w:pPr>
+              <w:rPr>
+                <w:b/>
+                <w:bCs/>
+              </w:rPr>
+            </w:pPr>
+            <w:r>
+              <w:rPr>
+                <w:b/>
+                <w:bCs/>
+              </w:rPr>
+              <w:t>Launch</w:t>
+            </w:r>
+          </w:p>
+        </w:tc>
+        <w:tc>
+          <w:tcPr>
+            <w:tcW w:w="0" w:type="auto"/>
+            <w:vAlign w:val="center"/>
+            <w:hideMark/>
+          </w:tcPr>
+          <w:p>
+            <w:pPr>
+              <w:rPr>
+                <w:b/>
+                <w:bCs/>
+              </w:rPr>
+            </w:pPr>
+            <w:r>
+              <w:rPr>
+                <w:b/>
+                <w:bCs/>
+              </w:rPr>
+              <w:t>Take-out</w:t>
+            </w:r>
+          </w:p>
+        </w:tc>
+        <w:tc>
+          <w:tcPr>
+            <w:tcW w:w="0" w:type="auto"/>
+            <w:vAlign w:val="center"/>
+            <w:hideMark/>
+          </w:tcPr>
+          <w:p>
+            <w:pPr>
+              <w:rPr>
+                <w:b/>
+                <w:bCs/>
+              </w:rPr>
+            </w:pPr>
+            <w:r>
+              <w:rPr>
+                <w:b/>
+                <w:bCs/>
+              </w:rPr>
+              <w:t>Price</w:t>
+            </w:r>
+          </w:p>
+        </w:tc>
+        <w:tc>
+          <w:tcPr>
+            <w:tcW w:w="0" w:type="auto"/>
+            <w:vAlign w:val="center"/>
+            <w:hideMark/>
+          </w:tcPr>
+          <w:p>
+            <w:pPr>
+              <w:rPr>
+                <w:b/>
+                <w:bCs/>
+              </w:rPr>
+            </w:pPr>
+            <w:r>
+              <w:rPr>
+                <w:b/>
+                <w:bCs/>
+              </w:rPr>
+              <w:t>Active</w:t>
+            </w:r>
+          </w:p>
+        </w:tc>
+      </w:tr>
+      <w:tr>
+        <w:trPr>
+          <w:tblCellSpacing w:w="15" w:type="dxa"/>
+        </w:trPr>
+        <w:tc>
+          <w:tcPr>
+            <w:tcW w:w="0" w:type="auto"/>
+            <w:vAlign w:val="center"/>
+            <w:hideMark/>
+          </w:tcPr>
+          <w:p>
+            <w:r>
+              <w:t>1</w:t>
+            </w:r>
+          </w:p>
+        </w:tc>
+        <w:tc>
+          <w:tcPr>
+            <w:tcW w:w="0" w:type="auto"/>
+            <w:vAlign w:val="center"/>
+            <w:hideMark/>
+          </w:tcPr>
+          <w:p>
+            <w:r>
+              <w:t>Wedding of the Waters</w:t>
+            </w:r>
+          </w:p>
+        </w:tc>
+        <w:tc>
+          <w:tcPr>
+            <w:tcW w:w="0" w:type="auto"/>
+            <w:vAlign w:val="center"/>
+            <w:hideMark/>
+          </w:tcPr>
+          <w:p>
+            <w:r>
+              <w:t>8th Street Bridge</w:t>
+            </w:r>
+          </w:p>
+        </w:tc>
+        <w:tc>
+          <w:tcPr>
+            <w:tcW w:w="0" w:type="auto"/>
+            <w:vAlign w:val="center"/>
+            <w:hideMark/>
+          </w:tcPr>
+          <w:p>
+            <w:r>
+              <w:t>$30</w:t>
+            </w:r>
+          </w:p>
+        </w:tc>
+        <w:tc>
+          <w:tcPr>
+            <w:tcW w:w="0" w:type="auto"/>
+            <w:vAlign w:val="center"/>
+            <w:hideMark/>
+          </w:tcPr>
+          <w:p>
+            <w:r>
+              <w:rPr>
+                <w:rFonts w:ascii="Segoe UI Emoji" w:hAnsi="Segoe UI Emoji" w:cs="Segoe UI Emoji"/>
+              </w:rPr>
+              <w:t>✅</w:t>
+            </w:r>
+          </w:p>
+        </w:tc>
+      </w:tr>
+      <w:tr>
+        <w:trPr>
+          <w:tblCellSpacing w:w="15" w:type="dxa"/>
+        </w:trPr>
+        <w:tc>
+          <w:tcPr>
+            <w:tcW w:w="0" w:type="auto"/>
+            <w:vAlign w:val="center"/>
+            <w:hideMark/>
+          </w:tcPr>
+          <w:p>
+            <w:r>
+              <w:t>2</w:t>
+            </w:r>
+          </w:p>
+        </w:tc>
+        <w:tc>
+          <w:tcPr>
+            <w:tcW w:w="0" w:type="auto"/>
+            <w:vAlign w:val="center"/>
+            <w:hideMark/>
+          </w:tcPr>
+          <w:p>
+            <w:r>
+              <w:t>Wedding of the Waters</w:t>
+            </w:r>
+          </w:p>
+        </w:tc>
+        <w:tc>
+          <w:tcPr>
+            <w:tcW w:w="0" w:type="auto"/>
+            <w:vAlign w:val="center"/>
+            <w:hideMark/>
+          </w:tcPr>
+          <w:p>
+            <w:r>
+              <w:t>Broadway Bridge</w:t>
+            </w:r>
+          </w:p>
+        </w:tc>
+        <w:tc>
+          <w:tcPr>
+            <w:tcW w:w="0" w:type="auto"/>
+            <w:vAlign w:val="center"/>
+            <w:hideMark/>
+          </w:tcPr>
+          <w:p>
+            <w:r>
+              <w:t>$35</w:t>
+            </w:r>
+          </w:p>
+        </w:tc>
+        <w:tc>
+          <w:tcPr>
+            <w:tcW w:w="0" w:type="auto"/>
+            <w:vAlign w:val="center"/>
+            <w:hideMark/>
+          </w:tcPr>
+          <w:p>
+            <w:r>
+              <w:rPr>
+                <w:rFonts w:ascii="Segoe UI Emoji" w:hAnsi="Segoe UI Emoji" w:cs="Segoe UI Emoji"/>
+              </w:rPr>
+              <w:t>✅</w:t>
+            </w:r>
+          </w:p>
+        </w:tc>
+      </w:tr>
+      <w:tr>
+        <w:trPr>
+          <w:tblCellSpacing w:w="15" w:type="dxa"/>
+        </w:trPr>
+        <w:tc>
+          <w:tcPr>
+            <w:tcW w:w="0" w:type="auto"/>
+            <w:vAlign w:val="center"/>
+            <w:hideMark/>
+          </w:tcPr>
+          <w:p>
+            <w:r>
+              <w:t>3</w:t>
+            </w:r>
+          </w:p>
+        </w:tc>
+        <w:tc>
+          <w:tcPr>
+            <w:tcW w:w="0" w:type="auto"/>
+            <w:vAlign w:val="center"/>
+            <w:hideMark/>
+          </w:tcPr>
+          <w:p>
+            <w:r>
+              <w:t>Wedding of the Waters</w:t>
+            </w:r>
+          </w:p>
+        </w:tc>
+        <w:tc>
+          <w:tcPr>
+            <w:tcW w:w="0" w:type="auto"/>
+            <w:vAlign w:val="center"/>
+            <w:hideMark/>
+          </w:tcPr>
+          <w:p>
+            <w:r>
+              <w:t>Hot Springs State Park</w:t>
+            </w:r>
+          </w:p>
+        </w:tc>
+        <w:tc>
+          <w:tcPr>
+            <w:tcW w:w="0" w:type="auto"/>
+            <w:vAlign w:val="center"/>
+            <w:hideMark/>
+          </w:tcPr>
+          <w:p>
+            <w:r>
+              <w:t>$40</w:t>
+            </w:r>
+          </w:p>
+        </w:tc>
+        <w:tc>
+          <w:tcPr>
+            <w:tcW w:w="0" w:type="auto"/>
+            <w:vAlign w:val="center"/>
+            <w:hideMark/>
+          </w:tcPr>
+          <w:p>
+            <w:r>
+              <w:rPr>
+                <w:rFonts w:ascii="Segoe UI Emoji" w:hAnsi="Segoe UI Emoji" w:cs="Segoe UI Emoji"/>
+              </w:rPr>
+              <w:t>✅</w:t>
+            </w:r>
+          </w:p>
+        </w:tc>
+      </w:tr>
+    </w:tbl>
+    <w:p>
+      <w:r>
+        <w:t>That gives us some nice benefits:</w:t>
+      </w:r>
+    </w:p>
+    <w:p>
+      <w:pPr>
+        <w:numPr>
+          <w:ilvl w:val="0"/>
+          <w:numId w:val="18"/>
+        </w:numPr>
+      </w:pPr>
+      <w:r>
+        <w:t xml:space="preserve">Change </w:t>
+      </w:r>
+      <w:proofErr w:type="gramStart"/>
+      <w:r>
+        <w:t>a price</w:t>
+      </w:r>
+      <w:proofErr w:type="gramEnd"/>
+      <w:r>
+        <w:t xml:space="preserve"> in one place.</w:t>
+      </w:r>
+    </w:p>
+    <w:p>
+      <w:pPr>
+        <w:numPr>
+          <w:ilvl w:val="0"/>
+          <w:numId w:val="18"/>
+        </w:numPr>
+      </w:pPr>
+      <w:r>
+        <w:t>Add a new route without editing code.</w:t>
+      </w:r>
+    </w:p>
+    <w:p>
+      <w:pPr>
+        <w:numPr>
+          <w:ilvl w:val="0"/>
+          <w:numId w:val="18"/>
+        </w:numPr>
+      </w:pPr>
+      <w:r>
+        <w:t>Temporarily disable a route.</w:t>
+      </w:r>
+    </w:p>
+    <w:p>
+      <w:pPr>
+        <w:numPr>
+          <w:ilvl w:val="0"/>
+          <w:numId w:val="18"/>
+        </w:numPr>
+      </w:pPr>
+      <w:r>
+        <w:t>Use the same route list for the website, dashboard, and future staff app.</w:t>
+      </w:r>
+    </w:p>
+    <w:p>
+      <w:pPr>
+        <w:rPr>
+          <w:b/>
+          <w:bCs/>
+        </w:rPr>
+      </w:pPr>
+      <w:r>
+        <w:rPr>
+          <w:b/>
+          <w:bCs/>
+        </w:rPr>
+        <w:t>Even better...</w:t>
+      </w:r>
+    </w:p>
+    <w:p>
+      <w:r>
+        <w:t xml:space="preserve">I'd like to add a simple </w:t>
+      </w:r>
+      <w:r>
+        <w:rPr>
+          <w:b/>
+          <w:bCs/>
+        </w:rPr>
+        <w:t>Settings</w:t>
+      </w:r>
+      <w:r>
+        <w:t xml:space="preserve"> page (for staff only) where you can:</w:t>
+      </w:r>
+    </w:p>
+    <w:p>
+      <w:pPr>
+        <w:numPr>
+          <w:ilvl w:val="0"/>
+          <w:numId w:val="19"/>
+        </w:numPr>
+      </w:pPr>
+      <w:r>
+        <w:t>Update shuttle prices.</w:t>
+      </w:r>
+    </w:p>
+    <w:p>
+      <w:pPr>
+        <w:numPr>
+          <w:ilvl w:val="0"/>
+          <w:numId w:val="19"/>
+        </w:numPr>
+      </w:pPr>
+      <w:r>
+        <w:t>Add or retire routes.</w:t>
+      </w:r>
+    </w:p>
+    <w:p>
+      <w:pPr>
+        <w:numPr>
+          <w:ilvl w:val="0"/>
+          <w:numId w:val="19"/>
+        </w:numPr>
+      </w:pPr>
+      <w:r>
+        <w:t>Change the dispatch phone number.</w:t>
+      </w:r>
+    </w:p>
+    <w:p>
+      <w:pPr>
+        <w:numPr>
+          <w:ilvl w:val="0"/>
+          <w:numId w:val="19"/>
+        </w:numPr>
+      </w:pPr>
+      <w:r>
+        <w:t>Manage driver phone numbers.</w:t>
+      </w:r>
+    </w:p>
+    <w:p>
+      <w:pPr>
+        <w:numPr>
+          <w:ilvl w:val="0"/>
+          <w:numId w:val="19"/>
+        </w:numPr>
+      </w:pPr>
+      <w:r>
+        <w:t>Update Square payment links.</w:t>
+      </w:r>
+    </w:p>
+    <w:p>
+      <w:pPr>
+        <w:numPr>
+          <w:ilvl w:val="0"/>
+          <w:numId w:val="19"/>
+        </w:numPr>
+      </w:pPr>
+      <w:r>
+        <w:t>Set business hours.</w:t>
+      </w:r>
+    </w:p>
+    <w:p>
+      <w:r>
+        <w:t>That way, you won't need me every time you want to make a small operational change.</w:t>
+      </w:r>
+    </w:p>
+    <w:p>
+      <w:r>
+        <w:pict w14:anchorId="71C31354">
+          <v:rect id="_x0000_i1335" style="width:0;height:1.5pt" o:hralign="center" o:hrstd="t" o:hr="t" fillcolor="#a0a0a0" stroked="f"/>
+        </w:pict>
+      </w:r>
+    </w:p>
+    <w:p>
+      <w:pPr>
+        <w:rPr>
+          <w:b/>
+          <w:bCs/>
+        </w:rPr>
+      </w:pPr>
+      <w:r>
+        <w:rPr>
+          <w:b/>
+          <w:bCs/>
+        </w:rPr>
+        <w:lastRenderedPageBreak/>
+        <w:t>While you're creating your Cloudflare account</w:t>
+      </w:r>
+    </w:p>
+    <w:p>
+      <w:r>
+        <w:t>I'll be planning the first development milestone.</w:t>
+      </w:r>
+    </w:p>
+    <w:p>
+      <w:pPr>
+        <w:rPr>
+          <w:b/>
+          <w:bCs/>
+        </w:rPr>
+      </w:pPr>
+      <w:r>
+        <w:rPr>
+          <w:b/>
+          <w:bCs/>
+        </w:rPr>
+        <w:t>Sprint 1 Deliverables</w:t>
+      </w:r>
+    </w:p>
+    <w:p>
+      <w:pPr>
+        <w:numPr>
+          <w:ilvl w:val="0"/>
+          <w:numId w:val="20"/>
+        </w:numPr>
+      </w:pPr>
+      <w:r>
+        <w:t>Database schema</w:t>
+      </w:r>
+    </w:p>
+    <w:p>
+      <w:pPr>
+        <w:numPr>
+          <w:ilvl w:val="0"/>
+          <w:numId w:val="20"/>
+        </w:numPr>
+      </w:pPr>
+      <w:r>
+        <w:t>Reservation API</w:t>
+      </w:r>
+    </w:p>
+    <w:p>
+      <w:pPr>
+        <w:numPr>
+          <w:ilvl w:val="0"/>
+          <w:numId w:val="20"/>
+        </w:numPr>
+      </w:pPr>
+      <w:r>
+        <w:t>Route API</w:t>
+      </w:r>
+    </w:p>
+    <w:p>
+      <w:pPr>
+        <w:numPr>
+          <w:ilvl w:val="0"/>
+          <w:numId w:val="20"/>
+        </w:numPr>
+      </w:pPr>
+      <w:r>
+        <w:t>Booking page</w:t>
+      </w:r>
+    </w:p>
+    <w:p>
+      <w:pPr>
+        <w:numPr>
+          <w:ilvl w:val="0"/>
+          <w:numId w:val="20"/>
+        </w:numPr>
+      </w:pPr>
+      <w:r>
+        <w:t>Confirmation page</w:t>
+      </w:r>
+    </w:p>
+    <w:p>
+      <w:pPr>
+        <w:numPr>
+          <w:ilvl w:val="0"/>
+          <w:numId w:val="20"/>
+        </w:numPr>
+      </w:pPr>
+      <w:r>
+        <w:t>Basic staff dashboard</w:t>
+      </w:r>
+    </w:p>
+    <w:p>
+      <w:r>
+        <w:t>Once those pieces are working, we'll connect Square and Twilio.</w:t>
+      </w:r>
+    </w:p>
+    <w:p>
+      <w:r>
+        <w:pict w14:anchorId="63C973FA">
+          <v:rect id="_x0000_i1336" style="width:0;height:1.5pt" o:hralign="center" o:hrstd="t" o:hr="t" fillcolor="#a0a0a0" stroked="f"/>
+        </w:pict>
+      </w:r>
+    </w:p>
+    <w:p>
+      <w:pPr>
+        <w:rPr>
+          <w:b/>
+          <w:bCs/>
+        </w:rPr>
+      </w:pPr>
+      <w:r>
+        <w:rPr>
+          <w:b/>
+          <w:bCs/>
+        </w:rPr>
+        <w:t>One request from me</w:t>
+      </w:r>
+    </w:p>
+    <w:p>
+      <w:r>
+        <w:t xml:space="preserve">As we build this, I'd like to use </w:t>
+      </w:r>
+      <w:r>
+        <w:rPr>
+          <w:b/>
+          <w:bCs/>
+        </w:rPr>
+        <w:t>Git</w:t>
+      </w:r>
+      <w:r>
+        <w:t xml:space="preserve"> from day one. It gives us:</w:t>
+      </w:r>
+    </w:p>
+    <w:p>
+      <w:pPr>
+        <w:numPr>
+          <w:ilvl w:val="0"/>
+          <w:numId w:val="21"/>
+        </w:numPr>
+      </w:pPr>
+      <w:r>
+        <w:t>Version history.</w:t>
+      </w:r>
+    </w:p>
+    <w:p>
+      <w:pPr>
+        <w:numPr>
+          <w:ilvl w:val="0"/>
+          <w:numId w:val="21"/>
+        </w:numPr>
+      </w:pPr>
+      <w:r>
+        <w:t>The ability to roll back changes if something breaks.</w:t>
+      </w:r>
+    </w:p>
+    <w:p>
+      <w:pPr>
+        <w:numPr>
+          <w:ilvl w:val="0"/>
+          <w:numId w:val="21"/>
+        </w:numPr>
+      </w:pPr>
+      <w:r>
+        <w:t>A clean development workflow.</w:t>
+      </w:r>
+    </w:p>
+    <w:p>
+      <w:pPr>
+        <w:numPr>
+          <w:ilvl w:val="0"/>
+          <w:numId w:val="21"/>
+        </w:numPr>
+      </w:pPr>
+      <w:r>
+        <w:t>A foundation if you ever decide to bring in another developer.</w:t>
+      </w:r>
+    </w:p>
+    <w:p>
+      <w:r>
+        <w:t>Since we're starting fresh, it's the perfect time to do it.</w:t>
+      </w:r>
+    </w:p>
+    <w:p>
+      <w:r>
+        <w:pict w14:anchorId="42731E67">
+          <v:rect id="_x0000_i1337" style="width:0;height:1.5pt" o:hralign="center" o:hrstd="t" o:hr="t" fillcolor="#a0a0a0" stroked="f"/>
+        </w:pict>
+      </w:r>
+    </w:p>
+    <w:p>
+      <w:r>
+        <w:t>I'm genuinely excited about this project. It's not just another booking form—</w:t>
+      </w:r>
+      <w:proofErr w:type="gramStart"/>
+      <w:r>
+        <w:t>it's</w:t>
+      </w:r>
+      <w:proofErr w:type="gramEnd"/>
+      <w:r>
+        <w:t xml:space="preserve"> software designed around how </w:t>
+      </w:r>
+      <w:r>
+        <w:rPr>
+          <w:b/>
+          <w:bCs/>
+        </w:rPr>
+        <w:t>Thermopolis Fly Shop</w:t>
+      </w:r>
+      <w:r>
+        <w:t xml:space="preserve"> </w:t>
+      </w:r>
+      <w:proofErr w:type="gramStart"/>
+      <w:r>
+        <w:t>actually operates</w:t>
+      </w:r>
+      <w:proofErr w:type="gramEnd"/>
+      <w:r>
+        <w:t>. By keeping it focused on your real workflow instead of adding unnecessary complexity, I think we'll end up with something you'll enjoy using every day.</w:t>
+      </w:r>
+    </w:p>
+    <w:p>
+      <w:r>
+        <w:t>Once you have your Cloudflare account set up, we'll start building the backend together. The first milestone is getting a reservation successfully saved into D1, and from there, we'll add features one by one until the system is complete.</w:t>
+      </w:r>
+    </w:p>
+    <w:p>
+      <w:r>
+        <w:br/>
+      </w:r>
+    </w:p>
+    <w:p>
+      <w:r>
+        <w:lastRenderedPageBreak/>
+        <w:t xml:space="preserve">-Git </w:t>
+      </w:r>
+      <w:proofErr w:type="gramStart"/>
+      <w:r>
+        <w:t>account is</w:t>
+      </w:r>
+      <w:proofErr w:type="gramEnd"/>
+      <w:r>
+        <w:t xml:space="preserve"> created and the D1 database </w:t>
+      </w:r>
+      <w:proofErr w:type="gramStart"/>
+      <w:r>
+        <w:t>are</w:t>
+      </w:r>
+      <w:proofErr w:type="gramEnd"/>
+      <w:r>
+        <w:t xml:space="preserve"> </w:t>
+      </w:r>
+      <w:proofErr w:type="gramStart"/>
+      <w:r>
+        <w:t>created database is</w:t>
+      </w:r>
+      <w:proofErr w:type="gramEnd"/>
+      <w:r>
+        <w:t xml:space="preserve"> under the name </w:t>
+      </w:r>
+      <w:proofErr w:type="spellStart"/>
+      <w:r>
+        <w:t>tfs_shuttles_database</w:t>
+      </w:r>
+      <w:proofErr w:type="spellEnd"/>
+    </w:p>
+    <w:p>
+      <w:r>
+        <w:br/>
+      </w:r>
+    </w:p>
+    <w:p>
+      <w:r>
+        <w:t>Excellent! We're officially past the planning stage and into development.</w:t>
+      </w:r>
+    </w:p>
+    <w:p>
+      <w:r>
+        <w:t>Here's where we stand:</w:t>
+      </w:r>
+    </w:p>
+    <w:p>
+      <w:r>
+        <w:rPr>
+          <w:rFonts w:ascii="Segoe UI Emoji" w:hAnsi="Segoe UI Emoji" w:cs="Segoe UI Emoji"/>
+        </w:rPr>
+        <w:t>✅</w:t>
+      </w:r>
+      <w:r>
+        <w:t xml:space="preserve"> Git account created</w:t>
+      </w:r>
+      <w:r>
+        <w:br/>
+      </w:r>
+      <w:r>
+        <w:rPr>
+          <w:rFonts w:ascii="Segoe UI Emoji" w:hAnsi="Segoe UI Emoji" w:cs="Segoe UI Emoji"/>
+        </w:rPr>
+        <w:t>✅</w:t>
+      </w:r>
+      <w:r>
+        <w:t xml:space="preserve"> Cloudflare account created</w:t>
+      </w:r>
+      <w:r>
+        <w:br/>
+      </w:r>
+      <w:r>
+        <w:rPr>
+          <w:rFonts w:ascii="Segoe UI Emoji" w:hAnsi="Segoe UI Emoji" w:cs="Segoe UI Emoji"/>
+        </w:rPr>
+        <w:t>✅</w:t>
+      </w:r>
+      <w:r>
+        <w:t xml:space="preserve"> D1 database created (</w:t>
+      </w:r>
+      <w:proofErr w:type="spellStart"/>
+      <w:r>
+        <w:t>tfs_shuttles_database</w:t>
+      </w:r>
+      <w:proofErr w:type="spellEnd"/>
+      <w:r>
+        <w:t>)</w:t>
+      </w:r>
+    </w:p>
+    <w:p>
+      <w:r>
+        <w:t>That's exactly what we needed.</w:t>
+      </w:r>
+    </w:p>
+    <w:p>
+      <w:pPr>
+        <w:rPr>
+          <w:b/>
+          <w:bCs/>
+        </w:rPr>
+      </w:pPr>
+      <w:r>
+        <w:rPr>
+          <w:b/>
+          <w:bCs/>
+        </w:rPr>
+        <w:t>Before we write code</w:t>
+      </w:r>
+    </w:p>
+    <w:p>
+      <w:r>
+        <w:t>I'd like us to treat this like a real software project. I'll act as the lead software architect and developer, and we'll build it in small, tested increments.</w:t>
+      </w:r>
+    </w:p>
+    <w:p>
+      <w:r>
+        <w:pict w14:anchorId="5562346D">
+          <v:rect id="_x0000_i1338" style="width:0;height:1.5pt" o:hralign="center" o:hrstd="t" o:hr="t" fillcolor="#a0a0a0" stroked="f"/>
+        </w:pict>
+      </w:r>
+    </w:p>
+    <w:p>
+      <w:pPr>
+        <w:rPr>
+          <w:b/>
+          <w:bCs/>
+        </w:rPr>
+      </w:pPr>
+      <w:r>
+        <w:rPr>
+          <w:b/>
+          <w:bCs/>
+        </w:rPr>
+        <w:t>Sprint 1 — Foundation</w:t>
+      </w:r>
+    </w:p>
+    <w:p>
+      <w:pPr>
+        <w:rPr>
+          <w:b/>
+          <w:bCs/>
+        </w:rPr>
+      </w:pPr>
+      <w:r>
+        <w:rPr>
+          <w:b/>
+          <w:bCs/>
+        </w:rPr>
+        <w:t>Step 1: Create the database schema</w:t>
+      </w:r>
+    </w:p>
+    <w:p>
+      <w:r>
+        <w:t>The first thing we'll do is create the tables in your D1 database.</w:t>
+      </w:r>
+    </w:p>
+    <w:p>
+      <w:r>
+        <w:t xml:space="preserve">I </w:t>
+      </w:r>
+      <w:proofErr w:type="gramStart"/>
+      <w:r>
+        <w:t>actually want</w:t>
+      </w:r>
+      <w:proofErr w:type="gramEnd"/>
+      <w:r>
+        <w:t xml:space="preserve"> to improve on the original design from our earlier conversation. Instead of putting everything into one giant table, we'll normalize the data a little. That will make future </w:t>
+      </w:r>
+      <w:proofErr w:type="gramStart"/>
+      <w:r>
+        <w:t>features—</w:t>
+      </w:r>
+      <w:proofErr w:type="gramEnd"/>
+      <w:r>
+        <w:t xml:space="preserve">like reports and the </w:t>
+      </w:r>
+      <w:proofErr w:type="gramStart"/>
+      <w:r>
+        <w:t>staff app—</w:t>
+      </w:r>
+      <w:proofErr w:type="gramEnd"/>
+      <w:r>
+        <w:t>much easier.</w:t>
+      </w:r>
+    </w:p>
+    <w:p>
+      <w:r>
+        <w:t>We'll start with four tables:</w:t>
+      </w:r>
+    </w:p>
+    <w:p>
+      <w:r>
+        <w:t>customers</w:t>
+      </w:r>
+      <w:r>
+        <w:br/>
+        <w:t>routes</w:t>
+      </w:r>
+      <w:r>
+        <w:br/>
+        <w:t>reservations</w:t>
+      </w:r>
+      <w:r>
+        <w:br/>
+        <w:t>settings</w:t>
+      </w:r>
+    </w:p>
+    <w:p>
+      <w:r>
+        <w:t>Later we'll add:</w:t>
+      </w:r>
+    </w:p>
+    <w:p>
+      <w:r>
+        <w:t>staff</w:t>
+      </w:r>
+      <w:r>
+        <w:br/>
+        <w:t>vehicles</w:t>
+      </w:r>
+      <w:r>
+        <w:br/>
+      </w:r>
+      <w:proofErr w:type="spellStart"/>
+      <w:r>
+        <w:t>activity_log</w:t>
+      </w:r>
+      <w:proofErr w:type="spellEnd"/>
+      <w:r>
+        <w:br/>
+        <w:t>photos</w:t>
+      </w:r>
+    </w:p>
+    <w:p>
+      <w:r>
+        <w:lastRenderedPageBreak/>
+        <w:t>Only when we need them.</w:t>
+      </w:r>
+    </w:p>
+    <w:p>
+      <w:r>
+        <w:pict w14:anchorId="33821FBA">
+          <v:rect id="_x0000_i1339" style="width:0;height:1.5pt" o:hralign="center" o:hrstd="t" o:hr="t" fillcolor="#a0a0a0" stroked="f"/>
+        </w:pict>
+      </w:r>
+    </w:p>
+    <w:p>
+      <w:pPr>
+        <w:rPr>
+          <w:b/>
+          <w:bCs/>
+        </w:rPr>
+      </w:pPr>
+      <w:r>
+        <w:rPr>
+          <w:b/>
+          <w:bCs/>
+        </w:rPr>
+        <w:t>reservations table</w:t>
+      </w:r>
+    </w:p>
+    <w:p>
+      <w:r>
+        <w:t>Instead of storing the route name and price directly, the reservation will point to a route.</w:t>
+      </w:r>
+    </w:p>
+    <w:p>
+      <w:r>
+        <w:t>For example:</w:t>
+      </w:r>
+    </w:p>
+    <w:p>
+      <w:r>
+        <w:t>Reservation #127</w:t>
+      </w:r>
+      <w:r>
+        <w:br/>
+      </w:r>
+      <w:r>
+        <w:br/>
+        <w:t>Customer → Mike Smith</w:t>
+      </w:r>
+      <w:r>
+        <w:br/>
+      </w:r>
+      <w:r>
+        <w:br/>
+        <w:t>Route → Route #4</w:t>
+      </w:r>
+      <w:r>
+        <w:br/>
+      </w:r>
+      <w:r>
+        <w:br/>
+        <w:t>Status → Scheduled</w:t>
+      </w:r>
+      <w:r>
+        <w:br/>
+      </w:r>
+      <w:r>
+        <w:br/>
+        <w:t>Payment → Paid</w:t>
+      </w:r>
+      <w:r>
+        <w:br/>
+      </w:r>
+      <w:r>
+        <w:br/>
+        <w:t>Vehicle → 2022 Tacoma</w:t>
+      </w:r>
+      <w:r>
+        <w:br/>
+      </w:r>
+      <w:r>
+        <w:br/>
+        <w:t>Plate → WY12345</w:t>
+      </w:r>
+    </w:p>
+    <w:p>
+      <w:r>
+        <w:t>That keeps everything consistent if you ever change a route name or price.</w:t>
+      </w:r>
+    </w:p>
+    <w:p>
+      <w:r>
+        <w:pict w14:anchorId="2207EC27">
+          <v:rect id="_x0000_i1340" style="width:0;height:1.5pt" o:hralign="center" o:hrstd="t" o:hr="t" fillcolor="#a0a0a0" stroked="f"/>
+        </w:pict>
+      </w:r>
+    </w:p>
+    <w:p>
+      <w:pPr>
+        <w:rPr>
+          <w:b/>
+          <w:bCs/>
+        </w:rPr>
+      </w:pPr>
+      <w:r>
+        <w:rPr>
+          <w:b/>
+          <w:bCs/>
+        </w:rPr>
+        <w:t>Step 2</w:t>
+      </w:r>
+    </w:p>
+    <w:p>
+      <w:r>
+        <w:t>Populate the routes table.</w:t>
+      </w:r>
+    </w:p>
+    <w:p>
+      <w:r>
+        <w:t>Instead of hard-coding routes into JavaScript like we did previously, they'll live in the database.</w:t>
+      </w:r>
+    </w:p>
+    <w:p>
+      <w:r>
+        <w:t>Your booking page will simply ask the backend:</w:t>
+      </w:r>
+    </w:p>
+    <w:p>
+      <w:r>
+        <w:t>"Give me the current routes."</w:t>
+      </w:r>
+    </w:p>
+    <w:p>
+      <w:r>
+        <w:t>The backend responds:</w:t>
+      </w:r>
+    </w:p>
+    <w:p>
+      <w:r>
+        <w:t>Wedding → Broadway</w:t>
+      </w:r>
+      <w:r>
+        <w:br/>
+        <w:t>$35</w:t>
+      </w:r>
+      <w:r>
+        <w:br/>
+      </w:r>
+      <w:r>
+        <w:br/>
+        <w:t>Wedding → Kirby</w:t>
+      </w:r>
+      <w:r>
+        <w:br/>
+      </w:r>
+      <w:r>
+        <w:lastRenderedPageBreak/>
+        <w:t>$45</w:t>
+      </w:r>
+      <w:r>
+        <w:br/>
+      </w:r>
+      <w:r>
+        <w:br/>
+        <w:t>...</w:t>
+      </w:r>
+    </w:p>
+    <w:p>
+      <w:r>
+        <w:t>That means changing prices won't require editing the website.</w:t>
+      </w:r>
+    </w:p>
+    <w:p>
+      <w:r>
+        <w:pict w14:anchorId="24FB55E2">
+          <v:rect id="_x0000_i1341" style="width:0;height:1.5pt" o:hralign="center" o:hrstd="t" o:hr="t" fillcolor="#a0a0a0" stroked="f"/>
+        </w:pict>
+      </w:r>
+    </w:p>
+    <w:p>
+      <w:pPr>
+        <w:rPr>
+          <w:b/>
+          <w:bCs/>
+        </w:rPr>
+      </w:pPr>
+      <w:r>
+        <w:rPr>
+          <w:b/>
+          <w:bCs/>
+        </w:rPr>
+        <w:t>Step 3</w:t>
+      </w:r>
+    </w:p>
+    <w:p>
+      <w:r>
+        <w:t>Build the Reservation API.</w:t>
+      </w:r>
+    </w:p>
+    <w:p>
+      <w:r>
+        <w:t>Eventually it will have endpoints like:</w:t>
+      </w:r>
+    </w:p>
+    <w:p>
+      <w:r>
+        <w:t>GET /routes</w:t>
+      </w:r>
+      <w:r>
+        <w:br/>
+      </w:r>
+      <w:r>
+        <w:br/>
+        <w:t>POST /reservation</w:t>
+      </w:r>
+      <w:r>
+        <w:br/>
+      </w:r>
+      <w:r>
+        <w:br/>
+        <w:t>GET /today</w:t>
+      </w:r>
+      <w:r>
+        <w:br/>
+      </w:r>
+      <w:r>
+        <w:br/>
+        <w:t>GET /reservation/123</w:t>
+      </w:r>
+      <w:r>
+        <w:br/>
+      </w:r>
+      <w:r>
+        <w:br/>
+        <w:t>PUT /reservation/123/status</w:t>
+      </w:r>
+    </w:p>
+    <w:p>
+      <w:r>
+        <w:t>The future staff app will use these exact same endpoints.</w:t>
+      </w:r>
+    </w:p>
+    <w:p>
+      <w:r>
+        <w:pict w14:anchorId="591A7E0A">
+          <v:rect id="_x0000_i1342" style="width:0;height:1.5pt" o:hralign="center" o:hrstd="t" o:hr="t" fillcolor="#a0a0a0" stroked="f"/>
+        </w:pict>
+      </w:r>
+    </w:p>
+    <w:p>
+      <w:pPr>
+        <w:rPr>
+          <w:b/>
+          <w:bCs/>
+        </w:rPr>
+      </w:pPr>
+      <w:r>
+        <w:rPr>
+          <w:b/>
+          <w:bCs/>
+        </w:rPr>
+        <w:t>I also want to improve the reservation IDs</w:t>
+      </w:r>
+    </w:p>
+    <w:p>
+      <w:r>
+        <w:t>Instead of:</w:t>
+      </w:r>
+    </w:p>
+    <w:p>
+      <w:r>
+        <w:t>TFS-2026-00042</w:t>
+      </w:r>
+    </w:p>
+    <w:p>
+      <w:r>
+        <w:t>I'm thinking:</w:t>
+      </w:r>
+    </w:p>
+    <w:p>
+      <w:r>
+        <w:t>S260707-001</w:t>
+      </w:r>
+    </w:p>
+    <w:p>
+      <w:r>
+        <w:t>Where:</w:t>
+      </w:r>
+    </w:p>
+    <w:p>
+      <w:r>
+        <w:t>S = Shuttle</w:t>
+      </w:r>
+      <w:r>
+        <w:br/>
+      </w:r>
+      <w:r>
+        <w:br/>
+        <w:t>26 = Year</w:t>
+      </w:r>
+      <w:r>
+        <w:br/>
+      </w:r>
+      <w:r>
+        <w:br/>
+        <w:t>07 = Month</w:t>
+      </w:r>
+      <w:r>
+        <w:br/>
+      </w:r>
+      <w:r>
+        <w:br/>
+      </w:r>
+      <w:r>
+        <w:lastRenderedPageBreak/>
+        <w:t>07 = Day</w:t>
+      </w:r>
+      <w:r>
+        <w:br/>
+      </w:r>
+      <w:r>
+        <w:br/>
+        <w:t>001 = First reservation today</w:t>
+      </w:r>
+    </w:p>
+    <w:p>
+      <w:proofErr w:type="gramStart"/>
+      <w:r>
+        <w:t>So</w:t>
+      </w:r>
+      <w:proofErr w:type="gramEnd"/>
+      <w:r>
+        <w:t xml:space="preserve"> on July 7th, your reservations would be:</w:t>
+      </w:r>
+    </w:p>
+    <w:p>
+      <w:r>
+        <w:t>S260707-001</w:t>
+      </w:r>
+      <w:r>
+        <w:br/>
+      </w:r>
+      <w:r>
+        <w:br/>
+        <w:t>S260707-002</w:t>
+      </w:r>
+      <w:r>
+        <w:br/>
+      </w:r>
+      <w:r>
+        <w:br/>
+        <w:t>S260707-003</w:t>
+      </w:r>
+    </w:p>
+    <w:p>
+      <w:r>
+        <w:t>On the next day they'd automatically become:</w:t>
+      </w:r>
+    </w:p>
+    <w:p>
+      <w:r>
+        <w:t>S260708-001</w:t>
+      </w:r>
+    </w:p>
+    <w:p>
+      <w:r>
+        <w:t>This makes it easy to tell when a reservation was created while keeping the IDs short enough to use over the phone.</w:t>
+      </w:r>
+    </w:p>
+    <w:p>
+      <w:r>
+        <w:pict w14:anchorId="686235A6">
+          <v:rect id="_x0000_i1343" style="width:0;height:1.5pt" o:hralign="center" o:hrstd="t" o:hr="t" fillcolor="#a0a0a0" stroked="f"/>
+        </w:pict>
+      </w:r>
+    </w:p>
+    <w:p>
+      <w:pPr>
+        <w:rPr>
+          <w:b/>
+          <w:bCs/>
+        </w:rPr>
+      </w:pPr>
+      <w:r>
+        <w:rPr>
+          <w:b/>
+          <w:bCs/>
+        </w:rPr>
+        <w:t>I'd like to organize our work</w:t>
+      </w:r>
+    </w:p>
+    <w:p>
+      <w:r>
+        <w:t>Rather than trying to paste large chunks of code into chat, I'd like us to build a proper Git repository with this structure:</w:t>
+      </w:r>
+    </w:p>
+    <w:p>
+      <w:proofErr w:type="spellStart"/>
+      <w:r>
+        <w:t>thermopolis</w:t>
+      </w:r>
+      <w:proofErr w:type="spellEnd"/>
+      <w:r>
+        <w:t>-shuttle/</w:t>
+      </w:r>
+      <w:r>
+        <w:br/>
+        <w:t>│</w:t>
+      </w:r>
+      <w:r>
+        <w:br/>
+      </w:r>
+      <w:r>
+        <w:rPr>
+          <w:rFonts w:ascii="MS Gothic" w:eastAsia="MS Gothic" w:hAnsi="MS Gothic" w:cs="MS Gothic" w:hint="eastAsia"/>
+        </w:rPr>
+        <w:t>├</w:t>
+      </w:r>
+      <w:r>
+        <w:rPr>
+          <w:rFonts w:ascii="Aptos" w:hAnsi="Aptos" w:cs="Aptos"/>
+        </w:rPr>
+        <w:t>──</w:t>
+      </w:r>
+      <w:r>
+        <w:t xml:space="preserve"> backend/</w:t>
+      </w:r>
+      <w:r>
+        <w:br/>
+      </w:r>
+      <w:r>
+        <w:rPr>
+          <w:rFonts w:ascii="Aptos" w:hAnsi="Aptos" w:cs="Aptos"/>
+        </w:rPr>
+        <w:t>│</w:t>
+      </w:r>
+      <w:r>
+        <w:t xml:space="preserve">   </w:t>
+      </w:r>
+      <w:r>
+        <w:rPr>
+          <w:rFonts w:ascii="MS Gothic" w:eastAsia="MS Gothic" w:hAnsi="MS Gothic" w:cs="MS Gothic" w:hint="eastAsia"/>
+        </w:rPr>
+        <w:t>├</w:t>
+      </w:r>
+      <w:r>
+        <w:rPr>
+          <w:rFonts w:ascii="Aptos" w:hAnsi="Aptos" w:cs="Aptos"/>
+        </w:rPr>
+        <w:t>──</w:t>
+      </w:r>
+      <w:r>
+        <w:t xml:space="preserve"> worker.js</w:t>
+      </w:r>
+      <w:r>
+        <w:br/>
+      </w:r>
+      <w:r>
+        <w:rPr>
+          <w:rFonts w:ascii="Aptos" w:hAnsi="Aptos" w:cs="Aptos"/>
+        </w:rPr>
+        <w:t>│</w:t>
+      </w:r>
+      <w:r>
+        <w:t xml:space="preserve">   </w:t>
+      </w:r>
+      <w:r>
+        <w:rPr>
+          <w:rFonts w:ascii="MS Gothic" w:eastAsia="MS Gothic" w:hAnsi="MS Gothic" w:cs="MS Gothic" w:hint="eastAsia"/>
+        </w:rPr>
+        <w:t>├</w:t>
+      </w:r>
+      <w:r>
+        <w:rPr>
+          <w:rFonts w:ascii="Aptos" w:hAnsi="Aptos" w:cs="Aptos"/>
+        </w:rPr>
+        <w:t>──</w:t>
+      </w:r>
+      <w:r>
+        <w:t xml:space="preserve"> </w:t>
+      </w:r>
+      <w:proofErr w:type="spellStart"/>
+      <w:r>
+        <w:t>schema.sql</w:t>
+      </w:r>
+      <w:proofErr w:type="spellEnd"/>
+      <w:r>
+        <w:br/>
+      </w:r>
+      <w:r>
+        <w:rPr>
+          <w:rFonts w:ascii="Aptos" w:hAnsi="Aptos" w:cs="Aptos"/>
+        </w:rPr>
+        <w:t>│</w:t>
+      </w:r>
+      <w:r>
+        <w:t xml:space="preserve">   </w:t>
+      </w:r>
+      <w:r>
+        <w:rPr>
+          <w:rFonts w:ascii="MS Gothic" w:eastAsia="MS Gothic" w:hAnsi="MS Gothic" w:cs="MS Gothic" w:hint="eastAsia"/>
+        </w:rPr>
+        <w:t>├</w:t>
+      </w:r>
+      <w:r>
+        <w:rPr>
+          <w:rFonts w:ascii="Aptos" w:hAnsi="Aptos" w:cs="Aptos"/>
+        </w:rPr>
+        <w:t>──</w:t>
+      </w:r>
+      <w:r>
+        <w:t xml:space="preserve"> routes.js</w:t>
+      </w:r>
+      <w:r>
+        <w:br/>
+      </w:r>
+      <w:r>
+        <w:rPr>
+          <w:rFonts w:ascii="Aptos" w:hAnsi="Aptos" w:cs="Aptos"/>
+        </w:rPr>
+        <w:t>│</w:t>
+      </w:r>
+      <w:r>
+        <w:t xml:space="preserve">   </w:t>
+      </w:r>
+      <w:r>
+        <w:rPr>
+          <w:rFonts w:ascii="Aptos" w:hAnsi="Aptos" w:cs="Aptos"/>
+        </w:rPr>
+        <w:t>└──</w:t>
+      </w:r>
+      <w:r>
+        <w:t xml:space="preserve"> reservations.js</w:t>
+      </w:r>
+      <w:r>
+        <w:br/>
+      </w:r>
+      <w:r>
+        <w:rPr>
+          <w:rFonts w:ascii="Aptos" w:hAnsi="Aptos" w:cs="Aptos"/>
+        </w:rPr>
+        <w:t>│</w:t>
+      </w:r>
+      <w:r>
+        <w:br/>
+      </w:r>
+      <w:r>
+        <w:rPr>
+          <w:rFonts w:ascii="MS Gothic" w:eastAsia="MS Gothic" w:hAnsi="MS Gothic" w:cs="MS Gothic" w:hint="eastAsia"/>
+        </w:rPr>
+        <w:t>├</w:t>
+      </w:r>
+      <w:r>
+        <w:rPr>
+          <w:rFonts w:ascii="Aptos" w:hAnsi="Aptos" w:cs="Aptos"/>
+        </w:rPr>
+        <w:t>──</w:t>
+      </w:r>
+      <w:r>
+        <w:t xml:space="preserve"> frontend/</w:t>
+      </w:r>
+      <w:r>
+        <w:br/>
+      </w:r>
+      <w:r>
+        <w:rPr>
+          <w:rFonts w:ascii="Aptos" w:hAnsi="Aptos" w:cs="Aptos"/>
+        </w:rPr>
+        <w:t>│</w:t>
+      </w:r>
+      <w:r>
+        <w:br/>
+      </w:r>
+      <w:r>
+        <w:rPr>
+          <w:rFonts w:ascii="MS Gothic" w:eastAsia="MS Gothic" w:hAnsi="MS Gothic" w:cs="MS Gothic" w:hint="eastAsia"/>
+        </w:rPr>
+        <w:t>├</w:t>
+      </w:r>
+      <w:r>
+        <w:rPr>
+          <w:rFonts w:ascii="Aptos" w:hAnsi="Aptos" w:cs="Aptos"/>
+        </w:rPr>
+        <w:t>──</w:t>
+      </w:r>
+      <w:r>
+        <w:t xml:space="preserve"> dashboard/</w:t>
+      </w:r>
+      <w:r>
+        <w:br/>
+      </w:r>
+      <w:r>
+        <w:rPr>
+          <w:rFonts w:ascii="Aptos" w:hAnsi="Aptos" w:cs="Aptos"/>
+        </w:rPr>
+        <w:t>│</w:t>
+      </w:r>
+      <w:r>
+        <w:br/>
+      </w:r>
+      <w:r>
+        <w:rPr>
+          <w:rFonts w:ascii="Aptos" w:hAnsi="Aptos" w:cs="Aptos"/>
+        </w:rPr>
+        <w:t>└──</w:t>
+      </w:r>
+      <w:r>
+        <w:t xml:space="preserve"> mobile/</w:t>
+      </w:r>
+    </w:p>
+    <w:p>
+      <w:r>
+        <w:t>That will keep everything organized from day one.</w:t>
+      </w:r>
+    </w:p>
+    <w:p>
+      <w:pPr>
+        <w:rPr>
+          <w:b/>
+          <w:bCs/>
+        </w:rPr>
+      </w:pPr>
+      <w:r>
+        <w:rPr>
+          <w:b/>
+          <w:bCs/>
+        </w:rPr>
+        <w:t>One question before we start writing code</w:t>
+      </w:r>
+    </w:p>
+    <w:p>
+      <w:r>
+        <w:lastRenderedPageBreak/>
+        <w:t xml:space="preserve">Are you comfortable installing </w:t>
+      </w:r>
+      <w:r>
+        <w:rPr>
+          <w:b/>
+          <w:bCs/>
+        </w:rPr>
+        <w:t>Node.js</w:t>
+      </w:r>
+      <w:r>
+        <w:t xml:space="preserve"> on your computer?</w:t>
+      </w:r>
+    </w:p>
+    <w:p>
+      <w:r>
+        <w:t>It's free, and having it installed will let us:</w:t>
+      </w:r>
+    </w:p>
+    <w:p>
+      <w:pPr>
+        <w:numPr>
+          <w:ilvl w:val="0"/>
+          <w:numId w:val="22"/>
+        </w:numPr>
+      </w:pPr>
+      <w:r>
+        <w:t>Test the application locally before deploying.</w:t>
+      </w:r>
+    </w:p>
+    <w:p>
+      <w:pPr>
+        <w:numPr>
+          <w:ilvl w:val="0"/>
+          <w:numId w:val="22"/>
+        </w:numPr>
+      </w:pPr>
+      <w:r>
+        <w:t>Use Cloudflare's Wrangler development tools.</w:t>
+      </w:r>
+    </w:p>
+    <w:p>
+      <w:pPr>
+        <w:numPr>
+          <w:ilvl w:val="0"/>
+          <w:numId w:val="22"/>
+        </w:numPr>
+      </w:pPr>
+      <w:r>
+        <w:t>Manage dependencies cleanly.</w:t>
+      </w:r>
+    </w:p>
+    <w:p>
+      <w:pPr>
+        <w:numPr>
+          <w:ilvl w:val="0"/>
+          <w:numId w:val="22"/>
+        </w:numPr>
+      </w:pPr>
+      <w:r>
+        <w:t>Develop much faster.</w:t>
+      </w:r>
+    </w:p>
+    <w:p>
+      <w:r>
+        <w:t>It's the standard development environment for Cloudflare Workers, and it'll make our workflow much smoother. If you don't already have it, we can install it together—it only takes a few minutes, and it'll save us a lot of time as the project grows.</w:t>
+      </w:r>
+    </w:p>
+    <w:p>
+      <w:pPr>
+        <w:rPr>
+          <w:vanish/>
+        </w:rPr>
+      </w:pPr>
+      <w:r>
+        <w:rPr>
+          <w:vanish/>
+        </w:rPr>
+        <w:t>Top of Form</w:t>
+      </w:r>
+    </w:p>
+    <w:p/>
+    <w:p>
+      <w:pPr>
+        <w:rPr>
+          <w:vanish/>
+        </w:rPr>
+      </w:pPr>
+      <w:r>
+        <w:rPr>
+          <w:vanish/>
+        </w:rPr>
+        <w:t>Bottom of Form</w:t>
+      </w:r>
+    </w:p>
+    <w:p/>
+    <w:p>
+      <w:r>
         <w:t>Perfect. I remember where we stopped.</w:t>
       </w:r>
     </w:p>
@@ -195,6 +3245,7 @@
     </w:p>
     <w:p>
       <w:r>
+        <w:lastRenderedPageBreak/>
         <w:t>The first version will be a simple dispatcher dashboard.</w:t>
       </w:r>
     </w:p>
@@ -316,7 +3367,6 @@
                 <w:b/>
                 <w:bCs/>
               </w:rPr>
-              <w:lastRenderedPageBreak/>
               <w:t>Time</w:t>
             </w:r>
           </w:p>
@@ -723,6 +3773,7 @@
     <w:p>
       <w:proofErr w:type="spellStart"/>
       <w:r>
+        <w:lastRenderedPageBreak/>
         <w:t>mkdir</w:t>
       </w:r>
       <w:proofErr w:type="spellEnd"/>
@@ -803,7 +3854,6 @@
     </w:p>
     <w:p>
       <w:r>
-        <w:lastRenderedPageBreak/>
         <w:t>backend/</w:t>
       </w:r>
       <w:r>
@@ -921,6 +3971,9 @@
       </w:r>
       <w:r>
         <w:br/>
+      </w:r>
+      <w:r>
+        <w:lastRenderedPageBreak/>
         <w:t xml:space="preserve">    email TEXT,</w:t>
       </w:r>
       <w:r>
@@ -1006,7 +4059,6 @@
         <w:br/>
       </w:r>
       <w:r>
-        <w:lastRenderedPageBreak/>
         <w:br/>
         <w:t xml:space="preserve">    driver TEXT,</w:t>
       </w:r>
@@ -1117,6 +4169,7 @@
     </w:p>
     <w:p>
       <w:r>
+        <w:lastRenderedPageBreak/>
         <w:t>That will let us do things like:</w:t>
       </w:r>
     </w:p>
@@ -1203,7 +4256,6 @@
         <w:rPr>
           <w:rFonts w:ascii="Segoe UI Emoji" w:hAnsi="Segoe UI Emoji" w:cs="Segoe UI Emoji"/>
         </w:rPr>
-        <w:lastRenderedPageBreak/>
         <w:t>✅</w:t>
       </w:r>
       <w:r>
@@ -1273,6 +4325,7 @@
     </w:p>
     <w:p>
       <w:r>
+        <w:lastRenderedPageBreak/>
         <mc:AlternateContent>
           <mc:Choice Requires="wps">
             <w:drawing>
@@ -1332,7 +4385,7 @@
           </mc:Choice>
           <mc:Fallback>
             <w:pict>
-              <v:rect w14:anchorId="3B116989" id="Rectangle 24" o:spid="_x0000_s1026" style="width:564.75pt;height:491.25pt;visibility:visible;mso-wrap-style:square;mso-left-percent:-10001;mso-top-percent:-10001;mso-position-horizontal:absolute;mso-position-horizontal-relative:char;mso-position-vertical:absolute;mso-position-vertical-relative:line;mso-left-percent:-10001;mso-top-percent:-10001;v-text-anchor:top" o:gfxdata="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" filled="f" stroked="f">
+              <v:rect w14:anchorId="05A66732" id="Rectangle 24" o:spid="_x0000_s1026" style="width:564.75pt;height:491.25pt;visibility:visible;mso-wrap-style:square;mso-left-percent:-10001;mso-top-percent:-10001;mso-position-horizontal:absolute;mso-position-horizontal-relative:char;mso-position-vertical:absolute;mso-position-vertical-relative:line;mso-left-percent:-10001;mso-top-percent:-10001;v-text-anchor:top" o:gfxdata="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" filled="f" stroked="f">
                 <o:lock v:ext="edit" aspectratio="t"/>
                 <w10:anchorlock/>
               </v:rect>
@@ -1344,24 +4397,24 @@
     <w:p>
       <w:proofErr w:type="gramStart"/>
       <w:r>
+        <w:t>this</w:t>
+      </w:r>
+      <w:proofErr w:type="gramEnd"/>
+      <w:r>
+        <w:t xml:space="preserve"> is what </w:t>
+      </w:r>
+      <w:proofErr w:type="gramStart"/>
+      <w:r>
+        <w:t>its</w:t>
+      </w:r>
+      <w:proofErr w:type="gramEnd"/>
+      <w:r>
+        <w:t xml:space="preserve"> showing me</w:t>
+      </w:r>
+    </w:p>
+    <w:p>
+      <w:r>
         <w:lastRenderedPageBreak/>
-        <w:t>this</w:t>
-      </w:r>
-      <w:proofErr w:type="gramEnd"/>
-      <w:r>
-        <w:t xml:space="preserve"> is what </w:t>
-      </w:r>
-      <w:proofErr w:type="gramStart"/>
-      <w:r>
-        <w:t>its</w:t>
-      </w:r>
-      <w:proofErr w:type="gramEnd"/>
-      <w:r>
-        <w:t xml:space="preserve"> showing me</w:t>
-      </w:r>
-    </w:p>
-    <w:p>
-      <w:r>
         <mc:AlternateContent>
           <mc:Choice Requires="wps">
             <w:drawing>
@@ -1421,7 +4474,7 @@
           </mc:Choice>
           <mc:Fallback>
             <w:pict>
-              <v:rect w14:anchorId="4F23BC99" id="Rectangle 23" o:spid="_x0000_s1026" style="width:9in;height:446.25pt;visibility:visible;mso-wrap-style:square;mso-left-percent:-10001;mso-top-percent:-10001;mso-position-horizontal:absolute;mso-position-horizontal-relative:char;mso-position-vertical:absolute;mso-position-vertical-relative:line;mso-left-percent:-10001;mso-top-percent:-10001;v-text-anchor:top" o:gfxdata="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" filled="f" stroked="f">
+              <v:rect w14:anchorId="1A3B510F" id="Rectangle 23" o:spid="_x0000_s1026" style="width:9in;height:446.25pt;visibility:visible;mso-wrap-style:square;mso-left-percent:-10001;mso-top-percent:-10001;mso-position-horizontal:absolute;mso-position-horizontal-relative:char;mso-position-vertical:absolute;mso-position-vertical-relative:line;mso-left-percent:-10001;mso-top-percent:-10001;v-text-anchor:top" o:gfxdata="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" filled="f" stroked="f">
                 <o:lock v:ext="edit" aspectratio="t"/>
                 <w10:anchorlock/>
               </v:rect>
@@ -1492,7 +4545,7 @@
           </mc:Choice>
           <mc:Fallback>
             <w:pict>
-              <v:rect w14:anchorId="74816906" id="Rectangle 22" o:spid="_x0000_s1026" style="width:770.25pt;height:549.75pt;visibility:visible;mso-wrap-style:square;mso-left-percent:-10001;mso-top-percent:-10001;mso-position-horizontal:absolute;mso-position-horizontal-relative:char;mso-position-vertical:absolute;mso-position-vertical-relative:line;mso-left-percent:-10001;mso-top-percent:-10001;v-text-anchor:top" o:gfxdata="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" filled="f" stroked="f">
+              <v:rect w14:anchorId="4EE32E12" id="Rectangle 22" o:spid="_x0000_s1026" style="width:770.25pt;height:549.75pt;visibility:visible;mso-wrap-style:square;mso-left-percent:-10001;mso-top-percent:-10001;mso-position-horizontal:absolute;mso-position-horizontal-relative:char;mso-position-vertical:absolute;mso-position-vertical-relative:line;mso-left-percent:-10001;mso-top-percent:-10001;v-text-anchor:top" o:gfxdata="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" filled="f" stroked="f">
                 <o:lock v:ext="edit" aspectratio="t"/>
                 <w10:anchorlock/>
               </v:rect>
@@ -1563,7 +4616,7 @@
           </mc:Choice>
           <mc:Fallback>
             <w:pict>
-              <v:rect w14:anchorId="0E3504F4" id="Rectangle 21" o:spid="_x0000_s1026" style="width:684pt;height:531.75pt;visibility:visible;mso-wrap-style:square;mso-left-percent:-10001;mso-top-percent:-10001;mso-position-horizontal:absolute;mso-position-horizontal-relative:char;mso-position-vertical:absolute;mso-position-vertical-relative:line;mso-left-percent:-10001;mso-top-percent:-10001;v-text-anchor:top" o:gfxdata="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" filled="f" stroked="f">
+              <v:rect w14:anchorId="1793BD67" id="Rectangle 21" o:spid="_x0000_s1026" style="width:684pt;height:531.75pt;visibility:visible;mso-wrap-style:square;mso-left-percent:-10001;mso-top-percent:-10001;mso-position-horizontal:absolute;mso-position-horizontal-relative:char;mso-position-vertical:absolute;mso-position-vertical-relative:line;mso-left-percent:-10001;mso-top-percent:-10001;v-text-anchor:top" o:gfxdata="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" filled="f" stroked="f">
                 <o:lock v:ext="edit" aspectratio="t"/>
                 <w10:anchorlock/>
               </v:rect>
@@ -1634,7 +4687,7 @@
           </mc:Choice>
           <mc:Fallback>
             <w:pict>
-              <v:rect w14:anchorId="1E084801" id="Rectangle 20" o:spid="_x0000_s1026" style="width:722.25pt;height:600.75pt;visibility:visible;mso-wrap-style:square;mso-left-percent:-10001;mso-top-percent:-10001;mso-position-horizontal:absolute;mso-position-horizontal-relative:char;mso-position-vertical:absolute;mso-position-vertical-relative:line;mso-left-percent:-10001;mso-top-percent:-10001;v-text-anchor:top" o:gfxdata="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" filled="f" stroked="f">
+              <v:rect w14:anchorId="41E38B68" id="Rectangle 20" o:spid="_x0000_s1026" style="width:722.25pt;height:600.75pt;visibility:visible;mso-wrap-style:square;mso-left-percent:-10001;mso-top-percent:-10001;mso-position-horizontal:absolute;mso-position-horizontal-relative:char;mso-position-vertical:absolute;mso-position-vertical-relative:line;mso-left-percent:-10001;mso-top-percent:-10001;v-text-anchor:top" o:gfxdata="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" filled="f" stroked="f">
                 <o:lock v:ext="edit" aspectratio="t"/>
                 <w10:anchorlock/>
               </v:rect>
@@ -1705,7 +4758,7 @@
           </mc:Choice>
           <mc:Fallback>
             <w:pict>
-              <v:rect w14:anchorId="082A7B35" id="Rectangle 19" o:spid="_x0000_s1026" style="width:573.75pt;height:698.25pt;visibility:visible;mso-wrap-style:square;mso-left-percent:-10001;mso-top-percent:-10001;mso-position-horizontal:absolute;mso-position-horizontal-relative:char;mso-position-vertical:absolute;mso-position-vertical-relative:line;mso-left-percent:-10001;mso-top-percent:-10001;v-text-anchor:top" o:gfxdata="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" filled="f" stroked="f">
+              <v:rect w14:anchorId="70B98374" id="Rectangle 19" o:spid="_x0000_s1026" style="width:573.75pt;height:698.25pt;visibility:visible;mso-wrap-style:square;mso-left-percent:-10001;mso-top-percent:-10001;mso-position-horizontal:absolute;mso-position-horizontal-relative:char;mso-position-vertical:absolute;mso-position-vertical-relative:line;mso-left-percent:-10001;mso-top-percent:-10001;v-text-anchor:top" o:gfxdata="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" filled="f" stroked="f">
                 <o:lock v:ext="edit" aspectratio="t"/>
                 <w10:anchorlock/>
               </v:rect>
@@ -1782,7 +4835,7 @@
           </mc:Choice>
           <mc:Fallback>
             <w:pict>
-              <v:rect w14:anchorId="49E748DB" id="Rectangle 18" o:spid="_x0000_s1026" style="width:492pt;height:678.75pt;visibility:visible;mso-wrap-style:square;mso-left-percent:-10001;mso-top-percent:-10001;mso-position-horizontal:absolute;mso-position-horizontal-relative:char;mso-position-vertical:absolute;mso-position-vertical-relative:line;mso-left-percent:-10001;mso-top-percent:-10001;v-text-anchor:top" o:gfxdata="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" filled="f" stroked="f">
+              <v:rect w14:anchorId="0BDB942E" id="Rectangle 18" o:spid="_x0000_s1026" style="width:492pt;height:678.75pt;visibility:visible;mso-wrap-style:square;mso-left-percent:-10001;mso-top-percent:-10001;mso-position-horizontal:absolute;mso-position-horizontal-relative:char;mso-position-vertical:absolute;mso-position-vertical-relative:line;mso-left-percent:-10001;mso-top-percent:-10001;v-text-anchor:top" o:gfxdata="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" filled="f" stroked="f">
                 <o:lock v:ext="edit" aspectratio="t"/>
                 <w10:anchorlock/>
               </v:rect>
@@ -1853,7 +4906,7 @@
           </mc:Choice>
           <mc:Fallback>
             <w:pict>
-              <v:rect w14:anchorId="7189FAEA" id="Rectangle 17" o:spid="_x0000_s1026" style="width:285.75pt;height:738pt;visibility:visible;mso-wrap-style:square;mso-left-percent:-10001;mso-top-percent:-10001;mso-position-horizontal:absolute;mso-position-horizontal-relative:char;mso-position-vertical:absolute;mso-position-vertical-relative:line;mso-left-percent:-10001;mso-top-percent:-10001;v-text-anchor:top" o:gfxdata="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" filled="f" stroked="f">
+              <v:rect w14:anchorId="02AFB657" id="Rectangle 17" o:spid="_x0000_s1026" style="width:285.75pt;height:738pt;visibility:visible;mso-wrap-style:square;mso-left-percent:-10001;mso-top-percent:-10001;mso-position-horizontal:absolute;mso-position-horizontal-relative:char;mso-position-vertical:absolute;mso-position-vertical-relative:line;mso-left-percent:-10001;mso-top-percent:-10001;v-text-anchor:top" o:gfxdata="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" filled="f" stroked="f">
                 <o:lock v:ext="edit" aspectratio="t"/>
                 <w10:anchorlock/>
               </v:rect>
@@ -1924,7 +4977,7 @@
           </mc:Choice>
           <mc:Fallback>
             <w:pict>
-              <v:rect w14:anchorId="0E47DFE5" id="Rectangle 16" o:spid="_x0000_s1026" style="width:417pt;height:631.5pt;visibility:visible;mso-wrap-style:square;mso-left-percent:-10001;mso-top-percent:-10001;mso-position-horizontal:absolute;mso-position-horizontal-relative:char;mso-position-vertical:absolute;mso-position-vertical-relative:line;mso-left-percent:-10001;mso-top-percent:-10001;v-text-anchor:top" o:gfxdata="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" filled="f" stroked="f">
+              <v:rect w14:anchorId="0DF09A41" id="Rectangle 16" o:spid="_x0000_s1026" style="width:417pt;height:631.5pt;visibility:visible;mso-wrap-style:square;mso-left-percent:-10001;mso-top-percent:-10001;mso-position-horizontal:absolute;mso-position-horizontal-relative:char;mso-position-vertical:absolute;mso-position-vertical-relative:line;mso-left-percent:-10001;mso-top-percent:-10001;v-text-anchor:top" o:gfxdata="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" filled="f" stroked="f">
                 <o:lock v:ext="edit" aspectratio="t"/>
                 <w10:anchorlock/>
               </v:rect>
@@ -1995,7 +5048,7 @@
           </mc:Choice>
           <mc:Fallback>
             <w:pict>
-              <v:rect w14:anchorId="6F99945D" id="Rectangle 15" o:spid="_x0000_s1026" style="width:670.5pt;height:468pt;visibility:visible;mso-wrap-style:square;mso-left-percent:-10001;mso-top-percent:-10001;mso-position-horizontal:absolute;mso-position-horizontal-relative:char;mso-position-vertical:absolute;mso-position-vertical-relative:line;mso-left-percent:-10001;mso-top-percent:-10001;v-text-anchor:top" o:gfxdata="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" filled="f" stroked="f">
+              <v:rect w14:anchorId="41FB92DC" id="Rectangle 15" o:spid="_x0000_s1026" style="width:670.5pt;height:468pt;visibility:visible;mso-wrap-style:square;mso-left-percent:-10001;mso-top-percent:-10001;mso-position-horizontal:absolute;mso-position-horizontal-relative:char;mso-position-vertical:absolute;mso-position-vertical-relative:line;mso-left-percent:-10001;mso-top-percent:-10001;v-text-anchor:top" o:gfxdata="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" filled="f" stroked="f">
                 <o:lock v:ext="edit" aspectratio="t"/>
                 <w10:anchorlock/>
               </v:rect>
@@ -2066,7 +5119,7 @@
           </mc:Choice>
           <mc:Fallback>
             <w:pict>
-              <v:rect w14:anchorId="66F7ED0E" id="Rectangle 14" o:spid="_x0000_s1026" style="width:616.5pt;height:554.25pt;visibility:visible;mso-wrap-style:square;mso-left-percent:-10001;mso-top-percent:-10001;mso-position-horizontal:absolute;mso-position-horizontal-relative:char;mso-position-vertical:absolute;mso-position-vertical-relative:line;mso-left-percent:-10001;mso-top-percent:-10001;v-text-anchor:top" o:gfxdata="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" filled="f" stroked="f">
+              <v:rect w14:anchorId="000D8B56" id="Rectangle 14" o:spid="_x0000_s1026" style="width:616.5pt;height:554.25pt;visibility:visible;mso-wrap-style:square;mso-left-percent:-10001;mso-top-percent:-10001;mso-position-horizontal:absolute;mso-position-horizontal-relative:char;mso-position-vertical:absolute;mso-position-vertical-relative:line;mso-left-percent:-10001;mso-top-percent:-10001;v-text-anchor:top" o:gfxdata="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" filled="f" stroked="f">
                 <o:lock v:ext="edit" aspectratio="t"/>
                 <w10:anchorlock/>
               </v:rect>
@@ -2137,7 +5190,7 @@
           </mc:Choice>
           <mc:Fallback>
             <w:pict>
-              <v:rect w14:anchorId="5EF70233" id="Rectangle 13" o:spid="_x0000_s1026" style="width:1433.25pt;height:760.5pt;visibility:visible;mso-wrap-style:square;mso-left-percent:-10001;mso-top-percent:-10001;mso-position-horizontal:absolute;mso-position-horizontal-relative:char;mso-position-vertical:absolute;mso-position-vertical-relative:line;mso-left-percent:-10001;mso-top-percent:-10001;v-text-anchor:top" o:gfxdata="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" filled="f" stroked="f">
+              <v:rect w14:anchorId="1A8AC908" id="Rectangle 13" o:spid="_x0000_s1026" style="width:1433.25pt;height:760.5pt;visibility:visible;mso-wrap-style:square;mso-left-percent:-10001;mso-top-percent:-10001;mso-position-horizontal:absolute;mso-position-horizontal-relative:char;mso-position-vertical:absolute;mso-position-vertical-relative:line;mso-left-percent:-10001;mso-top-percent:-10001;v-text-anchor:top" o:gfxdata="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" filled="f" stroked="f">
                 <o:lock v:ext="edit" aspectratio="t"/>
                 <w10:anchorlock/>
               </v:rect>
@@ -4238,6 +7291,304 @@
 <file path=word/numbering.xml><?xml version="1.0" encoding="utf-8"?>
 <w:numbering xmlns:wpc="http://schemas.microsoft.com/office/word/2010/wordprocessingCanvas" xmlns:cx="http://schemas.microsoft.com/office/drawing/2014/chartex" xmlns:cx1="http://schemas.microsoft.com/office/drawing/2015/9/8/chartex" xmlns:cx2="http://schemas.microsoft.com/office/drawing/2015/10/21/chartex" xmlns:cx3="http://schemas.microsoft.com/office/drawing/2016/5/9/chartex" xmlns:cx4="http://schemas.microsoft.com/office/drawing/2016/5/10/chartex" xmlns:cx5="http://schemas.microsoft.com/office/drawing/2016/5/11/chartex" xmlns:cx6="http://schemas.microsoft.com/office/drawing/2016/5/12/chartex" xmlns:cx7="http://schemas.microsoft.com/office/drawing/2016/5/13/chartex" xmlns:cx8="http://schemas.microsoft.com/office/drawing/2016/5/14/chartex" xmlns:mc="http://schemas.openxmlformats.org/markup-compatibility/2006" xmlns:aink="http://schemas.microsoft.com/office/drawing/2016/ink" xmlns:am3d="http://schemas.microsoft.com/office/drawing/2017/model3d" xmlns:o="urn:schemas-microsoft-com:office:office" xmlns:oel="http://schemas.microsoft.com/office/2019/extlst" xmlns:r="http://schemas.openxmlformats.org/officeDocument/2006/relationships" xmlns:m="http://schemas.openxmlformats.org/officeDocument/2006/math" xmlns:v="urn:schemas-microsoft-com:vml" xmlns:wp14="http://schemas.microsoft.com/office/word/2010/wordprocessingDrawing" xmlns:wp="http://schemas.openxmlformats.org/drawingml/2006/wordprocessingDrawing" xmlns:w10="urn:schemas-microsoft-com:office:word" xmlns:w="http://schemas.openxmlformats.org/wordprocessingml/2006/main" xmlns:w14="http://schemas.microsoft.com/office/word/2010/wordml" xmlns:w15="http://schemas.microsoft.com/office/word/2012/wordml" xmlns:w16cex="http://schemas.microsoft.com/office/word/2018/wordml/cex" xmlns:w16cid="http://schemas.microsoft.com/office/word/2016/wordml/cid" xmlns:w16="http://schemas.microsoft.com/office/word/2018/wordml" xmlns:w16du="http://schemas.microsoft.com/office/word/2023/wordml/word16du" xmlns:w16sdtdh="http://schemas.microsoft.com/office/word/2020/wordml/sdtdatahash" xmlns:w16sdtfl="http://schemas.microsoft.com/office/word/2024/wordml/sdtformatlock" xmlns:w16se="http://schemas.microsoft.com/office/word/2015/wordml/symex" xmlns:wpg="http://schemas.microsoft.com/office/word/2010/wordprocessingGroup" xmlns:wpi="http://schemas.microsoft.com/office/word/2010/wordprocessingInk" xmlns:wne="http://schemas.microsoft.com/office/word/2006/wordml" xmlns:wps="http://schemas.microsoft.com/office/word/2010/wordprocessingShape" mc:Ignorable="w14 w15 w16se w16cid w16 w16cex w16sdtdh w16sdtfl w16du wp14">
   <w:abstractNum w:abstractNumId="0" w15:restartNumberingAfterBreak="0">
+    <w:nsid w:val="085B4CC0"/>
+    <w:multiLevelType w:val="multilevel"/>
+    <w:tmpl w:val="284EBC6A"/>
+    <w:lvl w:ilvl="0">
+      <w:start w:val="1"/>
+      <w:numFmt w:val="bullet"/>
+      <w:lvlText w:val=""/>
+      <w:lvlJc w:val="left"/>
+      <w:pPr>
+        <w:tabs>
+          <w:tab w:val="num" w:pos="720"/>
+        </w:tabs>
+        <w:ind w:left="720" w:hanging="360"/>
+      </w:pPr>
+      <w:rPr>
+        <w:rFonts w:ascii="Symbol" w:hAnsi="Symbol" w:hint="default"/>
+        <w:sz w:val="20"/>
+      </w:rPr>
+    </w:lvl>
+    <w:lvl w:ilvl="1" w:tentative="1">
+      <w:start w:val="1"/>
+      <w:numFmt w:val="bullet"/>
+      <w:lvlText w:val="o"/>
+      <w:lvlJc w:val="left"/>
+      <w:pPr>
+        <w:tabs>
+          <w:tab w:val="num" w:pos="1440"/>
+        </w:tabs>
+        <w:ind w:left="1440" w:hanging="360"/>
+      </w:pPr>
+      <w:rPr>
+        <w:rFonts w:ascii="Courier New" w:hAnsi="Courier New" w:hint="default"/>
+        <w:sz w:val="20"/>
+      </w:rPr>
+    </w:lvl>
+    <w:lvl w:ilvl="2" w:tentative="1">
+      <w:start w:val="1"/>
+      <w:numFmt w:val="bullet"/>
+      <w:lvlText w:val=""/>
+      <w:lvlJc w:val="left"/>
+      <w:pPr>
+        <w:tabs>
+          <w:tab w:val="num" w:pos="2160"/>
+        </w:tabs>
+        <w:ind w:left="2160" w:hanging="360"/>
+      </w:pPr>
+      <w:rPr>
+        <w:rFonts w:ascii="Wingdings" w:hAnsi="Wingdings" w:hint="default"/>
+        <w:sz w:val="20"/>
+      </w:rPr>
+    </w:lvl>
+    <w:lvl w:ilvl="3" w:tentative="1">
+      <w:start w:val="1"/>
+      <w:numFmt w:val="bullet"/>
+      <w:lvlText w:val=""/>
+      <w:lvlJc w:val="left"/>
+      <w:pPr>
+        <w:tabs>
+          <w:tab w:val="num" w:pos="2880"/>
+        </w:tabs>
+        <w:ind w:left="2880" w:hanging="360"/>
+      </w:pPr>
+      <w:rPr>
+        <w:rFonts w:ascii="Wingdings" w:hAnsi="Wingdings" w:hint="default"/>
+        <w:sz w:val="20"/>
+      </w:rPr>
+    </w:lvl>
+    <w:lvl w:ilvl="4" w:tentative="1">
+      <w:start w:val="1"/>
+      <w:numFmt w:val="bullet"/>
+      <w:lvlText w:val=""/>
+      <w:lvlJc w:val="left"/>
+      <w:pPr>
+        <w:tabs>
+          <w:tab w:val="num" w:pos="3600"/>
+        </w:tabs>
+        <w:ind w:left="3600" w:hanging="360"/>
+      </w:pPr>
+      <w:rPr>
+        <w:rFonts w:ascii="Wingdings" w:hAnsi="Wingdings" w:hint="default"/>
+        <w:sz w:val="20"/>
+      </w:rPr>
+    </w:lvl>
+    <w:lvl w:ilvl="5" w:tentative="1">
+      <w:start w:val="1"/>
+      <w:numFmt w:val="bullet"/>
+      <w:lvlText w:val=""/>
+      <w:lvlJc w:val="left"/>
+      <w:pPr>
+        <w:tabs>
+          <w:tab w:val="num" w:pos="4320"/>
+        </w:tabs>
+        <w:ind w:left="4320" w:hanging="360"/>
+      </w:pPr>
+      <w:rPr>
+        <w:rFonts w:ascii="Wingdings" w:hAnsi="Wingdings" w:hint="default"/>
+        <w:sz w:val="20"/>
+      </w:rPr>
+    </w:lvl>
+    <w:lvl w:ilvl="6" w:tentative="1">
+      <w:start w:val="1"/>
+      <w:numFmt w:val="bullet"/>
+      <w:lvlText w:val=""/>
+      <w:lvlJc w:val="left"/>
+      <w:pPr>
+        <w:tabs>
+          <w:tab w:val="num" w:pos="5040"/>
+        </w:tabs>
+        <w:ind w:left="5040" w:hanging="360"/>
+      </w:pPr>
+      <w:rPr>
+        <w:rFonts w:ascii="Wingdings" w:hAnsi="Wingdings" w:hint="default"/>
+        <w:sz w:val="20"/>
+      </w:rPr>
+    </w:lvl>
+    <w:lvl w:ilvl="7" w:tentative="1">
+      <w:start w:val="1"/>
+      <w:numFmt w:val="bullet"/>
+      <w:lvlText w:val=""/>
+      <w:lvlJc w:val="left"/>
+      <w:pPr>
+        <w:tabs>
+          <w:tab w:val="num" w:pos="5760"/>
+        </w:tabs>
+        <w:ind w:left="5760" w:hanging="360"/>
+      </w:pPr>
+      <w:rPr>
+        <w:rFonts w:ascii="Wingdings" w:hAnsi="Wingdings" w:hint="default"/>
+        <w:sz w:val="20"/>
+      </w:rPr>
+    </w:lvl>
+    <w:lvl w:ilvl="8" w:tentative="1">
+      <w:start w:val="1"/>
+      <w:numFmt w:val="bullet"/>
+      <w:lvlText w:val=""/>
+      <w:lvlJc w:val="left"/>
+      <w:pPr>
+        <w:tabs>
+          <w:tab w:val="num" w:pos="6480"/>
+        </w:tabs>
+        <w:ind w:left="6480" w:hanging="360"/>
+      </w:pPr>
+      <w:rPr>
+        <w:rFonts w:ascii="Wingdings" w:hAnsi="Wingdings" w:hint="default"/>
+        <w:sz w:val="20"/>
+      </w:rPr>
+    </w:lvl>
+  </w:abstractNum>
+  <w:abstractNum w:abstractNumId="1" w15:restartNumberingAfterBreak="0">
+    <w:nsid w:val="0B9055B4"/>
+    <w:multiLevelType w:val="multilevel"/>
+    <w:tmpl w:val="3D2AC354"/>
+    <w:lvl w:ilvl="0">
+      <w:start w:val="1"/>
+      <w:numFmt w:val="bullet"/>
+      <w:lvlText w:val=""/>
+      <w:lvlJc w:val="left"/>
+      <w:pPr>
+        <w:tabs>
+          <w:tab w:val="num" w:pos="720"/>
+        </w:tabs>
+        <w:ind w:left="720" w:hanging="360"/>
+      </w:pPr>
+      <w:rPr>
+        <w:rFonts w:ascii="Symbol" w:hAnsi="Symbol" w:hint="default"/>
+        <w:sz w:val="20"/>
+      </w:rPr>
+    </w:lvl>
+    <w:lvl w:ilvl="1" w:tentative="1">
+      <w:start w:val="1"/>
+      <w:numFmt w:val="bullet"/>
+      <w:lvlText w:val="o"/>
+      <w:lvlJc w:val="left"/>
+      <w:pPr>
+        <w:tabs>
+          <w:tab w:val="num" w:pos="1440"/>
+        </w:tabs>
+        <w:ind w:left="1440" w:hanging="360"/>
+      </w:pPr>
+      <w:rPr>
+        <w:rFonts w:ascii="Courier New" w:hAnsi="Courier New" w:hint="default"/>
+        <w:sz w:val="20"/>
+      </w:rPr>
+    </w:lvl>
+    <w:lvl w:ilvl="2" w:tentative="1">
+      <w:start w:val="1"/>
+      <w:numFmt w:val="bullet"/>
+      <w:lvlText w:val=""/>
+      <w:lvlJc w:val="left"/>
+      <w:pPr>
+        <w:tabs>
+          <w:tab w:val="num" w:pos="2160"/>
+        </w:tabs>
+        <w:ind w:left="2160" w:hanging="360"/>
+      </w:pPr>
+      <w:rPr>
+        <w:rFonts w:ascii="Wingdings" w:hAnsi="Wingdings" w:hint="default"/>
+        <w:sz w:val="20"/>
+      </w:rPr>
+    </w:lvl>
+    <w:lvl w:ilvl="3" w:tentative="1">
+      <w:start w:val="1"/>
+      <w:numFmt w:val="bullet"/>
+      <w:lvlText w:val=""/>
+      <w:lvlJc w:val="left"/>
+      <w:pPr>
+        <w:tabs>
+          <w:tab w:val="num" w:pos="2880"/>
+        </w:tabs>
+        <w:ind w:left="2880" w:hanging="360"/>
+      </w:pPr>
+      <w:rPr>
+        <w:rFonts w:ascii="Wingdings" w:hAnsi="Wingdings" w:hint="default"/>
+        <w:sz w:val="20"/>
+      </w:rPr>
+    </w:lvl>
+    <w:lvl w:ilvl="4" w:tentative="1">
+      <w:start w:val="1"/>
+      <w:numFmt w:val="bullet"/>
+      <w:lvlText w:val=""/>
+      <w:lvlJc w:val="left"/>
+      <w:pPr>
+        <w:tabs>
+          <w:tab w:val="num" w:pos="3600"/>
+        </w:tabs>
+        <w:ind w:left="3600" w:hanging="360"/>
+      </w:pPr>
+      <w:rPr>
+        <w:rFonts w:ascii="Wingdings" w:hAnsi="Wingdings" w:hint="default"/>
+        <w:sz w:val="20"/>
+      </w:rPr>
+    </w:lvl>
+    <w:lvl w:ilvl="5" w:tentative="1">
+      <w:start w:val="1"/>
+      <w:numFmt w:val="bullet"/>
+      <w:lvlText w:val=""/>
+      <w:lvlJc w:val="left"/>
+      <w:pPr>
+        <w:tabs>
+          <w:tab w:val="num" w:pos="4320"/>
+        </w:tabs>
+        <w:ind w:left="4320" w:hanging="360"/>
+      </w:pPr>
+      <w:rPr>
+        <w:rFonts w:ascii="Wingdings" w:hAnsi="Wingdings" w:hint="default"/>
+        <w:sz w:val="20"/>
+      </w:rPr>
+    </w:lvl>
+    <w:lvl w:ilvl="6" w:tentative="1">
+      <w:start w:val="1"/>
+      <w:numFmt w:val="bullet"/>
+      <w:lvlText w:val=""/>
+      <w:lvlJc w:val="left"/>
+      <w:pPr>
+        <w:tabs>
+          <w:tab w:val="num" w:pos="5040"/>
+        </w:tabs>
+        <w:ind w:left="5040" w:hanging="360"/>
+      </w:pPr>
+      <w:rPr>
+        <w:rFonts w:ascii="Wingdings" w:hAnsi="Wingdings" w:hint="default"/>
+        <w:sz w:val="20"/>
+      </w:rPr>
+    </w:lvl>
+    <w:lvl w:ilvl="7" w:tentative="1">
+      <w:start w:val="1"/>
+      <w:numFmt w:val="bullet"/>
+      <w:lvlText w:val=""/>
+      <w:lvlJc w:val="left"/>
+      <w:pPr>
+        <w:tabs>
+          <w:tab w:val="num" w:pos="5760"/>
+        </w:tabs>
+        <w:ind w:left="5760" w:hanging="360"/>
+      </w:pPr>
+      <w:rPr>
+        <w:rFonts w:ascii="Wingdings" w:hAnsi="Wingdings" w:hint="default"/>
+        <w:sz w:val="20"/>
+      </w:rPr>
+    </w:lvl>
+    <w:lvl w:ilvl="8" w:tentative="1">
+      <w:start w:val="1"/>
+      <w:numFmt w:val="bullet"/>
+      <w:lvlText w:val=""/>
+      <w:lvlJc w:val="left"/>
+      <w:pPr>
+        <w:tabs>
+          <w:tab w:val="num" w:pos="6480"/>
+        </w:tabs>
+        <w:ind w:left="6480" w:hanging="360"/>
+      </w:pPr>
+      <w:rPr>
+        <w:rFonts w:ascii="Wingdings" w:hAnsi="Wingdings" w:hint="default"/>
+        <w:sz w:val="20"/>
+      </w:rPr>
+    </w:lvl>
+  </w:abstractNum>
+  <w:abstractNum w:abstractNumId="2" w15:restartNumberingAfterBreak="0">
     <w:nsid w:val="13EE4DCB"/>
     <w:multiLevelType w:val="multilevel"/>
     <w:tmpl w:val="65389F92"/>
@@ -4386,7 +7737,156 @@
       </w:rPr>
     </w:lvl>
   </w:abstractNum>
-  <w:abstractNum w:abstractNumId="1" w15:restartNumberingAfterBreak="0">
+  <w:abstractNum w:abstractNumId="3" w15:restartNumberingAfterBreak="0">
+    <w:nsid w:val="14E67BBE"/>
+    <w:multiLevelType w:val="multilevel"/>
+    <w:tmpl w:val="E87A555E"/>
+    <w:lvl w:ilvl="0">
+      <w:start w:val="1"/>
+      <w:numFmt w:val="bullet"/>
+      <w:lvlText w:val=""/>
+      <w:lvlJc w:val="left"/>
+      <w:pPr>
+        <w:tabs>
+          <w:tab w:val="num" w:pos="720"/>
+        </w:tabs>
+        <w:ind w:left="720" w:hanging="360"/>
+      </w:pPr>
+      <w:rPr>
+        <w:rFonts w:ascii="Symbol" w:hAnsi="Symbol" w:hint="default"/>
+        <w:sz w:val="20"/>
+      </w:rPr>
+    </w:lvl>
+    <w:lvl w:ilvl="1" w:tentative="1">
+      <w:start w:val="1"/>
+      <w:numFmt w:val="bullet"/>
+      <w:lvlText w:val="o"/>
+      <w:lvlJc w:val="left"/>
+      <w:pPr>
+        <w:tabs>
+          <w:tab w:val="num" w:pos="1440"/>
+        </w:tabs>
+        <w:ind w:left="1440" w:hanging="360"/>
+      </w:pPr>
+      <w:rPr>
+        <w:rFonts w:ascii="Courier New" w:hAnsi="Courier New" w:hint="default"/>
+        <w:sz w:val="20"/>
+      </w:rPr>
+    </w:lvl>
+    <w:lvl w:ilvl="2" w:tentative="1">
+      <w:start w:val="1"/>
+      <w:numFmt w:val="bullet"/>
+      <w:lvlText w:val=""/>
+      <w:lvlJc w:val="left"/>
+      <w:pPr>
+        <w:tabs>
+          <w:tab w:val="num" w:pos="2160"/>
+        </w:tabs>
+        <w:ind w:left="2160" w:hanging="360"/>
+      </w:pPr>
+      <w:rPr>
+        <w:rFonts w:ascii="Wingdings" w:hAnsi="Wingdings" w:hint="default"/>
+        <w:sz w:val="20"/>
+      </w:rPr>
+    </w:lvl>
+    <w:lvl w:ilvl="3" w:tentative="1">
+      <w:start w:val="1"/>
+      <w:numFmt w:val="bullet"/>
+      <w:lvlText w:val=""/>
+      <w:lvlJc w:val="left"/>
+      <w:pPr>
+        <w:tabs>
+          <w:tab w:val="num" w:pos="2880"/>
+        </w:tabs>
+        <w:ind w:left="2880" w:hanging="360"/>
+      </w:pPr>
+      <w:rPr>
+        <w:rFonts w:ascii="Wingdings" w:hAnsi="Wingdings" w:hint="default"/>
+        <w:sz w:val="20"/>
+      </w:rPr>
+    </w:lvl>
+    <w:lvl w:ilvl="4" w:tentative="1">
+      <w:start w:val="1"/>
+      <w:numFmt w:val="bullet"/>
+      <w:lvlText w:val=""/>
+      <w:lvlJc w:val="left"/>
+      <w:pPr>
+        <w:tabs>
+          <w:tab w:val="num" w:pos="3600"/>
+        </w:tabs>
+        <w:ind w:left="3600" w:hanging="360"/>
+      </w:pPr>
+      <w:rPr>
+        <w:rFonts w:ascii="Wingdings" w:hAnsi="Wingdings" w:hint="default"/>
+        <w:sz w:val="20"/>
+      </w:rPr>
+    </w:lvl>
+    <w:lvl w:ilvl="5" w:tentative="1">
+      <w:start w:val="1"/>
+      <w:numFmt w:val="bullet"/>
+      <w:lvlText w:val=""/>
+      <w:lvlJc w:val="left"/>
+      <w:pPr>
+        <w:tabs>
+          <w:tab w:val="num" w:pos="4320"/>
+        </w:tabs>
+        <w:ind w:left="4320" w:hanging="360"/>
+      </w:pPr>
+      <w:rPr>
+        <w:rFonts w:ascii="Wingdings" w:hAnsi="Wingdings" w:hint="default"/>
+        <w:sz w:val="20"/>
+      </w:rPr>
+    </w:lvl>
+    <w:lvl w:ilvl="6" w:tentative="1">
+      <w:start w:val="1"/>
+      <w:numFmt w:val="bullet"/>
+      <w:lvlText w:val=""/>
+      <w:lvlJc w:val="left"/>
+      <w:pPr>
+        <w:tabs>
+          <w:tab w:val="num" w:pos="5040"/>
+        </w:tabs>
+        <w:ind w:left="5040" w:hanging="360"/>
+      </w:pPr>
+      <w:rPr>
+        <w:rFonts w:ascii="Wingdings" w:hAnsi="Wingdings" w:hint="default"/>
+        <w:sz w:val="20"/>
+      </w:rPr>
+    </w:lvl>
+    <w:lvl w:ilvl="7" w:tentative="1">
+      <w:start w:val="1"/>
+      <w:numFmt w:val="bullet"/>
+      <w:lvlText w:val=""/>
+      <w:lvlJc w:val="left"/>
+      <w:pPr>
+        <w:tabs>
+          <w:tab w:val="num" w:pos="5760"/>
+        </w:tabs>
+        <w:ind w:left="5760" w:hanging="360"/>
+      </w:pPr>
+      <w:rPr>
+        <w:rFonts w:ascii="Wingdings" w:hAnsi="Wingdings" w:hint="default"/>
+        <w:sz w:val="20"/>
+      </w:rPr>
+    </w:lvl>
+    <w:lvl w:ilvl="8" w:tentative="1">
+      <w:start w:val="1"/>
+      <w:numFmt w:val="bullet"/>
+      <w:lvlText w:val=""/>
+      <w:lvlJc w:val="left"/>
+      <w:pPr>
+        <w:tabs>
+          <w:tab w:val="num" w:pos="6480"/>
+        </w:tabs>
+        <w:ind w:left="6480" w:hanging="360"/>
+      </w:pPr>
+      <w:rPr>
+        <w:rFonts w:ascii="Wingdings" w:hAnsi="Wingdings" w:hint="default"/>
+        <w:sz w:val="20"/>
+      </w:rPr>
+    </w:lvl>
+  </w:abstractNum>
+  <w:abstractNum w:abstractNumId="4" w15:restartNumberingAfterBreak="0">
     <w:nsid w:val="179E2F30"/>
     <w:multiLevelType w:val="multilevel"/>
     <w:tmpl w:val="E85E02C8"/>
@@ -4535,7 +8035,156 @@
       </w:rPr>
     </w:lvl>
   </w:abstractNum>
-  <w:abstractNum w:abstractNumId="2" w15:restartNumberingAfterBreak="0">
+  <w:abstractNum w:abstractNumId="5" w15:restartNumberingAfterBreak="0">
+    <w:nsid w:val="1EC405EC"/>
+    <w:multiLevelType w:val="multilevel"/>
+    <w:tmpl w:val="D01E999C"/>
+    <w:lvl w:ilvl="0">
+      <w:start w:val="1"/>
+      <w:numFmt w:val="bullet"/>
+      <w:lvlText w:val=""/>
+      <w:lvlJc w:val="left"/>
+      <w:pPr>
+        <w:tabs>
+          <w:tab w:val="num" w:pos="720"/>
+        </w:tabs>
+        <w:ind w:left="720" w:hanging="360"/>
+      </w:pPr>
+      <w:rPr>
+        <w:rFonts w:ascii="Symbol" w:hAnsi="Symbol" w:hint="default"/>
+        <w:sz w:val="20"/>
+      </w:rPr>
+    </w:lvl>
+    <w:lvl w:ilvl="1" w:tentative="1">
+      <w:start w:val="1"/>
+      <w:numFmt w:val="bullet"/>
+      <w:lvlText w:val="o"/>
+      <w:lvlJc w:val="left"/>
+      <w:pPr>
+        <w:tabs>
+          <w:tab w:val="num" w:pos="1440"/>
+        </w:tabs>
+        <w:ind w:left="1440" w:hanging="360"/>
+      </w:pPr>
+      <w:rPr>
+        <w:rFonts w:ascii="Courier New" w:hAnsi="Courier New" w:hint="default"/>
+        <w:sz w:val="20"/>
+      </w:rPr>
+    </w:lvl>
+    <w:lvl w:ilvl="2" w:tentative="1">
+      <w:start w:val="1"/>
+      <w:numFmt w:val="bullet"/>
+      <w:lvlText w:val=""/>
+      <w:lvlJc w:val="left"/>
+      <w:pPr>
+        <w:tabs>
+          <w:tab w:val="num" w:pos="2160"/>
+        </w:tabs>
+        <w:ind w:left="2160" w:hanging="360"/>
+      </w:pPr>
+      <w:rPr>
+        <w:rFonts w:ascii="Wingdings" w:hAnsi="Wingdings" w:hint="default"/>
+        <w:sz w:val="20"/>
+      </w:rPr>
+    </w:lvl>
+    <w:lvl w:ilvl="3" w:tentative="1">
+      <w:start w:val="1"/>
+      <w:numFmt w:val="bullet"/>
+      <w:lvlText w:val=""/>
+      <w:lvlJc w:val="left"/>
+      <w:pPr>
+        <w:tabs>
+          <w:tab w:val="num" w:pos="2880"/>
+        </w:tabs>
+        <w:ind w:left="2880" w:hanging="360"/>
+      </w:pPr>
+      <w:rPr>
+        <w:rFonts w:ascii="Wingdings" w:hAnsi="Wingdings" w:hint="default"/>
+        <w:sz w:val="20"/>
+      </w:rPr>
+    </w:lvl>
+    <w:lvl w:ilvl="4" w:tentative="1">
+      <w:start w:val="1"/>
+      <w:numFmt w:val="bullet"/>
+      <w:lvlText w:val=""/>
+      <w:lvlJc w:val="left"/>
+      <w:pPr>
+        <w:tabs>
+          <w:tab w:val="num" w:pos="3600"/>
+        </w:tabs>
+        <w:ind w:left="3600" w:hanging="360"/>
+      </w:pPr>
+      <w:rPr>
+        <w:rFonts w:ascii="Wingdings" w:hAnsi="Wingdings" w:hint="default"/>
+        <w:sz w:val="20"/>
+      </w:rPr>
+    </w:lvl>
+    <w:lvl w:ilvl="5" w:tentative="1">
+      <w:start w:val="1"/>
+      <w:numFmt w:val="bullet"/>
+      <w:lvlText w:val=""/>
+      <w:lvlJc w:val="left"/>
+      <w:pPr>
+        <w:tabs>
+          <w:tab w:val="num" w:pos="4320"/>
+        </w:tabs>
+        <w:ind w:left="4320" w:hanging="360"/>
+      </w:pPr>
+      <w:rPr>
+        <w:rFonts w:ascii="Wingdings" w:hAnsi="Wingdings" w:hint="default"/>
+        <w:sz w:val="20"/>
+      </w:rPr>
+    </w:lvl>
+    <w:lvl w:ilvl="6" w:tentative="1">
+      <w:start w:val="1"/>
+      <w:numFmt w:val="bullet"/>
+      <w:lvlText w:val=""/>
+      <w:lvlJc w:val="left"/>
+      <w:pPr>
+        <w:tabs>
+          <w:tab w:val="num" w:pos="5040"/>
+        </w:tabs>
+        <w:ind w:left="5040" w:hanging="360"/>
+      </w:pPr>
+      <w:rPr>
+        <w:rFonts w:ascii="Wingdings" w:hAnsi="Wingdings" w:hint="default"/>
+        <w:sz w:val="20"/>
+      </w:rPr>
+    </w:lvl>
+    <w:lvl w:ilvl="7" w:tentative="1">
+      <w:start w:val="1"/>
+      <w:numFmt w:val="bullet"/>
+      <w:lvlText w:val=""/>
+      <w:lvlJc w:val="left"/>
+      <w:pPr>
+        <w:tabs>
+          <w:tab w:val="num" w:pos="5760"/>
+        </w:tabs>
+        <w:ind w:left="5760" w:hanging="360"/>
+      </w:pPr>
+      <w:rPr>
+        <w:rFonts w:ascii="Wingdings" w:hAnsi="Wingdings" w:hint="default"/>
+        <w:sz w:val="20"/>
+      </w:rPr>
+    </w:lvl>
+    <w:lvl w:ilvl="8" w:tentative="1">
+      <w:start w:val="1"/>
+      <w:numFmt w:val="bullet"/>
+      <w:lvlText w:val=""/>
+      <w:lvlJc w:val="left"/>
+      <w:pPr>
+        <w:tabs>
+          <w:tab w:val="num" w:pos="6480"/>
+        </w:tabs>
+        <w:ind w:left="6480" w:hanging="360"/>
+      </w:pPr>
+      <w:rPr>
+        <w:rFonts w:ascii="Wingdings" w:hAnsi="Wingdings" w:hint="default"/>
+        <w:sz w:val="20"/>
+      </w:rPr>
+    </w:lvl>
+  </w:abstractNum>
+  <w:abstractNum w:abstractNumId="6" w15:restartNumberingAfterBreak="0">
     <w:nsid w:val="1F7454A4"/>
     <w:multiLevelType w:val="multilevel"/>
     <w:tmpl w:val="BCF6C388"/>
@@ -4684,7 +8333,454 @@
       </w:rPr>
     </w:lvl>
   </w:abstractNum>
-  <w:abstractNum w:abstractNumId="3" w15:restartNumberingAfterBreak="0">
+  <w:abstractNum w:abstractNumId="7" w15:restartNumberingAfterBreak="0">
+    <w:nsid w:val="281D0F71"/>
+    <w:multiLevelType w:val="multilevel"/>
+    <w:tmpl w:val="2F786F4C"/>
+    <w:lvl w:ilvl="0">
+      <w:start w:val="1"/>
+      <w:numFmt w:val="bullet"/>
+      <w:lvlText w:val=""/>
+      <w:lvlJc w:val="left"/>
+      <w:pPr>
+        <w:tabs>
+          <w:tab w:val="num" w:pos="720"/>
+        </w:tabs>
+        <w:ind w:left="720" w:hanging="360"/>
+      </w:pPr>
+      <w:rPr>
+        <w:rFonts w:ascii="Symbol" w:hAnsi="Symbol" w:hint="default"/>
+        <w:sz w:val="20"/>
+      </w:rPr>
+    </w:lvl>
+    <w:lvl w:ilvl="1" w:tentative="1">
+      <w:start w:val="1"/>
+      <w:numFmt w:val="bullet"/>
+      <w:lvlText w:val="o"/>
+      <w:lvlJc w:val="left"/>
+      <w:pPr>
+        <w:tabs>
+          <w:tab w:val="num" w:pos="1440"/>
+        </w:tabs>
+        <w:ind w:left="1440" w:hanging="360"/>
+      </w:pPr>
+      <w:rPr>
+        <w:rFonts w:ascii="Courier New" w:hAnsi="Courier New" w:hint="default"/>
+        <w:sz w:val="20"/>
+      </w:rPr>
+    </w:lvl>
+    <w:lvl w:ilvl="2" w:tentative="1">
+      <w:start w:val="1"/>
+      <w:numFmt w:val="bullet"/>
+      <w:lvlText w:val=""/>
+      <w:lvlJc w:val="left"/>
+      <w:pPr>
+        <w:tabs>
+          <w:tab w:val="num" w:pos="2160"/>
+        </w:tabs>
+        <w:ind w:left="2160" w:hanging="360"/>
+      </w:pPr>
+      <w:rPr>
+        <w:rFonts w:ascii="Wingdings" w:hAnsi="Wingdings" w:hint="default"/>
+        <w:sz w:val="20"/>
+      </w:rPr>
+    </w:lvl>
+    <w:lvl w:ilvl="3" w:tentative="1">
+      <w:start w:val="1"/>
+      <w:numFmt w:val="bullet"/>
+      <w:lvlText w:val=""/>
+      <w:lvlJc w:val="left"/>
+      <w:pPr>
+        <w:tabs>
+          <w:tab w:val="num" w:pos="2880"/>
+        </w:tabs>
+        <w:ind w:left="2880" w:hanging="360"/>
+      </w:pPr>
+      <w:rPr>
+        <w:rFonts w:ascii="Wingdings" w:hAnsi="Wingdings" w:hint="default"/>
+        <w:sz w:val="20"/>
+      </w:rPr>
+    </w:lvl>
+    <w:lvl w:ilvl="4" w:tentative="1">
+      <w:start w:val="1"/>
+      <w:numFmt w:val="bullet"/>
+      <w:lvlText w:val=""/>
+      <w:lvlJc w:val="left"/>
+      <w:pPr>
+        <w:tabs>
+          <w:tab w:val="num" w:pos="3600"/>
+        </w:tabs>
+        <w:ind w:left="3600" w:hanging="360"/>
+      </w:pPr>
+      <w:rPr>
+        <w:rFonts w:ascii="Wingdings" w:hAnsi="Wingdings" w:hint="default"/>
+        <w:sz w:val="20"/>
+      </w:rPr>
+    </w:lvl>
+    <w:lvl w:ilvl="5" w:tentative="1">
+      <w:start w:val="1"/>
+      <w:numFmt w:val="bullet"/>
+      <w:lvlText w:val=""/>
+      <w:lvlJc w:val="left"/>
+      <w:pPr>
+        <w:tabs>
+          <w:tab w:val="num" w:pos="4320"/>
+        </w:tabs>
+        <w:ind w:left="4320" w:hanging="360"/>
+      </w:pPr>
+      <w:rPr>
+        <w:rFonts w:ascii="Wingdings" w:hAnsi="Wingdings" w:hint="default"/>
+        <w:sz w:val="20"/>
+      </w:rPr>
+    </w:lvl>
+    <w:lvl w:ilvl="6" w:tentative="1">
+      <w:start w:val="1"/>
+      <w:numFmt w:val="bullet"/>
+      <w:lvlText w:val=""/>
+      <w:lvlJc w:val="left"/>
+      <w:pPr>
+        <w:tabs>
+          <w:tab w:val="num" w:pos="5040"/>
+        </w:tabs>
+        <w:ind w:left="5040" w:hanging="360"/>
+      </w:pPr>
+      <w:rPr>
+        <w:rFonts w:ascii="Wingdings" w:hAnsi="Wingdings" w:hint="default"/>
+        <w:sz w:val="20"/>
+      </w:rPr>
+    </w:lvl>
+    <w:lvl w:ilvl="7" w:tentative="1">
+      <w:start w:val="1"/>
+      <w:numFmt w:val="bullet"/>
+      <w:lvlText w:val=""/>
+      <w:lvlJc w:val="left"/>
+      <w:pPr>
+        <w:tabs>
+          <w:tab w:val="num" w:pos="5760"/>
+        </w:tabs>
+        <w:ind w:left="5760" w:hanging="360"/>
+      </w:pPr>
+      <w:rPr>
+        <w:rFonts w:ascii="Wingdings" w:hAnsi="Wingdings" w:hint="default"/>
+        <w:sz w:val="20"/>
+      </w:rPr>
+    </w:lvl>
+    <w:lvl w:ilvl="8" w:tentative="1">
+      <w:start w:val="1"/>
+      <w:numFmt w:val="bullet"/>
+      <w:lvlText w:val=""/>
+      <w:lvlJc w:val="left"/>
+      <w:pPr>
+        <w:tabs>
+          <w:tab w:val="num" w:pos="6480"/>
+        </w:tabs>
+        <w:ind w:left="6480" w:hanging="360"/>
+      </w:pPr>
+      <w:rPr>
+        <w:rFonts w:ascii="Wingdings" w:hAnsi="Wingdings" w:hint="default"/>
+        <w:sz w:val="20"/>
+      </w:rPr>
+    </w:lvl>
+  </w:abstractNum>
+  <w:abstractNum w:abstractNumId="8" w15:restartNumberingAfterBreak="0">
+    <w:nsid w:val="2F911383"/>
+    <w:multiLevelType w:val="multilevel"/>
+    <w:tmpl w:val="79DAFE74"/>
+    <w:lvl w:ilvl="0">
+      <w:start w:val="1"/>
+      <w:numFmt w:val="bullet"/>
+      <w:lvlText w:val=""/>
+      <w:lvlJc w:val="left"/>
+      <w:pPr>
+        <w:tabs>
+          <w:tab w:val="num" w:pos="720"/>
+        </w:tabs>
+        <w:ind w:left="720" w:hanging="360"/>
+      </w:pPr>
+      <w:rPr>
+        <w:rFonts w:ascii="Symbol" w:hAnsi="Symbol" w:hint="default"/>
+        <w:sz w:val="20"/>
+      </w:rPr>
+    </w:lvl>
+    <w:lvl w:ilvl="1" w:tentative="1">
+      <w:start w:val="1"/>
+      <w:numFmt w:val="bullet"/>
+      <w:lvlText w:val="o"/>
+      <w:lvlJc w:val="left"/>
+      <w:pPr>
+        <w:tabs>
+          <w:tab w:val="num" w:pos="1440"/>
+        </w:tabs>
+        <w:ind w:left="1440" w:hanging="360"/>
+      </w:pPr>
+      <w:rPr>
+        <w:rFonts w:ascii="Courier New" w:hAnsi="Courier New" w:hint="default"/>
+        <w:sz w:val="20"/>
+      </w:rPr>
+    </w:lvl>
+    <w:lvl w:ilvl="2" w:tentative="1">
+      <w:start w:val="1"/>
+      <w:numFmt w:val="bullet"/>
+      <w:lvlText w:val=""/>
+      <w:lvlJc w:val="left"/>
+      <w:pPr>
+        <w:tabs>
+          <w:tab w:val="num" w:pos="2160"/>
+        </w:tabs>
+        <w:ind w:left="2160" w:hanging="360"/>
+      </w:pPr>
+      <w:rPr>
+        <w:rFonts w:ascii="Wingdings" w:hAnsi="Wingdings" w:hint="default"/>
+        <w:sz w:val="20"/>
+      </w:rPr>
+    </w:lvl>
+    <w:lvl w:ilvl="3" w:tentative="1">
+      <w:start w:val="1"/>
+      <w:numFmt w:val="bullet"/>
+      <w:lvlText w:val=""/>
+      <w:lvlJc w:val="left"/>
+      <w:pPr>
+        <w:tabs>
+          <w:tab w:val="num" w:pos="2880"/>
+        </w:tabs>
+        <w:ind w:left="2880" w:hanging="360"/>
+      </w:pPr>
+      <w:rPr>
+        <w:rFonts w:ascii="Wingdings" w:hAnsi="Wingdings" w:hint="default"/>
+        <w:sz w:val="20"/>
+      </w:rPr>
+    </w:lvl>
+    <w:lvl w:ilvl="4" w:tentative="1">
+      <w:start w:val="1"/>
+      <w:numFmt w:val="bullet"/>
+      <w:lvlText w:val=""/>
+      <w:lvlJc w:val="left"/>
+      <w:pPr>
+        <w:tabs>
+          <w:tab w:val="num" w:pos="3600"/>
+        </w:tabs>
+        <w:ind w:left="3600" w:hanging="360"/>
+      </w:pPr>
+      <w:rPr>
+        <w:rFonts w:ascii="Wingdings" w:hAnsi="Wingdings" w:hint="default"/>
+        <w:sz w:val="20"/>
+      </w:rPr>
+    </w:lvl>
+    <w:lvl w:ilvl="5" w:tentative="1">
+      <w:start w:val="1"/>
+      <w:numFmt w:val="bullet"/>
+      <w:lvlText w:val=""/>
+      <w:lvlJc w:val="left"/>
+      <w:pPr>
+        <w:tabs>
+          <w:tab w:val="num" w:pos="4320"/>
+        </w:tabs>
+        <w:ind w:left="4320" w:hanging="360"/>
+      </w:pPr>
+      <w:rPr>
+        <w:rFonts w:ascii="Wingdings" w:hAnsi="Wingdings" w:hint="default"/>
+        <w:sz w:val="20"/>
+      </w:rPr>
+    </w:lvl>
+    <w:lvl w:ilvl="6" w:tentative="1">
+      <w:start w:val="1"/>
+      <w:numFmt w:val="bullet"/>
+      <w:lvlText w:val=""/>
+      <w:lvlJc w:val="left"/>
+      <w:pPr>
+        <w:tabs>
+          <w:tab w:val="num" w:pos="5040"/>
+        </w:tabs>
+        <w:ind w:left="5040" w:hanging="360"/>
+      </w:pPr>
+      <w:rPr>
+        <w:rFonts w:ascii="Wingdings" w:hAnsi="Wingdings" w:hint="default"/>
+        <w:sz w:val="20"/>
+      </w:rPr>
+    </w:lvl>
+    <w:lvl w:ilvl="7" w:tentative="1">
+      <w:start w:val="1"/>
+      <w:numFmt w:val="bullet"/>
+      <w:lvlText w:val=""/>
+      <w:lvlJc w:val="left"/>
+      <w:pPr>
+        <w:tabs>
+          <w:tab w:val="num" w:pos="5760"/>
+        </w:tabs>
+        <w:ind w:left="5760" w:hanging="360"/>
+      </w:pPr>
+      <w:rPr>
+        <w:rFonts w:ascii="Wingdings" w:hAnsi="Wingdings" w:hint="default"/>
+        <w:sz w:val="20"/>
+      </w:rPr>
+    </w:lvl>
+    <w:lvl w:ilvl="8" w:tentative="1">
+      <w:start w:val="1"/>
+      <w:numFmt w:val="bullet"/>
+      <w:lvlText w:val=""/>
+      <w:lvlJc w:val="left"/>
+      <w:pPr>
+        <w:tabs>
+          <w:tab w:val="num" w:pos="6480"/>
+        </w:tabs>
+        <w:ind w:left="6480" w:hanging="360"/>
+      </w:pPr>
+      <w:rPr>
+        <w:rFonts w:ascii="Wingdings" w:hAnsi="Wingdings" w:hint="default"/>
+        <w:sz w:val="20"/>
+      </w:rPr>
+    </w:lvl>
+  </w:abstractNum>
+  <w:abstractNum w:abstractNumId="9" w15:restartNumberingAfterBreak="0">
+    <w:nsid w:val="34A2708D"/>
+    <w:multiLevelType w:val="multilevel"/>
+    <w:tmpl w:val="38521E32"/>
+    <w:lvl w:ilvl="0">
+      <w:start w:val="1"/>
+      <w:numFmt w:val="bullet"/>
+      <w:lvlText w:val=""/>
+      <w:lvlJc w:val="left"/>
+      <w:pPr>
+        <w:tabs>
+          <w:tab w:val="num" w:pos="720"/>
+        </w:tabs>
+        <w:ind w:left="720" w:hanging="360"/>
+      </w:pPr>
+      <w:rPr>
+        <w:rFonts w:ascii="Symbol" w:hAnsi="Symbol" w:hint="default"/>
+        <w:sz w:val="20"/>
+      </w:rPr>
+    </w:lvl>
+    <w:lvl w:ilvl="1" w:tentative="1">
+      <w:start w:val="1"/>
+      <w:numFmt w:val="bullet"/>
+      <w:lvlText w:val="o"/>
+      <w:lvlJc w:val="left"/>
+      <w:pPr>
+        <w:tabs>
+          <w:tab w:val="num" w:pos="1440"/>
+        </w:tabs>
+        <w:ind w:left="1440" w:hanging="360"/>
+      </w:pPr>
+      <w:rPr>
+        <w:rFonts w:ascii="Courier New" w:hAnsi="Courier New" w:hint="default"/>
+        <w:sz w:val="20"/>
+      </w:rPr>
+    </w:lvl>
+    <w:lvl w:ilvl="2" w:tentative="1">
+      <w:start w:val="1"/>
+      <w:numFmt w:val="bullet"/>
+      <w:lvlText w:val=""/>
+      <w:lvlJc w:val="left"/>
+      <w:pPr>
+        <w:tabs>
+          <w:tab w:val="num" w:pos="2160"/>
+        </w:tabs>
+        <w:ind w:left="2160" w:hanging="360"/>
+      </w:pPr>
+      <w:rPr>
+        <w:rFonts w:ascii="Wingdings" w:hAnsi="Wingdings" w:hint="default"/>
+        <w:sz w:val="20"/>
+      </w:rPr>
+    </w:lvl>
+    <w:lvl w:ilvl="3" w:tentative="1">
+      <w:start w:val="1"/>
+      <w:numFmt w:val="bullet"/>
+      <w:lvlText w:val=""/>
+      <w:lvlJc w:val="left"/>
+      <w:pPr>
+        <w:tabs>
+          <w:tab w:val="num" w:pos="2880"/>
+        </w:tabs>
+        <w:ind w:left="2880" w:hanging="360"/>
+      </w:pPr>
+      <w:rPr>
+        <w:rFonts w:ascii="Wingdings" w:hAnsi="Wingdings" w:hint="default"/>
+        <w:sz w:val="20"/>
+      </w:rPr>
+    </w:lvl>
+    <w:lvl w:ilvl="4" w:tentative="1">
+      <w:start w:val="1"/>
+      <w:numFmt w:val="bullet"/>
+      <w:lvlText w:val=""/>
+      <w:lvlJc w:val="left"/>
+      <w:pPr>
+        <w:tabs>
+          <w:tab w:val="num" w:pos="3600"/>
+        </w:tabs>
+        <w:ind w:left="3600" w:hanging="360"/>
+      </w:pPr>
+      <w:rPr>
+        <w:rFonts w:ascii="Wingdings" w:hAnsi="Wingdings" w:hint="default"/>
+        <w:sz w:val="20"/>
+      </w:rPr>
+    </w:lvl>
+    <w:lvl w:ilvl="5" w:tentative="1">
+      <w:start w:val="1"/>
+      <w:numFmt w:val="bullet"/>
+      <w:lvlText w:val=""/>
+      <w:lvlJc w:val="left"/>
+      <w:pPr>
+        <w:tabs>
+          <w:tab w:val="num" w:pos="4320"/>
+        </w:tabs>
+        <w:ind w:left="4320" w:hanging="360"/>
+      </w:pPr>
+      <w:rPr>
+        <w:rFonts w:ascii="Wingdings" w:hAnsi="Wingdings" w:hint="default"/>
+        <w:sz w:val="20"/>
+      </w:rPr>
+    </w:lvl>
+    <w:lvl w:ilvl="6" w:tentative="1">
+      <w:start w:val="1"/>
+      <w:numFmt w:val="bullet"/>
+      <w:lvlText w:val=""/>
+      <w:lvlJc w:val="left"/>
+      <w:pPr>
+        <w:tabs>
+          <w:tab w:val="num" w:pos="5040"/>
+        </w:tabs>
+        <w:ind w:left="5040" w:hanging="360"/>
+      </w:pPr>
+      <w:rPr>
+        <w:rFonts w:ascii="Wingdings" w:hAnsi="Wingdings" w:hint="default"/>
+        <w:sz w:val="20"/>
+      </w:rPr>
+    </w:lvl>
+    <w:lvl w:ilvl="7" w:tentative="1">
+      <w:start w:val="1"/>
+      <w:numFmt w:val="bullet"/>
+      <w:lvlText w:val=""/>
+      <w:lvlJc w:val="left"/>
+      <w:pPr>
+        <w:tabs>
+          <w:tab w:val="num" w:pos="5760"/>
+        </w:tabs>
+        <w:ind w:left="5760" w:hanging="360"/>
+      </w:pPr>
+      <w:rPr>
+        <w:rFonts w:ascii="Wingdings" w:hAnsi="Wingdings" w:hint="default"/>
+        <w:sz w:val="20"/>
+      </w:rPr>
+    </w:lvl>
+    <w:lvl w:ilvl="8" w:tentative="1">
+      <w:start w:val="1"/>
+      <w:numFmt w:val="bullet"/>
+      <w:lvlText w:val=""/>
+      <w:lvlJc w:val="left"/>
+      <w:pPr>
+        <w:tabs>
+          <w:tab w:val="num" w:pos="6480"/>
+        </w:tabs>
+        <w:ind w:left="6480" w:hanging="360"/>
+      </w:pPr>
+      <w:rPr>
+        <w:rFonts w:ascii="Wingdings" w:hAnsi="Wingdings" w:hint="default"/>
+        <w:sz w:val="20"/>
+      </w:rPr>
+    </w:lvl>
+  </w:abstractNum>
+  <w:abstractNum w:abstractNumId="10" w15:restartNumberingAfterBreak="0">
     <w:nsid w:val="35663570"/>
     <w:multiLevelType w:val="multilevel"/>
     <w:tmpl w:val="72DA7528"/>
@@ -4833,7 +8929,305 @@
       </w:rPr>
     </w:lvl>
   </w:abstractNum>
-  <w:abstractNum w:abstractNumId="4" w15:restartNumberingAfterBreak="0">
+  <w:abstractNum w:abstractNumId="11" w15:restartNumberingAfterBreak="0">
+    <w:nsid w:val="424357A6"/>
+    <w:multiLevelType w:val="multilevel"/>
+    <w:tmpl w:val="6B868CC2"/>
+    <w:lvl w:ilvl="0">
+      <w:start w:val="1"/>
+      <w:numFmt w:val="bullet"/>
+      <w:lvlText w:val=""/>
+      <w:lvlJc w:val="left"/>
+      <w:pPr>
+        <w:tabs>
+          <w:tab w:val="num" w:pos="720"/>
+        </w:tabs>
+        <w:ind w:left="720" w:hanging="360"/>
+      </w:pPr>
+      <w:rPr>
+        <w:rFonts w:ascii="Symbol" w:hAnsi="Symbol" w:hint="default"/>
+        <w:sz w:val="20"/>
+      </w:rPr>
+    </w:lvl>
+    <w:lvl w:ilvl="1" w:tentative="1">
+      <w:start w:val="1"/>
+      <w:numFmt w:val="bullet"/>
+      <w:lvlText w:val="o"/>
+      <w:lvlJc w:val="left"/>
+      <w:pPr>
+        <w:tabs>
+          <w:tab w:val="num" w:pos="1440"/>
+        </w:tabs>
+        <w:ind w:left="1440" w:hanging="360"/>
+      </w:pPr>
+      <w:rPr>
+        <w:rFonts w:ascii="Courier New" w:hAnsi="Courier New" w:hint="default"/>
+        <w:sz w:val="20"/>
+      </w:rPr>
+    </w:lvl>
+    <w:lvl w:ilvl="2" w:tentative="1">
+      <w:start w:val="1"/>
+      <w:numFmt w:val="bullet"/>
+      <w:lvlText w:val=""/>
+      <w:lvlJc w:val="left"/>
+      <w:pPr>
+        <w:tabs>
+          <w:tab w:val="num" w:pos="2160"/>
+        </w:tabs>
+        <w:ind w:left="2160" w:hanging="360"/>
+      </w:pPr>
+      <w:rPr>
+        <w:rFonts w:ascii="Wingdings" w:hAnsi="Wingdings" w:hint="default"/>
+        <w:sz w:val="20"/>
+      </w:rPr>
+    </w:lvl>
+    <w:lvl w:ilvl="3" w:tentative="1">
+      <w:start w:val="1"/>
+      <w:numFmt w:val="bullet"/>
+      <w:lvlText w:val=""/>
+      <w:lvlJc w:val="left"/>
+      <w:pPr>
+        <w:tabs>
+          <w:tab w:val="num" w:pos="2880"/>
+        </w:tabs>
+        <w:ind w:left="2880" w:hanging="360"/>
+      </w:pPr>
+      <w:rPr>
+        <w:rFonts w:ascii="Wingdings" w:hAnsi="Wingdings" w:hint="default"/>
+        <w:sz w:val="20"/>
+      </w:rPr>
+    </w:lvl>
+    <w:lvl w:ilvl="4" w:tentative="1">
+      <w:start w:val="1"/>
+      <w:numFmt w:val="bullet"/>
+      <w:lvlText w:val=""/>
+      <w:lvlJc w:val="left"/>
+      <w:pPr>
+        <w:tabs>
+          <w:tab w:val="num" w:pos="3600"/>
+        </w:tabs>
+        <w:ind w:left="3600" w:hanging="360"/>
+      </w:pPr>
+      <w:rPr>
+        <w:rFonts w:ascii="Wingdings" w:hAnsi="Wingdings" w:hint="default"/>
+        <w:sz w:val="20"/>
+      </w:rPr>
+    </w:lvl>
+    <w:lvl w:ilvl="5" w:tentative="1">
+      <w:start w:val="1"/>
+      <w:numFmt w:val="bullet"/>
+      <w:lvlText w:val=""/>
+      <w:lvlJc w:val="left"/>
+      <w:pPr>
+        <w:tabs>
+          <w:tab w:val="num" w:pos="4320"/>
+        </w:tabs>
+        <w:ind w:left="4320" w:hanging="360"/>
+      </w:pPr>
+      <w:rPr>
+        <w:rFonts w:ascii="Wingdings" w:hAnsi="Wingdings" w:hint="default"/>
+        <w:sz w:val="20"/>
+      </w:rPr>
+    </w:lvl>
+    <w:lvl w:ilvl="6" w:tentative="1">
+      <w:start w:val="1"/>
+      <w:numFmt w:val="bullet"/>
+      <w:lvlText w:val=""/>
+      <w:lvlJc w:val="left"/>
+      <w:pPr>
+        <w:tabs>
+          <w:tab w:val="num" w:pos="5040"/>
+        </w:tabs>
+        <w:ind w:left="5040" w:hanging="360"/>
+      </w:pPr>
+      <w:rPr>
+        <w:rFonts w:ascii="Wingdings" w:hAnsi="Wingdings" w:hint="default"/>
+        <w:sz w:val="20"/>
+      </w:rPr>
+    </w:lvl>
+    <w:lvl w:ilvl="7" w:tentative="1">
+      <w:start w:val="1"/>
+      <w:numFmt w:val="bullet"/>
+      <w:lvlText w:val=""/>
+      <w:lvlJc w:val="left"/>
+      <w:pPr>
+        <w:tabs>
+          <w:tab w:val="num" w:pos="5760"/>
+        </w:tabs>
+        <w:ind w:left="5760" w:hanging="360"/>
+      </w:pPr>
+      <w:rPr>
+        <w:rFonts w:ascii="Wingdings" w:hAnsi="Wingdings" w:hint="default"/>
+        <w:sz w:val="20"/>
+      </w:rPr>
+    </w:lvl>
+    <w:lvl w:ilvl="8" w:tentative="1">
+      <w:start w:val="1"/>
+      <w:numFmt w:val="bullet"/>
+      <w:lvlText w:val=""/>
+      <w:lvlJc w:val="left"/>
+      <w:pPr>
+        <w:tabs>
+          <w:tab w:val="num" w:pos="6480"/>
+        </w:tabs>
+        <w:ind w:left="6480" w:hanging="360"/>
+      </w:pPr>
+      <w:rPr>
+        <w:rFonts w:ascii="Wingdings" w:hAnsi="Wingdings" w:hint="default"/>
+        <w:sz w:val="20"/>
+      </w:rPr>
+    </w:lvl>
+  </w:abstractNum>
+  <w:abstractNum w:abstractNumId="12" w15:restartNumberingAfterBreak="0">
+    <w:nsid w:val="4B2B6255"/>
+    <w:multiLevelType w:val="multilevel"/>
+    <w:tmpl w:val="45ECF414"/>
+    <w:lvl w:ilvl="0">
+      <w:start w:val="1"/>
+      <w:numFmt w:val="bullet"/>
+      <w:lvlText w:val=""/>
+      <w:lvlJc w:val="left"/>
+      <w:pPr>
+        <w:tabs>
+          <w:tab w:val="num" w:pos="720"/>
+        </w:tabs>
+        <w:ind w:left="720" w:hanging="360"/>
+      </w:pPr>
+      <w:rPr>
+        <w:rFonts w:ascii="Symbol" w:hAnsi="Symbol" w:hint="default"/>
+        <w:sz w:val="20"/>
+      </w:rPr>
+    </w:lvl>
+    <w:lvl w:ilvl="1" w:tentative="1">
+      <w:start w:val="1"/>
+      <w:numFmt w:val="bullet"/>
+      <w:lvlText w:val="o"/>
+      <w:lvlJc w:val="left"/>
+      <w:pPr>
+        <w:tabs>
+          <w:tab w:val="num" w:pos="1440"/>
+        </w:tabs>
+        <w:ind w:left="1440" w:hanging="360"/>
+      </w:pPr>
+      <w:rPr>
+        <w:rFonts w:ascii="Courier New" w:hAnsi="Courier New" w:hint="default"/>
+        <w:sz w:val="20"/>
+      </w:rPr>
+    </w:lvl>
+    <w:lvl w:ilvl="2" w:tentative="1">
+      <w:start w:val="1"/>
+      <w:numFmt w:val="bullet"/>
+      <w:lvlText w:val=""/>
+      <w:lvlJc w:val="left"/>
+      <w:pPr>
+        <w:tabs>
+          <w:tab w:val="num" w:pos="2160"/>
+        </w:tabs>
+        <w:ind w:left="2160" w:hanging="360"/>
+      </w:pPr>
+      <w:rPr>
+        <w:rFonts w:ascii="Wingdings" w:hAnsi="Wingdings" w:hint="default"/>
+        <w:sz w:val="20"/>
+      </w:rPr>
+    </w:lvl>
+    <w:lvl w:ilvl="3" w:tentative="1">
+      <w:start w:val="1"/>
+      <w:numFmt w:val="bullet"/>
+      <w:lvlText w:val=""/>
+      <w:lvlJc w:val="left"/>
+      <w:pPr>
+        <w:tabs>
+          <w:tab w:val="num" w:pos="2880"/>
+        </w:tabs>
+        <w:ind w:left="2880" w:hanging="360"/>
+      </w:pPr>
+      <w:rPr>
+        <w:rFonts w:ascii="Wingdings" w:hAnsi="Wingdings" w:hint="default"/>
+        <w:sz w:val="20"/>
+      </w:rPr>
+    </w:lvl>
+    <w:lvl w:ilvl="4" w:tentative="1">
+      <w:start w:val="1"/>
+      <w:numFmt w:val="bullet"/>
+      <w:lvlText w:val=""/>
+      <w:lvlJc w:val="left"/>
+      <w:pPr>
+        <w:tabs>
+          <w:tab w:val="num" w:pos="3600"/>
+        </w:tabs>
+        <w:ind w:left="3600" w:hanging="360"/>
+      </w:pPr>
+      <w:rPr>
+        <w:rFonts w:ascii="Wingdings" w:hAnsi="Wingdings" w:hint="default"/>
+        <w:sz w:val="20"/>
+      </w:rPr>
+    </w:lvl>
+    <w:lvl w:ilvl="5" w:tentative="1">
+      <w:start w:val="1"/>
+      <w:numFmt w:val="bullet"/>
+      <w:lvlText w:val=""/>
+      <w:lvlJc w:val="left"/>
+      <w:pPr>
+        <w:tabs>
+          <w:tab w:val="num" w:pos="4320"/>
+        </w:tabs>
+        <w:ind w:left="4320" w:hanging="360"/>
+      </w:pPr>
+      <w:rPr>
+        <w:rFonts w:ascii="Wingdings" w:hAnsi="Wingdings" w:hint="default"/>
+        <w:sz w:val="20"/>
+      </w:rPr>
+    </w:lvl>
+    <w:lvl w:ilvl="6" w:tentative="1">
+      <w:start w:val="1"/>
+      <w:numFmt w:val="bullet"/>
+      <w:lvlText w:val=""/>
+      <w:lvlJc w:val="left"/>
+      <w:pPr>
+        <w:tabs>
+          <w:tab w:val="num" w:pos="5040"/>
+        </w:tabs>
+        <w:ind w:left="5040" w:hanging="360"/>
+      </w:pPr>
+      <w:rPr>
+        <w:rFonts w:ascii="Wingdings" w:hAnsi="Wingdings" w:hint="default"/>
+        <w:sz w:val="20"/>
+      </w:rPr>
+    </w:lvl>
+    <w:lvl w:ilvl="7" w:tentative="1">
+      <w:start w:val="1"/>
+      <w:numFmt w:val="bullet"/>
+      <w:lvlText w:val=""/>
+      <w:lvlJc w:val="left"/>
+      <w:pPr>
+        <w:tabs>
+          <w:tab w:val="num" w:pos="5760"/>
+        </w:tabs>
+        <w:ind w:left="5760" w:hanging="360"/>
+      </w:pPr>
+      <w:rPr>
+        <w:rFonts w:ascii="Wingdings" w:hAnsi="Wingdings" w:hint="default"/>
+        <w:sz w:val="20"/>
+      </w:rPr>
+    </w:lvl>
+    <w:lvl w:ilvl="8" w:tentative="1">
+      <w:start w:val="1"/>
+      <w:numFmt w:val="bullet"/>
+      <w:lvlText w:val=""/>
+      <w:lvlJc w:val="left"/>
+      <w:pPr>
+        <w:tabs>
+          <w:tab w:val="num" w:pos="6480"/>
+        </w:tabs>
+        <w:ind w:left="6480" w:hanging="360"/>
+      </w:pPr>
+      <w:rPr>
+        <w:rFonts w:ascii="Wingdings" w:hAnsi="Wingdings" w:hint="default"/>
+        <w:sz w:val="20"/>
+      </w:rPr>
+    </w:lvl>
+  </w:abstractNum>
+  <w:abstractNum w:abstractNumId="13" w15:restartNumberingAfterBreak="0">
     <w:nsid w:val="4FD4399B"/>
     <w:multiLevelType w:val="multilevel"/>
     <w:tmpl w:val="70DE6D80"/>
@@ -4982,7 +9376,156 @@
       </w:rPr>
     </w:lvl>
   </w:abstractNum>
-  <w:abstractNum w:abstractNumId="5" w15:restartNumberingAfterBreak="0">
+  <w:abstractNum w:abstractNumId="14" w15:restartNumberingAfterBreak="0">
+    <w:nsid w:val="516F546A"/>
+    <w:multiLevelType w:val="multilevel"/>
+    <w:tmpl w:val="3940B106"/>
+    <w:lvl w:ilvl="0">
+      <w:start w:val="1"/>
+      <w:numFmt w:val="bullet"/>
+      <w:lvlText w:val=""/>
+      <w:lvlJc w:val="left"/>
+      <w:pPr>
+        <w:tabs>
+          <w:tab w:val="num" w:pos="720"/>
+        </w:tabs>
+        <w:ind w:left="720" w:hanging="360"/>
+      </w:pPr>
+      <w:rPr>
+        <w:rFonts w:ascii="Symbol" w:hAnsi="Symbol" w:hint="default"/>
+        <w:sz w:val="20"/>
+      </w:rPr>
+    </w:lvl>
+    <w:lvl w:ilvl="1" w:tentative="1">
+      <w:start w:val="1"/>
+      <w:numFmt w:val="bullet"/>
+      <w:lvlText w:val="o"/>
+      <w:lvlJc w:val="left"/>
+      <w:pPr>
+        <w:tabs>
+          <w:tab w:val="num" w:pos="1440"/>
+        </w:tabs>
+        <w:ind w:left="1440" w:hanging="360"/>
+      </w:pPr>
+      <w:rPr>
+        <w:rFonts w:ascii="Courier New" w:hAnsi="Courier New" w:hint="default"/>
+        <w:sz w:val="20"/>
+      </w:rPr>
+    </w:lvl>
+    <w:lvl w:ilvl="2" w:tentative="1">
+      <w:start w:val="1"/>
+      <w:numFmt w:val="bullet"/>
+      <w:lvlText w:val=""/>
+      <w:lvlJc w:val="left"/>
+      <w:pPr>
+        <w:tabs>
+          <w:tab w:val="num" w:pos="2160"/>
+        </w:tabs>
+        <w:ind w:left="2160" w:hanging="360"/>
+      </w:pPr>
+      <w:rPr>
+        <w:rFonts w:ascii="Wingdings" w:hAnsi="Wingdings" w:hint="default"/>
+        <w:sz w:val="20"/>
+      </w:rPr>
+    </w:lvl>
+    <w:lvl w:ilvl="3" w:tentative="1">
+      <w:start w:val="1"/>
+      <w:numFmt w:val="bullet"/>
+      <w:lvlText w:val=""/>
+      <w:lvlJc w:val="left"/>
+      <w:pPr>
+        <w:tabs>
+          <w:tab w:val="num" w:pos="2880"/>
+        </w:tabs>
+        <w:ind w:left="2880" w:hanging="360"/>
+      </w:pPr>
+      <w:rPr>
+        <w:rFonts w:ascii="Wingdings" w:hAnsi="Wingdings" w:hint="default"/>
+        <w:sz w:val="20"/>
+      </w:rPr>
+    </w:lvl>
+    <w:lvl w:ilvl="4" w:tentative="1">
+      <w:start w:val="1"/>
+      <w:numFmt w:val="bullet"/>
+      <w:lvlText w:val=""/>
+      <w:lvlJc w:val="left"/>
+      <w:pPr>
+        <w:tabs>
+          <w:tab w:val="num" w:pos="3600"/>
+        </w:tabs>
+        <w:ind w:left="3600" w:hanging="360"/>
+      </w:pPr>
+      <w:rPr>
+        <w:rFonts w:ascii="Wingdings" w:hAnsi="Wingdings" w:hint="default"/>
+        <w:sz w:val="20"/>
+      </w:rPr>
+    </w:lvl>
+    <w:lvl w:ilvl="5" w:tentative="1">
+      <w:start w:val="1"/>
+      <w:numFmt w:val="bullet"/>
+      <w:lvlText w:val=""/>
+      <w:lvlJc w:val="left"/>
+      <w:pPr>
+        <w:tabs>
+          <w:tab w:val="num" w:pos="4320"/>
+        </w:tabs>
+        <w:ind w:left="4320" w:hanging="360"/>
+      </w:pPr>
+      <w:rPr>
+        <w:rFonts w:ascii="Wingdings" w:hAnsi="Wingdings" w:hint="default"/>
+        <w:sz w:val="20"/>
+      </w:rPr>
+    </w:lvl>
+    <w:lvl w:ilvl="6" w:tentative="1">
+      <w:start w:val="1"/>
+      <w:numFmt w:val="bullet"/>
+      <w:lvlText w:val=""/>
+      <w:lvlJc w:val="left"/>
+      <w:pPr>
+        <w:tabs>
+          <w:tab w:val="num" w:pos="5040"/>
+        </w:tabs>
+        <w:ind w:left="5040" w:hanging="360"/>
+      </w:pPr>
+      <w:rPr>
+        <w:rFonts w:ascii="Wingdings" w:hAnsi="Wingdings" w:hint="default"/>
+        <w:sz w:val="20"/>
+      </w:rPr>
+    </w:lvl>
+    <w:lvl w:ilvl="7" w:tentative="1">
+      <w:start w:val="1"/>
+      <w:numFmt w:val="bullet"/>
+      <w:lvlText w:val=""/>
+      <w:lvlJc w:val="left"/>
+      <w:pPr>
+        <w:tabs>
+          <w:tab w:val="num" w:pos="5760"/>
+        </w:tabs>
+        <w:ind w:left="5760" w:hanging="360"/>
+      </w:pPr>
+      <w:rPr>
+        <w:rFonts w:ascii="Wingdings" w:hAnsi="Wingdings" w:hint="default"/>
+        <w:sz w:val="20"/>
+      </w:rPr>
+    </w:lvl>
+    <w:lvl w:ilvl="8" w:tentative="1">
+      <w:start w:val="1"/>
+      <w:numFmt w:val="bullet"/>
+      <w:lvlText w:val=""/>
+      <w:lvlJc w:val="left"/>
+      <w:pPr>
+        <w:tabs>
+          <w:tab w:val="num" w:pos="6480"/>
+        </w:tabs>
+        <w:ind w:left="6480" w:hanging="360"/>
+      </w:pPr>
+      <w:rPr>
+        <w:rFonts w:ascii="Wingdings" w:hAnsi="Wingdings" w:hint="default"/>
+        <w:sz w:val="20"/>
+      </w:rPr>
+    </w:lvl>
+  </w:abstractNum>
+  <w:abstractNum w:abstractNumId="15" w15:restartNumberingAfterBreak="0">
     <w:nsid w:val="67707D0C"/>
     <w:multiLevelType w:val="multilevel"/>
     <w:tmpl w:val="0FE62804"/>
@@ -5131,7 +9674,156 @@
       </w:rPr>
     </w:lvl>
   </w:abstractNum>
-  <w:abstractNum w:abstractNumId="6" w15:restartNumberingAfterBreak="0">
+  <w:abstractNum w:abstractNumId="16" w15:restartNumberingAfterBreak="0">
+    <w:nsid w:val="6B7D6351"/>
+    <w:multiLevelType w:val="multilevel"/>
+    <w:tmpl w:val="E3A245A0"/>
+    <w:lvl w:ilvl="0">
+      <w:start w:val="1"/>
+      <w:numFmt w:val="bullet"/>
+      <w:lvlText w:val=""/>
+      <w:lvlJc w:val="left"/>
+      <w:pPr>
+        <w:tabs>
+          <w:tab w:val="num" w:pos="720"/>
+        </w:tabs>
+        <w:ind w:left="720" w:hanging="360"/>
+      </w:pPr>
+      <w:rPr>
+        <w:rFonts w:ascii="Symbol" w:hAnsi="Symbol" w:hint="default"/>
+        <w:sz w:val="20"/>
+      </w:rPr>
+    </w:lvl>
+    <w:lvl w:ilvl="1" w:tentative="1">
+      <w:start w:val="1"/>
+      <w:numFmt w:val="bullet"/>
+      <w:lvlText w:val="o"/>
+      <w:lvlJc w:val="left"/>
+      <w:pPr>
+        <w:tabs>
+          <w:tab w:val="num" w:pos="1440"/>
+        </w:tabs>
+        <w:ind w:left="1440" w:hanging="360"/>
+      </w:pPr>
+      <w:rPr>
+        <w:rFonts w:ascii="Courier New" w:hAnsi="Courier New" w:hint="default"/>
+        <w:sz w:val="20"/>
+      </w:rPr>
+    </w:lvl>
+    <w:lvl w:ilvl="2" w:tentative="1">
+      <w:start w:val="1"/>
+      <w:numFmt w:val="bullet"/>
+      <w:lvlText w:val=""/>
+      <w:lvlJc w:val="left"/>
+      <w:pPr>
+        <w:tabs>
+          <w:tab w:val="num" w:pos="2160"/>
+        </w:tabs>
+        <w:ind w:left="2160" w:hanging="360"/>
+      </w:pPr>
+      <w:rPr>
+        <w:rFonts w:ascii="Wingdings" w:hAnsi="Wingdings" w:hint="default"/>
+        <w:sz w:val="20"/>
+      </w:rPr>
+    </w:lvl>
+    <w:lvl w:ilvl="3" w:tentative="1">
+      <w:start w:val="1"/>
+      <w:numFmt w:val="bullet"/>
+      <w:lvlText w:val=""/>
+      <w:lvlJc w:val="left"/>
+      <w:pPr>
+        <w:tabs>
+          <w:tab w:val="num" w:pos="2880"/>
+        </w:tabs>
+        <w:ind w:left="2880" w:hanging="360"/>
+      </w:pPr>
+      <w:rPr>
+        <w:rFonts w:ascii="Wingdings" w:hAnsi="Wingdings" w:hint="default"/>
+        <w:sz w:val="20"/>
+      </w:rPr>
+    </w:lvl>
+    <w:lvl w:ilvl="4" w:tentative="1">
+      <w:start w:val="1"/>
+      <w:numFmt w:val="bullet"/>
+      <w:lvlText w:val=""/>
+      <w:lvlJc w:val="left"/>
+      <w:pPr>
+        <w:tabs>
+          <w:tab w:val="num" w:pos="3600"/>
+        </w:tabs>
+        <w:ind w:left="3600" w:hanging="360"/>
+      </w:pPr>
+      <w:rPr>
+        <w:rFonts w:ascii="Wingdings" w:hAnsi="Wingdings" w:hint="default"/>
+        <w:sz w:val="20"/>
+      </w:rPr>
+    </w:lvl>
+    <w:lvl w:ilvl="5" w:tentative="1">
+      <w:start w:val="1"/>
+      <w:numFmt w:val="bullet"/>
+      <w:lvlText w:val=""/>
+      <w:lvlJc w:val="left"/>
+      <w:pPr>
+        <w:tabs>
+          <w:tab w:val="num" w:pos="4320"/>
+        </w:tabs>
+        <w:ind w:left="4320" w:hanging="360"/>
+      </w:pPr>
+      <w:rPr>
+        <w:rFonts w:ascii="Wingdings" w:hAnsi="Wingdings" w:hint="default"/>
+        <w:sz w:val="20"/>
+      </w:rPr>
+    </w:lvl>
+    <w:lvl w:ilvl="6" w:tentative="1">
+      <w:start w:val="1"/>
+      <w:numFmt w:val="bullet"/>
+      <w:lvlText w:val=""/>
+      <w:lvlJc w:val="left"/>
+      <w:pPr>
+        <w:tabs>
+          <w:tab w:val="num" w:pos="5040"/>
+        </w:tabs>
+        <w:ind w:left="5040" w:hanging="360"/>
+      </w:pPr>
+      <w:rPr>
+        <w:rFonts w:ascii="Wingdings" w:hAnsi="Wingdings" w:hint="default"/>
+        <w:sz w:val="20"/>
+      </w:rPr>
+    </w:lvl>
+    <w:lvl w:ilvl="7" w:tentative="1">
+      <w:start w:val="1"/>
+      <w:numFmt w:val="bullet"/>
+      <w:lvlText w:val=""/>
+      <w:lvlJc w:val="left"/>
+      <w:pPr>
+        <w:tabs>
+          <w:tab w:val="num" w:pos="5760"/>
+        </w:tabs>
+        <w:ind w:left="5760" w:hanging="360"/>
+      </w:pPr>
+      <w:rPr>
+        <w:rFonts w:ascii="Wingdings" w:hAnsi="Wingdings" w:hint="default"/>
+        <w:sz w:val="20"/>
+      </w:rPr>
+    </w:lvl>
+    <w:lvl w:ilvl="8" w:tentative="1">
+      <w:start w:val="1"/>
+      <w:numFmt w:val="bullet"/>
+      <w:lvlText w:val=""/>
+      <w:lvlJc w:val="left"/>
+      <w:pPr>
+        <w:tabs>
+          <w:tab w:val="num" w:pos="6480"/>
+        </w:tabs>
+        <w:ind w:left="6480" w:hanging="360"/>
+      </w:pPr>
+      <w:rPr>
+        <w:rFonts w:ascii="Wingdings" w:hAnsi="Wingdings" w:hint="default"/>
+        <w:sz w:val="20"/>
+      </w:rPr>
+    </w:lvl>
+  </w:abstractNum>
+  <w:abstractNum w:abstractNumId="17" w15:restartNumberingAfterBreak="0">
     <w:nsid w:val="72B3109B"/>
     <w:multiLevelType w:val="multilevel"/>
     <w:tmpl w:val="619897EE"/>
@@ -5280,7 +9972,454 @@
       </w:rPr>
     </w:lvl>
   </w:abstractNum>
-  <w:abstractNum w:abstractNumId="7" w15:restartNumberingAfterBreak="0">
+  <w:abstractNum w:abstractNumId="18" w15:restartNumberingAfterBreak="0">
+    <w:nsid w:val="73CE6E06"/>
+    <w:multiLevelType w:val="multilevel"/>
+    <w:tmpl w:val="76A05520"/>
+    <w:lvl w:ilvl="0">
+      <w:start w:val="1"/>
+      <w:numFmt w:val="bullet"/>
+      <w:lvlText w:val=""/>
+      <w:lvlJc w:val="left"/>
+      <w:pPr>
+        <w:tabs>
+          <w:tab w:val="num" w:pos="720"/>
+        </w:tabs>
+        <w:ind w:left="720" w:hanging="360"/>
+      </w:pPr>
+      <w:rPr>
+        <w:rFonts w:ascii="Symbol" w:hAnsi="Symbol" w:hint="default"/>
+        <w:sz w:val="20"/>
+      </w:rPr>
+    </w:lvl>
+    <w:lvl w:ilvl="1" w:tentative="1">
+      <w:start w:val="1"/>
+      <w:numFmt w:val="bullet"/>
+      <w:lvlText w:val="o"/>
+      <w:lvlJc w:val="left"/>
+      <w:pPr>
+        <w:tabs>
+          <w:tab w:val="num" w:pos="1440"/>
+        </w:tabs>
+        <w:ind w:left="1440" w:hanging="360"/>
+      </w:pPr>
+      <w:rPr>
+        <w:rFonts w:ascii="Courier New" w:hAnsi="Courier New" w:hint="default"/>
+        <w:sz w:val="20"/>
+      </w:rPr>
+    </w:lvl>
+    <w:lvl w:ilvl="2" w:tentative="1">
+      <w:start w:val="1"/>
+      <w:numFmt w:val="bullet"/>
+      <w:lvlText w:val=""/>
+      <w:lvlJc w:val="left"/>
+      <w:pPr>
+        <w:tabs>
+          <w:tab w:val="num" w:pos="2160"/>
+        </w:tabs>
+        <w:ind w:left="2160" w:hanging="360"/>
+      </w:pPr>
+      <w:rPr>
+        <w:rFonts w:ascii="Wingdings" w:hAnsi="Wingdings" w:hint="default"/>
+        <w:sz w:val="20"/>
+      </w:rPr>
+    </w:lvl>
+    <w:lvl w:ilvl="3" w:tentative="1">
+      <w:start w:val="1"/>
+      <w:numFmt w:val="bullet"/>
+      <w:lvlText w:val=""/>
+      <w:lvlJc w:val="left"/>
+      <w:pPr>
+        <w:tabs>
+          <w:tab w:val="num" w:pos="2880"/>
+        </w:tabs>
+        <w:ind w:left="2880" w:hanging="360"/>
+      </w:pPr>
+      <w:rPr>
+        <w:rFonts w:ascii="Wingdings" w:hAnsi="Wingdings" w:hint="default"/>
+        <w:sz w:val="20"/>
+      </w:rPr>
+    </w:lvl>
+    <w:lvl w:ilvl="4" w:tentative="1">
+      <w:start w:val="1"/>
+      <w:numFmt w:val="bullet"/>
+      <w:lvlText w:val=""/>
+      <w:lvlJc w:val="left"/>
+      <w:pPr>
+        <w:tabs>
+          <w:tab w:val="num" w:pos="3600"/>
+        </w:tabs>
+        <w:ind w:left="3600" w:hanging="360"/>
+      </w:pPr>
+      <w:rPr>
+        <w:rFonts w:ascii="Wingdings" w:hAnsi="Wingdings" w:hint="default"/>
+        <w:sz w:val="20"/>
+      </w:rPr>
+    </w:lvl>
+    <w:lvl w:ilvl="5" w:tentative="1">
+      <w:start w:val="1"/>
+      <w:numFmt w:val="bullet"/>
+      <w:lvlText w:val=""/>
+      <w:lvlJc w:val="left"/>
+      <w:pPr>
+        <w:tabs>
+          <w:tab w:val="num" w:pos="4320"/>
+        </w:tabs>
+        <w:ind w:left="4320" w:hanging="360"/>
+      </w:pPr>
+      <w:rPr>
+        <w:rFonts w:ascii="Wingdings" w:hAnsi="Wingdings" w:hint="default"/>
+        <w:sz w:val="20"/>
+      </w:rPr>
+    </w:lvl>
+    <w:lvl w:ilvl="6" w:tentative="1">
+      <w:start w:val="1"/>
+      <w:numFmt w:val="bullet"/>
+      <w:lvlText w:val=""/>
+      <w:lvlJc w:val="left"/>
+      <w:pPr>
+        <w:tabs>
+          <w:tab w:val="num" w:pos="5040"/>
+        </w:tabs>
+        <w:ind w:left="5040" w:hanging="360"/>
+      </w:pPr>
+      <w:rPr>
+        <w:rFonts w:ascii="Wingdings" w:hAnsi="Wingdings" w:hint="default"/>
+        <w:sz w:val="20"/>
+      </w:rPr>
+    </w:lvl>
+    <w:lvl w:ilvl="7" w:tentative="1">
+      <w:start w:val="1"/>
+      <w:numFmt w:val="bullet"/>
+      <w:lvlText w:val=""/>
+      <w:lvlJc w:val="left"/>
+      <w:pPr>
+        <w:tabs>
+          <w:tab w:val="num" w:pos="5760"/>
+        </w:tabs>
+        <w:ind w:left="5760" w:hanging="360"/>
+      </w:pPr>
+      <w:rPr>
+        <w:rFonts w:ascii="Wingdings" w:hAnsi="Wingdings" w:hint="default"/>
+        <w:sz w:val="20"/>
+      </w:rPr>
+    </w:lvl>
+    <w:lvl w:ilvl="8" w:tentative="1">
+      <w:start w:val="1"/>
+      <w:numFmt w:val="bullet"/>
+      <w:lvlText w:val=""/>
+      <w:lvlJc w:val="left"/>
+      <w:pPr>
+        <w:tabs>
+          <w:tab w:val="num" w:pos="6480"/>
+        </w:tabs>
+        <w:ind w:left="6480" w:hanging="360"/>
+      </w:pPr>
+      <w:rPr>
+        <w:rFonts w:ascii="Wingdings" w:hAnsi="Wingdings" w:hint="default"/>
+        <w:sz w:val="20"/>
+      </w:rPr>
+    </w:lvl>
+  </w:abstractNum>
+  <w:abstractNum w:abstractNumId="19" w15:restartNumberingAfterBreak="0">
+    <w:nsid w:val="773A47D6"/>
+    <w:multiLevelType w:val="multilevel"/>
+    <w:tmpl w:val="281AB8D2"/>
+    <w:lvl w:ilvl="0">
+      <w:start w:val="1"/>
+      <w:numFmt w:val="bullet"/>
+      <w:lvlText w:val=""/>
+      <w:lvlJc w:val="left"/>
+      <w:pPr>
+        <w:tabs>
+          <w:tab w:val="num" w:pos="720"/>
+        </w:tabs>
+        <w:ind w:left="720" w:hanging="360"/>
+      </w:pPr>
+      <w:rPr>
+        <w:rFonts w:ascii="Symbol" w:hAnsi="Symbol" w:hint="default"/>
+        <w:sz w:val="20"/>
+      </w:rPr>
+    </w:lvl>
+    <w:lvl w:ilvl="1" w:tentative="1">
+      <w:start w:val="1"/>
+      <w:numFmt w:val="bullet"/>
+      <w:lvlText w:val="o"/>
+      <w:lvlJc w:val="left"/>
+      <w:pPr>
+        <w:tabs>
+          <w:tab w:val="num" w:pos="1440"/>
+        </w:tabs>
+        <w:ind w:left="1440" w:hanging="360"/>
+      </w:pPr>
+      <w:rPr>
+        <w:rFonts w:ascii="Courier New" w:hAnsi="Courier New" w:hint="default"/>
+        <w:sz w:val="20"/>
+      </w:rPr>
+    </w:lvl>
+    <w:lvl w:ilvl="2" w:tentative="1">
+      <w:start w:val="1"/>
+      <w:numFmt w:val="bullet"/>
+      <w:lvlText w:val=""/>
+      <w:lvlJc w:val="left"/>
+      <w:pPr>
+        <w:tabs>
+          <w:tab w:val="num" w:pos="2160"/>
+        </w:tabs>
+        <w:ind w:left="2160" w:hanging="360"/>
+      </w:pPr>
+      <w:rPr>
+        <w:rFonts w:ascii="Wingdings" w:hAnsi="Wingdings" w:hint="default"/>
+        <w:sz w:val="20"/>
+      </w:rPr>
+    </w:lvl>
+    <w:lvl w:ilvl="3" w:tentative="1">
+      <w:start w:val="1"/>
+      <w:numFmt w:val="bullet"/>
+      <w:lvlText w:val=""/>
+      <w:lvlJc w:val="left"/>
+      <w:pPr>
+        <w:tabs>
+          <w:tab w:val="num" w:pos="2880"/>
+        </w:tabs>
+        <w:ind w:left="2880" w:hanging="360"/>
+      </w:pPr>
+      <w:rPr>
+        <w:rFonts w:ascii="Wingdings" w:hAnsi="Wingdings" w:hint="default"/>
+        <w:sz w:val="20"/>
+      </w:rPr>
+    </w:lvl>
+    <w:lvl w:ilvl="4" w:tentative="1">
+      <w:start w:val="1"/>
+      <w:numFmt w:val="bullet"/>
+      <w:lvlText w:val=""/>
+      <w:lvlJc w:val="left"/>
+      <w:pPr>
+        <w:tabs>
+          <w:tab w:val="num" w:pos="3600"/>
+        </w:tabs>
+        <w:ind w:left="3600" w:hanging="360"/>
+      </w:pPr>
+      <w:rPr>
+        <w:rFonts w:ascii="Wingdings" w:hAnsi="Wingdings" w:hint="default"/>
+        <w:sz w:val="20"/>
+      </w:rPr>
+    </w:lvl>
+    <w:lvl w:ilvl="5" w:tentative="1">
+      <w:start w:val="1"/>
+      <w:numFmt w:val="bullet"/>
+      <w:lvlText w:val=""/>
+      <w:lvlJc w:val="left"/>
+      <w:pPr>
+        <w:tabs>
+          <w:tab w:val="num" w:pos="4320"/>
+        </w:tabs>
+        <w:ind w:left="4320" w:hanging="360"/>
+      </w:pPr>
+      <w:rPr>
+        <w:rFonts w:ascii="Wingdings" w:hAnsi="Wingdings" w:hint="default"/>
+        <w:sz w:val="20"/>
+      </w:rPr>
+    </w:lvl>
+    <w:lvl w:ilvl="6" w:tentative="1">
+      <w:start w:val="1"/>
+      <w:numFmt w:val="bullet"/>
+      <w:lvlText w:val=""/>
+      <w:lvlJc w:val="left"/>
+      <w:pPr>
+        <w:tabs>
+          <w:tab w:val="num" w:pos="5040"/>
+        </w:tabs>
+        <w:ind w:left="5040" w:hanging="360"/>
+      </w:pPr>
+      <w:rPr>
+        <w:rFonts w:ascii="Wingdings" w:hAnsi="Wingdings" w:hint="default"/>
+        <w:sz w:val="20"/>
+      </w:rPr>
+    </w:lvl>
+    <w:lvl w:ilvl="7" w:tentative="1">
+      <w:start w:val="1"/>
+      <w:numFmt w:val="bullet"/>
+      <w:lvlText w:val=""/>
+      <w:lvlJc w:val="left"/>
+      <w:pPr>
+        <w:tabs>
+          <w:tab w:val="num" w:pos="5760"/>
+        </w:tabs>
+        <w:ind w:left="5760" w:hanging="360"/>
+      </w:pPr>
+      <w:rPr>
+        <w:rFonts w:ascii="Wingdings" w:hAnsi="Wingdings" w:hint="default"/>
+        <w:sz w:val="20"/>
+      </w:rPr>
+    </w:lvl>
+    <w:lvl w:ilvl="8" w:tentative="1">
+      <w:start w:val="1"/>
+      <w:numFmt w:val="bullet"/>
+      <w:lvlText w:val=""/>
+      <w:lvlJc w:val="left"/>
+      <w:pPr>
+        <w:tabs>
+          <w:tab w:val="num" w:pos="6480"/>
+        </w:tabs>
+        <w:ind w:left="6480" w:hanging="360"/>
+      </w:pPr>
+      <w:rPr>
+        <w:rFonts w:ascii="Wingdings" w:hAnsi="Wingdings" w:hint="default"/>
+        <w:sz w:val="20"/>
+      </w:rPr>
+    </w:lvl>
+  </w:abstractNum>
+  <w:abstractNum w:abstractNumId="20" w15:restartNumberingAfterBreak="0">
+    <w:nsid w:val="7B6A5404"/>
+    <w:multiLevelType w:val="multilevel"/>
+    <w:tmpl w:val="C2BC1F30"/>
+    <w:lvl w:ilvl="0">
+      <w:start w:val="1"/>
+      <w:numFmt w:val="bullet"/>
+      <w:lvlText w:val=""/>
+      <w:lvlJc w:val="left"/>
+      <w:pPr>
+        <w:tabs>
+          <w:tab w:val="num" w:pos="720"/>
+        </w:tabs>
+        <w:ind w:left="720" w:hanging="360"/>
+      </w:pPr>
+      <w:rPr>
+        <w:rFonts w:ascii="Symbol" w:hAnsi="Symbol" w:hint="default"/>
+        <w:sz w:val="20"/>
+      </w:rPr>
+    </w:lvl>
+    <w:lvl w:ilvl="1" w:tentative="1">
+      <w:start w:val="1"/>
+      <w:numFmt w:val="bullet"/>
+      <w:lvlText w:val="o"/>
+      <w:lvlJc w:val="left"/>
+      <w:pPr>
+        <w:tabs>
+          <w:tab w:val="num" w:pos="1440"/>
+        </w:tabs>
+        <w:ind w:left="1440" w:hanging="360"/>
+      </w:pPr>
+      <w:rPr>
+        <w:rFonts w:ascii="Courier New" w:hAnsi="Courier New" w:hint="default"/>
+        <w:sz w:val="20"/>
+      </w:rPr>
+    </w:lvl>
+    <w:lvl w:ilvl="2" w:tentative="1">
+      <w:start w:val="1"/>
+      <w:numFmt w:val="bullet"/>
+      <w:lvlText w:val=""/>
+      <w:lvlJc w:val="left"/>
+      <w:pPr>
+        <w:tabs>
+          <w:tab w:val="num" w:pos="2160"/>
+        </w:tabs>
+        <w:ind w:left="2160" w:hanging="360"/>
+      </w:pPr>
+      <w:rPr>
+        <w:rFonts w:ascii="Wingdings" w:hAnsi="Wingdings" w:hint="default"/>
+        <w:sz w:val="20"/>
+      </w:rPr>
+    </w:lvl>
+    <w:lvl w:ilvl="3" w:tentative="1">
+      <w:start w:val="1"/>
+      <w:numFmt w:val="bullet"/>
+      <w:lvlText w:val=""/>
+      <w:lvlJc w:val="left"/>
+      <w:pPr>
+        <w:tabs>
+          <w:tab w:val="num" w:pos="2880"/>
+        </w:tabs>
+        <w:ind w:left="2880" w:hanging="360"/>
+      </w:pPr>
+      <w:rPr>
+        <w:rFonts w:ascii="Wingdings" w:hAnsi="Wingdings" w:hint="default"/>
+        <w:sz w:val="20"/>
+      </w:rPr>
+    </w:lvl>
+    <w:lvl w:ilvl="4" w:tentative="1">
+      <w:start w:val="1"/>
+      <w:numFmt w:val="bullet"/>
+      <w:lvlText w:val=""/>
+      <w:lvlJc w:val="left"/>
+      <w:pPr>
+        <w:tabs>
+          <w:tab w:val="num" w:pos="3600"/>
+        </w:tabs>
+        <w:ind w:left="3600" w:hanging="360"/>
+      </w:pPr>
+      <w:rPr>
+        <w:rFonts w:ascii="Wingdings" w:hAnsi="Wingdings" w:hint="default"/>
+        <w:sz w:val="20"/>
+      </w:rPr>
+    </w:lvl>
+    <w:lvl w:ilvl="5" w:tentative="1">
+      <w:start w:val="1"/>
+      <w:numFmt w:val="bullet"/>
+      <w:lvlText w:val=""/>
+      <w:lvlJc w:val="left"/>
+      <w:pPr>
+        <w:tabs>
+          <w:tab w:val="num" w:pos="4320"/>
+        </w:tabs>
+        <w:ind w:left="4320" w:hanging="360"/>
+      </w:pPr>
+      <w:rPr>
+        <w:rFonts w:ascii="Wingdings" w:hAnsi="Wingdings" w:hint="default"/>
+        <w:sz w:val="20"/>
+      </w:rPr>
+    </w:lvl>
+    <w:lvl w:ilvl="6" w:tentative="1">
+      <w:start w:val="1"/>
+      <w:numFmt w:val="bullet"/>
+      <w:lvlText w:val=""/>
+      <w:lvlJc w:val="left"/>
+      <w:pPr>
+        <w:tabs>
+          <w:tab w:val="num" w:pos="5040"/>
+        </w:tabs>
+        <w:ind w:left="5040" w:hanging="360"/>
+      </w:pPr>
+      <w:rPr>
+        <w:rFonts w:ascii="Wingdings" w:hAnsi="Wingdings" w:hint="default"/>
+        <w:sz w:val="20"/>
+      </w:rPr>
+    </w:lvl>
+    <w:lvl w:ilvl="7" w:tentative="1">
+      <w:start w:val="1"/>
+      <w:numFmt w:val="bullet"/>
+      <w:lvlText w:val=""/>
+      <w:lvlJc w:val="left"/>
+      <w:pPr>
+        <w:tabs>
+          <w:tab w:val="num" w:pos="5760"/>
+        </w:tabs>
+        <w:ind w:left="5760" w:hanging="360"/>
+      </w:pPr>
+      <w:rPr>
+        <w:rFonts w:ascii="Wingdings" w:hAnsi="Wingdings" w:hint="default"/>
+        <w:sz w:val="20"/>
+      </w:rPr>
+    </w:lvl>
+    <w:lvl w:ilvl="8" w:tentative="1">
+      <w:start w:val="1"/>
+      <w:numFmt w:val="bullet"/>
+      <w:lvlText w:val=""/>
+      <w:lvlJc w:val="left"/>
+      <w:pPr>
+        <w:tabs>
+          <w:tab w:val="num" w:pos="6480"/>
+        </w:tabs>
+        <w:ind w:left="6480" w:hanging="360"/>
+      </w:pPr>
+      <w:rPr>
+        <w:rFonts w:ascii="Wingdings" w:hAnsi="Wingdings" w:hint="default"/>
+        <w:sz w:val="20"/>
+      </w:rPr>
+    </w:lvl>
+  </w:abstractNum>
+  <w:abstractNum w:abstractNumId="21" w15:restartNumberingAfterBreak="0">
     <w:nsid w:val="7C6A439E"/>
     <w:multiLevelType w:val="multilevel"/>
     <w:tmpl w:val="733C285E"/>
@@ -5430,28 +10569,70 @@
     </w:lvl>
   </w:abstractNum>
   <w:num w:numId="1" w16cid:durableId="228347120">
+    <w:abstractNumId w:val="2"/>
+  </w:num>
+  <w:num w:numId="2" w16cid:durableId="133055">
+    <w:abstractNumId w:val="4"/>
+  </w:num>
+  <w:num w:numId="3" w16cid:durableId="1133985578">
+    <w:abstractNumId w:val="15"/>
+  </w:num>
+  <w:num w:numId="4" w16cid:durableId="257834087">
+    <w:abstractNumId w:val="17"/>
+  </w:num>
+  <w:num w:numId="5" w16cid:durableId="49617057">
+    <w:abstractNumId w:val="21"/>
+  </w:num>
+  <w:num w:numId="6" w16cid:durableId="1707869030">
+    <w:abstractNumId w:val="6"/>
+  </w:num>
+  <w:num w:numId="7" w16cid:durableId="379861874">
+    <w:abstractNumId w:val="13"/>
+  </w:num>
+  <w:num w:numId="8" w16cid:durableId="1957983354">
+    <w:abstractNumId w:val="10"/>
+  </w:num>
+  <w:num w:numId="9" w16cid:durableId="1197429034">
+    <w:abstractNumId w:val="11"/>
+  </w:num>
+  <w:num w:numId="10" w16cid:durableId="1798721715">
     <w:abstractNumId w:val="0"/>
   </w:num>
-  <w:num w:numId="2" w16cid:durableId="133055">
+  <w:num w:numId="11" w16cid:durableId="1008019729">
+    <w:abstractNumId w:val="5"/>
+  </w:num>
+  <w:num w:numId="12" w16cid:durableId="1972974158">
+    <w:abstractNumId w:val="9"/>
+  </w:num>
+  <w:num w:numId="13" w16cid:durableId="686636685">
+    <w:abstractNumId w:val="7"/>
+  </w:num>
+  <w:num w:numId="14" w16cid:durableId="1078670688">
+    <w:abstractNumId w:val="16"/>
+  </w:num>
+  <w:num w:numId="15" w16cid:durableId="1939369644">
+    <w:abstractNumId w:val="14"/>
+  </w:num>
+  <w:num w:numId="16" w16cid:durableId="1116872773">
+    <w:abstractNumId w:val="3"/>
+  </w:num>
+  <w:num w:numId="17" w16cid:durableId="580329895">
+    <w:abstractNumId w:val="8"/>
+  </w:num>
+  <w:num w:numId="18" w16cid:durableId="1953703533">
+    <w:abstractNumId w:val="19"/>
+  </w:num>
+  <w:num w:numId="19" w16cid:durableId="568535278">
+    <w:abstractNumId w:val="12"/>
+  </w:num>
+  <w:num w:numId="20" w16cid:durableId="9188231">
+    <w:abstractNumId w:val="18"/>
+  </w:num>
+  <w:num w:numId="21" w16cid:durableId="65349583">
     <w:abstractNumId w:val="1"/>
   </w:num>
-  <w:num w:numId="3" w16cid:durableId="1133985578">
-    <w:abstractNumId w:val="5"/>
-  </w:num>
-  <w:num w:numId="4" w16cid:durableId="257834087">
-    <w:abstractNumId w:val="6"/>
-  </w:num>
-  <w:num w:numId="5" w16cid:durableId="49617057">
-    <w:abstractNumId w:val="7"/>
-  </w:num>
-  <w:num w:numId="6" w16cid:durableId="1707869030">
-    <w:abstractNumId w:val="2"/>
-  </w:num>
-  <w:num w:numId="7" w16cid:durableId="379861874">
-    <w:abstractNumId w:val="4"/>
-  </w:num>
-  <w:num w:numId="8" w16cid:durableId="1957983354">
-    <w:abstractNumId w:val="3"/>
+  <w:num w:numId="22" w16cid:durableId="2056928118">
+    <w:abstractNumId w:val="20"/>
   </w:num>
 </w:numbering>
 </file>
@@ -6372,6 +11553,29 @@
       <w:spacing w:val="5"/>
     </w:rPr>
   </w:style>
+  <w:style w:type="character" w:styleId="Hyperlink">
+    <w:name w:val="Hyperlink"/>
+    <w:basedOn w:val="DefaultParagraphFont"/>
+    <w:uiPriority w:val="99"/>
+    <w:unhideWhenUsed/>
+    <w:rsid w:val="00B55AEC"/>
+    <w:rPr>
+      <w:color w:val="467886" w:themeColor="hyperlink"/>
+      <w:u w:val="single"/>
+    </w:rPr>
+  </w:style>
+  <w:style w:type="character" w:styleId="UnresolvedMention">
+    <w:name w:val="Unresolved Mention"/>
+    <w:basedOn w:val="DefaultParagraphFont"/>
+    <w:uiPriority w:val="99"/>
+    <w:semiHidden/>
+    <w:unhideWhenUsed/>
+    <w:rsid w:val="00B55AEC"/>
+    <w:rPr>
+      <w:color w:val="605E5C"/>
+      <w:shd w:val="clear" w:color="auto" w:fill="E1DFDD"/>
+    </w:rPr>
+  </w:style>
 </w:styles>
 </file>
 
